--- a/CV_for_MSc.docx
+++ b/CV_for_MSc.docx
@@ -258,7 +258,7 @@
           <w:iCs/>
           <w:color w:val="1D1C1D"/>
         </w:rPr>
-        <w:t xml:space="preserve">Under Review, Journal of Process Control.</w:t>
+        <w:t>Major Revision, Journal of Process Control.</w:t>
       </w:r>
     </w:p>
     <w:p>

--- a/CV_for_MSc.docx
+++ b/CV_for_MSc.docx
@@ -234,15 +234,7 @@
           <w:bCs/>
           <w:color w:val="1D1C1D"/>
         </w:rPr>
-        <w:t xml:space="preserve">A. Salkimbayev</w:t>
-      </w:r>
-      <w:r>
-        <w:rPr>
-          <w:b/>
-          <w:bCs/>
-          <w:color w:val="1D1C1D"/>
-        </w:rPr>
-        <w:t xml:space="preserve">. </w:t>
+        <w:t xml:space="preserve">A. Salkimbayev. </w:t>
       </w:r>
       <w:r>
         <w:rPr>
@@ -281,22 +273,14 @@
           <w:bCs/>
           <w:color w:val="1D1C1D"/>
         </w:rPr>
-        <w:t xml:space="preserve">A. Salkimbayev, K.S. Haider</w:t>
-      </w:r>
-      <w:r>
-        <w:rPr>
-          <w:b/>
-          <w:bCs/>
-          <w:color w:val="1D1C1D"/>
-        </w:rPr>
-        <w:t xml:space="preserve">. </w:t>
-      </w:r>
-      <w:r>
-        <w:rPr>
-          <w:bCs/>
-          <w:color w:val="1D1C1D"/>
-        </w:rPr>
-        <w:t xml:space="preserve">“Robust Adaptive Kolmogorov-Arnold Neural Control.” </w:t>
+        <w:t xml:space="preserve">A. Salkimbayev, K.S. Haider. </w:t>
+      </w:r>
+      <w:r>
+        <w:rPr>
+          <w:bCs/>
+          <w:color w:val="1D1C1D"/>
+        </w:rPr>
+        <w:t xml:space="preserve">“Robust Adaptive Kolmogorov–Arnold Neural Control.” </w:t>
       </w:r>
       <w:r>
         <w:rPr>
@@ -328,15 +312,7 @@
           <w:bCs/>
           <w:color w:val="1D1C1D"/>
         </w:rPr>
-        <w:t xml:space="preserve">A. Salkimbayev</w:t>
-      </w:r>
-      <w:r>
-        <w:rPr>
-          <w:b/>
-          <w:bCs/>
-          <w:color w:val="1D1C1D"/>
-        </w:rPr>
-        <w:t xml:space="preserve">. </w:t>
+        <w:t xml:space="preserve">A. Salkimbayev. </w:t>
       </w:r>
       <w:r>
         <w:rPr>
@@ -353,6 +329,45 @@
           <w:color w:val="1D1C1D"/>
         </w:rPr>
         <w:t xml:space="preserve">Expository article; preprint, 34 pp.</w:t>
+      </w:r>
+    </w:p>
+    <w:p>
+      <w:pPr>
+        <w:pStyle w:val="ListParagraph"/>
+        <w:numPr>
+          <w:ilvl w:val="0"/>
+          <w:numId w:val="9"/>
+        </w:numPr>
+        <w:spacing w:line="240" w:lineRule="auto"/>
+        <w:ind w:right="180"/>
+        <w:rPr>
+          <w:bCs/>
+          <w:color w:val="1D1C1D"/>
+        </w:rPr>
+      </w:pPr>
+      <w:r>
+        <w:rPr>
+          <w:b/>
+          <w:bCs/>
+          <w:color w:val="1D1C1D"/>
+        </w:rPr>
+        <w:t xml:space="preserve">A. Salkimbayev. </w:t>
+      </w:r>
+      <w:r>
+        <w:rPr>
+          <w:bCs/>
+          <w:color w:val="1D1C1D"/>
+        </w:rPr>
+        <w:t xml:space="preserve">“Rigidity of the Euler–Arnold Form under Energy-Preserving Deformation.” </w:t>
+      </w:r>
+      <w:r>
+        <w:rPr>
+          <w:bCs/>
+          <w:i/>
+          <w:iCs/>
+          <w:color w:val="1D1C1D"/>
+        </w:rPr>
+        <w:t xml:space="preserve">Preprint, September 2026; produced with substantial AI assistance under my direction, not yet independently reviewed.</w:t>
       </w:r>
     </w:p>
     <w:p>
@@ -552,7 +567,7 @@
         <w:rPr>
           <w:color w:val="1D1C1D"/>
         </w:rPr>
-        <w:t>Developed a learning-based adaptive control architecture combining Recursive Least Squares with symbolic Kolmogorov-Arnold Networks (KANs).</w:t>
+        <w:t>Developed a learning-based adaptive control architecture combining Recursive Least Squares with symbolic Kolmogorov–Arnold Networks (KANs).</w:t>
       </w:r>
     </w:p>
     <w:p>
@@ -682,7 +697,7 @@
         <w:rPr>
           <w:color w:val="1D1C1D"/>
         </w:rPr>
-        <w:t>Built a two-step symbolic read-out in which a Kolmogorov-Arnold Network (KAN) supplies only the monomial support and the coefficients are re-estimated by a convex quadratic program under affine negative-feedback constraints — eliminating a sign pathology present on up to 30% of the operating box for at most 0.2 percentage points of accuracy.</w:t>
+        <w:t>Built a two-step symbolic read-out in which a Kolmogorov–Arnold Network (KAN) supplies only the monomial support and the coefficients are re-estimated by a convex quadratic program under affine negative-feedback constraints — eliminating a sign pathology present on up to 30% of the operating box for at most 0.2 percentage points of accuracy.</w:t>
       </w:r>
     </w:p>
     <w:p>
@@ -1001,7 +1016,7 @@
         </w:rPr>
         <w:t xml:space="preserve"> </w:t>
         <w:br/>
-        <w:t xml:space="preserve">Kolmogorov-Arnold Networks, system identification, embedded SciML.</w:t>
+        <w:t xml:space="preserve">Kolmogorov–Arnold Networks, system identification, embedded SciML.</w:t>
         <w:br/>
         <w:br/>
       </w:r>

--- a/CV_for_MSc.docx
+++ b/CV_for_MSc.docx
@@ -367,7 +367,109 @@
           <w:iCs/>
           <w:color w:val="1D1C1D"/>
         </w:rPr>
-        <w:t xml:space="preserve">Preprint, September 2026; produced with substantial AI assistance under my direction, not yet independently reviewed.</w:t>
+        <w:t xml:space="preserve">Paper I of three; preprint, September 2026.</w:t>
+      </w:r>
+    </w:p>
+    <w:p>
+      <w:pPr>
+        <w:pStyle w:val="ListParagraph"/>
+        <w:numPr>
+          <w:ilvl w:val="0"/>
+          <w:numId w:val="9"/>
+        </w:numPr>
+        <w:spacing w:line="240" w:lineRule="auto"/>
+        <w:ind w:right="180"/>
+        <w:rPr>
+          <w:bCs/>
+          <w:color w:val="1D1C1D"/>
+        </w:rPr>
+      </w:pPr>
+      <w:r>
+        <w:rPr>
+          <w:b/>
+          <w:bCs/>
+          <w:color w:val="1D1C1D"/>
+        </w:rPr>
+        <w:t xml:space="preserve">A. Salkimbayev. </w:t>
+      </w:r>
+      <w:r>
+        <w:rPr>
+          <w:bCs/>
+          <w:color w:val="1D1C1D"/>
+        </w:rPr>
+        <w:t xml:space="preserve">“The Isotropic Directional Obstruction for Cascade Operators.” </w:t>
+      </w:r>
+      <w:r>
+        <w:rPr>
+          <w:bCs/>
+          <w:i/>
+          <w:iCs/>
+          <w:color w:val="1D1C1D"/>
+        </w:rPr>
+        <w:t xml:space="preserve">Paper II of three; preprint, September 2026.</w:t>
+      </w:r>
+    </w:p>
+    <w:p>
+      <w:pPr>
+        <w:pStyle w:val="ListParagraph"/>
+        <w:numPr>
+          <w:ilvl w:val="0"/>
+          <w:numId w:val="9"/>
+        </w:numPr>
+        <w:spacing w:line="240" w:lineRule="auto"/>
+        <w:ind w:right="180"/>
+        <w:rPr>
+          <w:bCs/>
+          <w:color w:val="1D1C1D"/>
+        </w:rPr>
+      </w:pPr>
+      <w:r>
+        <w:rPr>
+          <w:b/>
+          <w:bCs/>
+          <w:color w:val="1D1C1D"/>
+        </w:rPr>
+        <w:t xml:space="preserve">A. Salkimbayev. </w:t>
+      </w:r>
+      <w:r>
+        <w:rPr>
+          <w:bCs/>
+          <w:color w:val="1D1C1D"/>
+        </w:rPr>
+        <w:t xml:space="preserve">“Cross-Triad Rigidity for Cascade Operators.” </w:t>
+      </w:r>
+      <w:r>
+        <w:rPr>
+          <w:bCs/>
+          <w:i/>
+          <w:iCs/>
+          <w:color w:val="1D1C1D"/>
+        </w:rPr>
+        <w:t xml:space="preserve">Paper III of three; preprint, September 2026.</w:t>
+      </w:r>
+    </w:p>
+    <w:p>
+      <w:pPr>
+        <w:pStyle w:val="ListParagraph"/>
+        <w:numPr>
+          <w:ilvl w:val="0"/>
+          <w:numId w:val="9"/>
+        </w:numPr>
+        <w:spacing w:line="240" w:lineRule="auto"/>
+        <w:ind w:right="180"/>
+        <w:rPr>
+          <w:bCs/>
+          <w:color w:val="1D1C1D"/>
+        </w:rPr>
+      </w:pPr>
+      <w:r>
+        <w:rPr>
+          <w:bCs/>
+          <w:i/>
+          <w:iCs/>
+          <w:color w:val="1D1C1D"/>
+        </w:rPr>
+        <w:t xml:space="preserve">All three of the above were produced with substantial AI assistance under my direction; I am responsible for the contents. Not yet independently reviewed.</w:t>
       </w:r>
     </w:p>
     <w:p>

--- a/CV_for_MSc.docx
+++ b/CV_for_MSc.docx
@@ -367,7 +367,7 @@
           <w:iCs/>
           <w:color w:val="1D1C1D"/>
         </w:rPr>
-        <w:t xml:space="preserve">Paper I of three; preprint, September 2026.</w:t>
+        <w:t xml:space="preserve">Paper I of four; preprint, September 2026.</w:t>
       </w:r>
     </w:p>
     <w:p>
@@ -406,7 +406,7 @@
           <w:iCs/>
           <w:color w:val="1D1C1D"/>
         </w:rPr>
-        <w:t xml:space="preserve">Paper II of three; preprint, September 2026.</w:t>
+        <w:t xml:space="preserve">Paper II of four; preprint, September 2026.</w:t>
       </w:r>
     </w:p>
     <w:p>
@@ -445,7 +445,7 @@
           <w:iCs/>
           <w:color w:val="1D1C1D"/>
         </w:rPr>
-        <w:t xml:space="preserve">Paper III of three; preprint, September 2026.</w:t>
+        <w:t xml:space="preserve">Paper III of four; preprint, September 2026.</w:t>
       </w:r>
     </w:p>
     <w:p>
@@ -464,12 +464,51 @@
       </w:pPr>
       <w:r>
         <w:rPr>
+          <w:b/>
+          <w:bCs/>
+          <w:color w:val="1D1C1D"/>
+        </w:rPr>
+        <w:t xml:space="preserve">A. Salkimbayev. </w:t>
+      </w:r>
+      <w:r>
+        <w:rPr>
+          <w:bCs/>
+          <w:color w:val="1D1C1D"/>
+        </w:rPr>
+        <w:t xml:space="preserve">“Momentum Helicity Separates Cascade Operators from Euler–Arnold Operators.” </w:t>
+      </w:r>
+      <w:r>
+        <w:rPr>
           <w:bCs/>
           <w:i/>
           <w:iCs/>
           <w:color w:val="1D1C1D"/>
         </w:rPr>
-        <w:t xml:space="preserve">All three of the above were produced with substantial AI assistance under my direction; I am responsible for the contents. Not yet independently reviewed.</w:t>
+        <w:t xml:space="preserve">Paper IV of four; preprint, September 2026.</w:t>
+      </w:r>
+    </w:p>
+    <w:p>
+      <w:pPr>
+        <w:pStyle w:val="ListParagraph"/>
+        <w:numPr>
+          <w:ilvl w:val="0"/>
+          <w:numId w:val="9"/>
+        </w:numPr>
+        <w:spacing w:line="240" w:lineRule="auto"/>
+        <w:ind w:right="180"/>
+        <w:rPr>
+          <w:bCs/>
+          <w:color w:val="1D1C1D"/>
+        </w:rPr>
+      </w:pPr>
+      <w:r>
+        <w:rPr>
+          <w:bCs/>
+          <w:i/>
+          <w:iCs/>
+          <w:color w:val="1D1C1D"/>
+        </w:rPr>
+        <w:t xml:space="preserve">All four of the above were produced with substantial AI assistance under my direction; I am responsible for the contents. Not yet independently reviewed.</w:t>
       </w:r>
     </w:p>
     <w:p>

--- a/CV_for_MSc.docx
+++ b/CV_for_MSc.docx
@@ -367,7 +367,7 @@
           <w:iCs/>
           <w:color w:val="1D1C1D"/>
         </w:rPr>
-        <w:t xml:space="preserve">Paper I of four; preprint, September 2026.</w:t>
+        <w:t xml:space="preserve">Paper I of five; preprint, September 2026.</w:t>
       </w:r>
     </w:p>
     <w:p>
@@ -406,7 +406,7 @@
           <w:iCs/>
           <w:color w:val="1D1C1D"/>
         </w:rPr>
-        <w:t xml:space="preserve">Paper II of four; preprint, September 2026.</w:t>
+        <w:t xml:space="preserve">Paper II of five; preprint, September 2026.</w:t>
       </w:r>
     </w:p>
     <w:p>
@@ -445,7 +445,7 @@
           <w:iCs/>
           <w:color w:val="1D1C1D"/>
         </w:rPr>
-        <w:t xml:space="preserve">Paper III of four; preprint, September 2026.</w:t>
+        <w:t xml:space="preserve">Paper III of five; preprint, September 2026.</w:t>
       </w:r>
     </w:p>
     <w:p>
@@ -484,7 +484,7 @@
           <w:iCs/>
           <w:color w:val="1D1C1D"/>
         </w:rPr>
-        <w:t xml:space="preserve">Paper IV of four; preprint, September 2026.</w:t>
+        <w:t xml:space="preserve">Paper IV of five; preprint, September 2026.</w:t>
       </w:r>
     </w:p>
     <w:p>
@@ -503,12 +503,51 @@
       </w:pPr>
       <w:r>
         <w:rPr>
+          <w:b/>
+          <w:bCs/>
+          <w:color w:val="1D1C1D"/>
+        </w:rPr>
+        <w:t xml:space="preserve">A. Salkimbayev. </w:t>
+      </w:r>
+      <w:r>
+        <w:rPr>
+          <w:bCs/>
+          <w:color w:val="1D1C1D"/>
+        </w:rPr>
+        <w:t xml:space="preserve">“A Beale–Kato–Majda Criterion for Right-Invariant Hˢ Metrics on SDiff(T³).” </w:t>
+      </w:r>
+      <w:r>
+        <w:rPr>
           <w:bCs/>
           <w:i/>
           <w:iCs/>
           <w:color w:val="1D1C1D"/>
         </w:rPr>
-        <w:t xml:space="preserve">All four of the above were produced with substantial AI assistance under my direction; I am responsible for the contents. Not yet independently reviewed.</w:t>
+        <w:t xml:space="preserve">Paper V of five; preprint, September 2026.</w:t>
+      </w:r>
+    </w:p>
+    <w:p>
+      <w:pPr>
+        <w:pStyle w:val="ListParagraph"/>
+        <w:numPr>
+          <w:ilvl w:val="0"/>
+          <w:numId w:val="9"/>
+        </w:numPr>
+        <w:spacing w:line="240" w:lineRule="auto"/>
+        <w:ind w:right="180"/>
+        <w:rPr>
+          <w:bCs/>
+          <w:color w:val="1D1C1D"/>
+        </w:rPr>
+      </w:pPr>
+      <w:r>
+        <w:rPr>
+          <w:bCs/>
+          <w:i/>
+          <w:iCs/>
+          <w:color w:val="1D1C1D"/>
+        </w:rPr>
+        <w:t xml:space="preserve">All five of the above were produced with substantial AI assistance under my direction; I am responsible for the contents. Not yet independently reviewed.</w:t>
       </w:r>
     </w:p>
     <w:p>

--- a/CV_for_MSc.docx
+++ b/CV_for_MSc.docx
@@ -367,7 +367,7 @@
           <w:iCs/>
           <w:color w:val="1D1C1D"/>
         </w:rPr>
-        <w:t xml:space="preserve">Paper I of five; preprint, September 2026.</w:t>
+        <w:t xml:space="preserve">Paper I of eight; preprint, September 2026.</w:t>
       </w:r>
     </w:p>
     <w:p>
@@ -406,7 +406,7 @@
           <w:iCs/>
           <w:color w:val="1D1C1D"/>
         </w:rPr>
-        <w:t xml:space="preserve">Paper II of five; preprint, September 2026.</w:t>
+        <w:t xml:space="preserve">Paper II of eight; preprint, September 2026.</w:t>
       </w:r>
     </w:p>
     <w:p>
@@ -445,7 +445,7 @@
           <w:iCs/>
           <w:color w:val="1D1C1D"/>
         </w:rPr>
-        <w:t xml:space="preserve">Paper III of five; preprint, September 2026.</w:t>
+        <w:t xml:space="preserve">Paper III of eight; preprint, September 2026.</w:t>
       </w:r>
     </w:p>
     <w:p>
@@ -484,7 +484,7 @@
           <w:iCs/>
           <w:color w:val="1D1C1D"/>
         </w:rPr>
-        <w:t xml:space="preserve">Paper IV of five; preprint, September 2026.</w:t>
+        <w:t xml:space="preserve">Paper IV of eight; preprint, September 2026.</w:t>
       </w:r>
     </w:p>
     <w:p>
@@ -523,7 +523,7 @@
           <w:iCs/>
           <w:color w:val="1D1C1D"/>
         </w:rPr>
-        <w:t xml:space="preserve">Paper V of five; preprint, September 2026.</w:t>
+        <w:t xml:space="preserve">Paper V of eight; preprint, September 2026.</w:t>
       </w:r>
     </w:p>
     <w:p>
@@ -542,12 +542,129 @@
       </w:pPr>
       <w:r>
         <w:rPr>
+          <w:b/>
+          <w:bCs/>
+          <w:color w:val="1D1C1D"/>
+        </w:rPr>
+        <w:t xml:space="preserve">A. Salkimbayev. </w:t>
+      </w:r>
+      <w:r>
+        <w:rPr>
+          <w:bCs/>
+          <w:color w:val="1D1C1D"/>
+        </w:rPr>
+        <w:t xml:space="preserve">“Two-and-a-Half-Dimensional Flows of the Hˢ Euler–Arnold Equations: A Self-Gravitating Boussinesq System.” </w:t>
+      </w:r>
+      <w:r>
+        <w:rPr>
           <w:bCs/>
           <w:i/>
           <w:iCs/>
           <w:color w:val="1D1C1D"/>
         </w:rPr>
-        <w:t xml:space="preserve">All five of the above were produced with substantial AI assistance under my direction; I am responsible for the contents. Not yet independently reviewed.</w:t>
+        <w:t xml:space="preserve">Paper VI of eight; preprint, September 2026.</w:t>
+      </w:r>
+    </w:p>
+    <w:p>
+      <w:pPr>
+        <w:pStyle w:val="ListParagraph"/>
+        <w:numPr>
+          <w:ilvl w:val="0"/>
+          <w:numId w:val="9"/>
+        </w:numPr>
+        <w:spacing w:line="240" w:lineRule="auto"/>
+        <w:ind w:right="180"/>
+        <w:rPr>
+          <w:bCs/>
+          <w:color w:val="1D1C1D"/>
+        </w:rPr>
+      </w:pPr>
+      <w:r>
+        <w:rPr>
+          <w:b/>
+          <w:bCs/>
+          <w:color w:val="1D1C1D"/>
+        </w:rPr>
+        <w:t xml:space="preserve">A. Salkimbayev. </w:t>
+      </w:r>
+      <w:r>
+        <w:rPr>
+          <w:bCs/>
+          <w:color w:val="1D1C1D"/>
+        </w:rPr>
+        <w:t xml:space="preserve">“Axisymmetric Flows with Swirl of the Hˢ Euler–Arnold Equations: A Reduction, Two Thresholds, and a Missing Wall.” </w:t>
+      </w:r>
+      <w:r>
+        <w:rPr>
+          <w:bCs/>
+          <w:i/>
+          <w:iCs/>
+          <w:color w:val="1D1C1D"/>
+        </w:rPr>
+        <w:t xml:space="preserve">Paper VII of eight; preprint, September 2026.</w:t>
+      </w:r>
+    </w:p>
+    <w:p>
+      <w:pPr>
+        <w:pStyle w:val="ListParagraph"/>
+        <w:numPr>
+          <w:ilvl w:val="0"/>
+          <w:numId w:val="9"/>
+        </w:numPr>
+        <w:spacing w:line="240" w:lineRule="auto"/>
+        <w:ind w:right="180"/>
+        <w:rPr>
+          <w:bCs/>
+          <w:color w:val="1D1C1D"/>
+        </w:rPr>
+      </w:pPr>
+      <w:r>
+        <w:rPr>
+          <w:b/>
+          <w:bCs/>
+          <w:color w:val="1D1C1D"/>
+        </w:rPr>
+        <w:t xml:space="preserve">A. Salkimbayev. </w:t>
+      </w:r>
+      <w:r>
+        <w:rPr>
+          <w:bCs/>
+          <w:color w:val="1D1C1D"/>
+        </w:rPr>
+        <w:t xml:space="preserve">“A One-Dimensional Wall Model for the Hˢ Euler–Arnold Equations: Blowup Below s = 1/2, Regularity Above.” </w:t>
+      </w:r>
+      <w:r>
+        <w:rPr>
+          <w:bCs/>
+          <w:i/>
+          <w:iCs/>
+          <w:color w:val="1D1C1D"/>
+        </w:rPr>
+        <w:t xml:space="preserve">Paper VIII of eight; preprint, September 2026.</w:t>
+      </w:r>
+    </w:p>
+    <w:p>
+      <w:pPr>
+        <w:pStyle w:val="ListParagraph"/>
+        <w:numPr>
+          <w:ilvl w:val="0"/>
+          <w:numId w:val="9"/>
+        </w:numPr>
+        <w:spacing w:line="240" w:lineRule="auto"/>
+        <w:ind w:right="180"/>
+        <w:rPr>
+          <w:bCs/>
+          <w:color w:val="1D1C1D"/>
+        </w:rPr>
+      </w:pPr>
+      <w:r>
+        <w:rPr>
+          <w:bCs/>
+          <w:i/>
+          <w:iCs/>
+          <w:color w:val="1D1C1D"/>
+        </w:rPr>
+        <w:t xml:space="preserve">All eight of the above were produced with substantial AI assistance under my direction; I am responsible for the contents. Not yet independently reviewed.</w:t>
       </w:r>
     </w:p>
     <w:p>

--- a/CV_for_MSc.docx
+++ b/CV_for_MSc.docx
@@ -665,6 +665,264 @@
           <w:color w:val="1D1C1D"/>
         </w:rPr>
         <w:t xml:space="preserve">All eight of the above were produced with substantial AI assistance under my direction; I am responsible for the contents. Not yet independently reviewed.</w:t>
+      </w:r>
+    </w:p>
+    <w:p>
+      <w:pPr>
+        <w:pStyle w:val="ListParagraph"/>
+        <w:numPr>
+          <w:ilvl w:val="0"/>
+          <w:numId w:val="9"/>
+        </w:numPr>
+        <w:spacing w:line="240" w:lineRule="auto"/>
+        <w:ind w:right="180"/>
+        <w:rPr>
+          <w:bCs/>
+          <w:color w:val="1D1C1D"/>
+        </w:rPr>
+      </w:pPr>
+      <w:r>
+        <w:rPr>
+          <w:b/>
+          <w:bCs/>
+          <w:color w:val="1D1C1D"/>
+        </w:rPr>
+        <w:t xml:space="preserve">A. Salkimbayev. </w:t>
+      </w:r>
+      <w:r>
+        <w:rPr>
+          <w:bCs/>
+          <w:color w:val="1D1C1D"/>
+        </w:rPr>
+        <w:t xml:space="preserve">“Eight Conditions on the Missing Estimate for the Three-Dimensional Navier–Stokes Equations.” </w:t>
+      </w:r>
+      <w:r>
+        <w:rPr>
+          <w:bCs/>
+          <w:i/>
+          <w:iCs/>
+          <w:color w:val="1D1C1D"/>
+        </w:rPr>
+        <w:t xml:space="preserve">Note; preprint, September 2026.</w:t>
+      </w:r>
+    </w:p>
+    <w:p>
+      <w:pPr>
+        <w:pStyle w:val="ListParagraph"/>
+        <w:numPr>
+          <w:ilvl w:val="0"/>
+          <w:numId w:val="9"/>
+        </w:numPr>
+        <w:spacing w:line="240" w:lineRule="auto"/>
+        <w:ind w:right="180"/>
+        <w:rPr>
+          <w:bCs/>
+          <w:color w:val="1D1C1D"/>
+        </w:rPr>
+      </w:pPr>
+      <w:r>
+        <w:rPr>
+          <w:b/>
+          <w:bCs/>
+          <w:color w:val="1D1C1D"/>
+        </w:rPr>
+        <w:t xml:space="preserve">A. Salkimbayev. </w:t>
+      </w:r>
+      <w:r>
+        <w:rPr>
+          <w:bCs/>
+          <w:color w:val="1D1C1D"/>
+        </w:rPr>
+        <w:t xml:space="preserve">“Transport and the Supercriticality Gap in 3D Navier–Stokes, I.” </w:t>
+      </w:r>
+      <w:r>
+        <w:rPr>
+          <w:bCs/>
+          <w:i/>
+          <w:iCs/>
+          <w:color w:val="1D1C1D"/>
+        </w:rPr>
+        <w:t xml:space="preserve">Part I of four; preprint, September 2026.</w:t>
+      </w:r>
+    </w:p>
+    <w:p>
+      <w:pPr>
+        <w:pStyle w:val="ListParagraph"/>
+        <w:numPr>
+          <w:ilvl w:val="0"/>
+          <w:numId w:val="9"/>
+        </w:numPr>
+        <w:spacing w:line="240" w:lineRule="auto"/>
+        <w:ind w:right="180"/>
+        <w:rPr>
+          <w:bCs/>
+          <w:color w:val="1D1C1D"/>
+        </w:rPr>
+      </w:pPr>
+      <w:r>
+        <w:rPr>
+          <w:b/>
+          <w:bCs/>
+          <w:color w:val="1D1C1D"/>
+        </w:rPr>
+        <w:t xml:space="preserve">A. Salkimbayev. </w:t>
+      </w:r>
+      <w:r>
+        <w:rPr>
+          <w:bCs/>
+          <w:color w:val="1D1C1D"/>
+        </w:rPr>
+        <w:t xml:space="preserve">“Transport and the Supercriticality Gap in 3D Navier–Stokes, II: The Flow Map.” </w:t>
+      </w:r>
+      <w:r>
+        <w:rPr>
+          <w:bCs/>
+          <w:i/>
+          <w:iCs/>
+          <w:color w:val="1D1C1D"/>
+        </w:rPr>
+        <w:t xml:space="preserve">Part II of four; preprint, September 2026.</w:t>
+      </w:r>
+    </w:p>
+    <w:p>
+      <w:pPr>
+        <w:pStyle w:val="ListParagraph"/>
+        <w:numPr>
+          <w:ilvl w:val="0"/>
+          <w:numId w:val="9"/>
+        </w:numPr>
+        <w:spacing w:line="240" w:lineRule="auto"/>
+        <w:ind w:right="180"/>
+        <w:rPr>
+          <w:bCs/>
+          <w:color w:val="1D1C1D"/>
+        </w:rPr>
+      </w:pPr>
+      <w:r>
+        <w:rPr>
+          <w:b/>
+          <w:bCs/>
+          <w:color w:val="1D1C1D"/>
+        </w:rPr>
+        <w:t xml:space="preserve">A. Salkimbayev. </w:t>
+      </w:r>
+      <w:r>
+        <w:rPr>
+          <w:bCs/>
+          <w:color w:val="1D1C1D"/>
+        </w:rPr>
+        <w:t xml:space="preserve">“Transport and the Supercriticality Gap in 3D Navier–Stokes, III: The Ledger.” </w:t>
+      </w:r>
+      <w:r>
+        <w:rPr>
+          <w:bCs/>
+          <w:i/>
+          <w:iCs/>
+          <w:color w:val="1D1C1D"/>
+        </w:rPr>
+        <w:t xml:space="preserve">Part III of four; preprint, September 2026.</w:t>
+      </w:r>
+    </w:p>
+    <w:p>
+      <w:pPr>
+        <w:pStyle w:val="ListParagraph"/>
+        <w:numPr>
+          <w:ilvl w:val="0"/>
+          <w:numId w:val="9"/>
+        </w:numPr>
+        <w:spacing w:line="240" w:lineRule="auto"/>
+        <w:ind w:right="180"/>
+        <w:rPr>
+          <w:bCs/>
+          <w:color w:val="1D1C1D"/>
+        </w:rPr>
+      </w:pPr>
+      <w:r>
+        <w:rPr>
+          <w:b/>
+          <w:bCs/>
+          <w:color w:val="1D1C1D"/>
+        </w:rPr>
+        <w:t xml:space="preserve">A. Salkimbayev. </w:t>
+      </w:r>
+      <w:r>
+        <w:rPr>
+          <w:bCs/>
+          <w:color w:val="1D1C1D"/>
+        </w:rPr>
+        <w:t xml:space="preserve">“Transport and the Supercriticality Gap in 3D Navier–Stokes, IV: Events.” </w:t>
+      </w:r>
+      <w:r>
+        <w:rPr>
+          <w:bCs/>
+          <w:i/>
+          <w:iCs/>
+          <w:color w:val="1D1C1D"/>
+        </w:rPr>
+        <w:t xml:space="preserve">Part IV of four; preprint, September 2026.</w:t>
+      </w:r>
+    </w:p>
+    <w:p>
+      <w:pPr>
+        <w:pStyle w:val="ListParagraph"/>
+        <w:numPr>
+          <w:ilvl w:val="0"/>
+          <w:numId w:val="9"/>
+        </w:numPr>
+        <w:spacing w:line="240" w:lineRule="auto"/>
+        <w:ind w:right="180"/>
+        <w:rPr>
+          <w:bCs/>
+          <w:color w:val="1D1C1D"/>
+        </w:rPr>
+      </w:pPr>
+      <w:r>
+        <w:rPr>
+          <w:b/>
+          <w:bCs/>
+          <w:color w:val="1D1C1D"/>
+        </w:rPr>
+        <w:t xml:space="preserve">A. Salkimbayev. </w:t>
+      </w:r>
+      <w:r>
+        <w:rPr>
+          <w:bCs/>
+          <w:color w:val="1D1C1D"/>
+        </w:rPr>
+        <w:t xml:space="preserve">“What Must Be Conserved: Thirteen Conditions on the Missing Quantity for the Three-Dimensional Navier–Stokes Equations.” </w:t>
+      </w:r>
+      <w:r>
+        <w:rPr>
+          <w:bCs/>
+          <w:i/>
+          <w:iCs/>
+          <w:color w:val="1D1C1D"/>
+        </w:rPr>
+        <w:t xml:space="preserve">Note; preprint, September 2026.</w:t>
+      </w:r>
+    </w:p>
+    <w:p>
+      <w:pPr>
+        <w:pStyle w:val="ListParagraph"/>
+        <w:numPr>
+          <w:ilvl w:val="0"/>
+          <w:numId w:val="9"/>
+        </w:numPr>
+        <w:spacing w:line="240" w:lineRule="auto"/>
+        <w:ind w:right="180"/>
+        <w:rPr>
+          <w:bCs/>
+          <w:color w:val="1D1C1D"/>
+        </w:rPr>
+      </w:pPr>
+      <w:r>
+        <w:rPr>
+          <w:bCs/>
+          <w:i/>
+          <w:iCs/>
+          <w:color w:val="1D1C1D"/>
+        </w:rPr>
+        <w:t xml:space="preserve">The six entries from “Eight Conditions” on form a second program, on transport and the supercriticality gap in 3D Navier–Stokes; none of them resolves the regularity problem, and each says so. All six were produced with substantial AI assistance under my direction; I am responsible for the contents. Not yet independently reviewed.</w:t>
       </w:r>
     </w:p>
     <w:p>

--- a/CV_for_MSc.docx
+++ b/CV_for_MSc.docx
@@ -96,6 +96,8 @@
         <w:ind w:left="180" w:right="180"/>
         <w:jc w:val="center"/>
         <w:rPr>
+          <w:sz w:val="12"/>
+          <w:szCs w:val="12"/>
           <w:color w:val="1D1C1D"/>
         </w:rPr>
       </w:pPr>
@@ -922,14 +924,16 @@
           <w:iCs/>
           <w:color w:val="1D1C1D"/>
         </w:rPr>
-        <w:t xml:space="preserve">The six entries from “Eight Conditions” on form a second program, on transport and the supercriticality gap in 3D Navier–Stokes; none of them resolves the regularity problem, and each says so. All six were produced with substantial AI assistance under my direction; I am responsible for the contents. Not yet independently reviewed.</w:t>
-      </w:r>
-    </w:p>
-    <w:p>
-      <w:pPr>
-        <w:spacing w:line="240" w:lineRule="auto"/>
-        <w:ind w:right="180"/>
-        <w:rPr>
+        <w:t xml:space="preserve">The six entries from “Eight Conditions” on are a second program, on transport in 3D Navier–Stokes; none resolves the regularity problem. Also produced with substantial AI assistance under my direction; not yet independently reviewed.</w:t>
+      </w:r>
+    </w:p>
+    <w:p>
+      <w:pPr>
+        <w:spacing w:line="240" w:lineRule="auto"/>
+        <w:ind w:right="180"/>
+        <w:rPr>
+          <w:sz w:val="12"/>
+          <w:szCs w:val="12"/>
           <w:b/>
           <w:color w:val="1D1C1D"/>
         </w:rPr>
@@ -975,6 +979,8 @@
         <w:spacing w:line="240" w:lineRule="auto"/>
         <w:ind w:right="180"/>
         <w:rPr>
+          <w:sz w:val="12"/>
+          <w:szCs w:val="12"/>
           <w:b/>
           <w:bCs/>
           <w:color w:val="1D1C1D"/>
@@ -1076,6 +1082,8 @@
         <w:spacing w:line="240" w:lineRule="auto"/>
         <w:ind w:right="180"/>
         <w:rPr>
+          <w:sz w:val="12"/>
+          <w:szCs w:val="12"/>
           <w:color w:val="1D1C1D"/>
           <w:lang w:val="en-US"/>
         </w:rPr>
@@ -1172,6 +1180,8 @@
         <w:spacing w:line="240" w:lineRule="auto"/>
         <w:ind w:right="180"/>
         <w:rPr>
+          <w:sz w:val="12"/>
+          <w:szCs w:val="12"/>
           <w:color w:val="1D1C1D"/>
           <w:lang w:val="en-US"/>
         </w:rPr>
@@ -1282,6 +1292,8 @@
         <w:spacing w:line="240" w:lineRule="auto"/>
         <w:ind w:right="180"/>
         <w:rPr>
+          <w:sz w:val="12"/>
+          <w:szCs w:val="12"/>
           <w:color w:val="1D1C1D"/>
         </w:rPr>
       </w:pPr>
@@ -1490,6 +1502,8 @@
         <w:spacing w:line="240" w:lineRule="auto"/>
         <w:ind w:right="180"/>
         <w:rPr>
+          <w:sz w:val="12"/>
+          <w:szCs w:val="12"/>
           <w:b/>
           <w:bCs/>
           <w:color w:val="1D1C1D"/>
@@ -1531,7 +1545,6 @@
           <w:color w:val="1D1C1D"/>
         </w:rPr>
         <w:t xml:space="preserve">Mathematics &amp; Control Systems: </w:t>
-        <w:br/>
       </w:r>
       <w:r>
         <w:rPr>
@@ -1545,6 +1558,8 @@
         <w:spacing w:line="240" w:lineRule="auto"/>
         <w:ind w:right="180"/>
         <w:rPr>
+          <w:sz w:val="12"/>
+          <w:szCs w:val="12"/>
           <w:color w:val="1D1C1D"/>
         </w:rPr>
       </w:pPr>
@@ -1570,7 +1585,6 @@
           <w:color w:val="1D1C1D"/>
         </w:rPr>
         <w:t xml:space="preserve"> </w:t>
-        <w:br/>
         <w:t xml:space="preserve">Kolmogorov–Arnold Networks, system identification, embedded SciML.</w:t>
         <w:br/>
         <w:br/>
@@ -1595,15 +1609,8 @@
         <w:spacing w:line="240" w:lineRule="auto"/>
         <w:ind w:right="180"/>
         <w:rPr>
-          <w:color w:val="1D1C1D"/>
-        </w:rPr>
-      </w:pPr>
-    </w:p>
-    <w:p>
-      <w:pPr>
-        <w:spacing w:line="240" w:lineRule="auto"/>
-        <w:ind w:right="180"/>
-        <w:rPr>
+          <w:sz w:val="12"/>
+          <w:szCs w:val="12"/>
           <w:color w:val="1D1C1D"/>
         </w:rPr>
       </w:pPr>
@@ -1616,7 +1623,7 @@
       <w:headerReference w:type="first" r:id="rId14"/>
       <w:footerReference w:type="first" r:id="rId15"/>
       <w:pgSz w:w="12240" w:h="15840"/>
-      <w:pgMar w:top="1008" w:right="1008" w:bottom="1008" w:left="1008" w:header="720" w:footer="720" w:gutter="0"/>
+      <w:pgMar w:top="864" w:right="864" w:bottom="864" w:left="864" w:header="720" w:footer="720" w:gutter="0"/>
       <w:pgNumType w:start="1"/>
       <w:cols w:space="720"/>
     </w:sectPr>
@@ -3746,8 +3753,8 @@
     <w:rPr>
       <w:rFonts w:ascii="Arial" w:eastAsia="Arial" w:hAnsi="Arial" w:cs="Arial"/>
       <w:kern w:val="0"/>
-      <w:sz w:val="22"/>
-      <w:szCs w:val="22"/>
+      <w:sz w:val="21"/>
+      <w:szCs w:val="21"/>
       <w:lang w:val="en"/>
       <w14:ligatures w14:val="none"/>
     </w:rPr>

--- a/CV_for_MSc.docx
+++ b/CV_for_MSc.docx
@@ -96,9 +96,9 @@
         <w:ind w:left="180" w:right="180"/>
         <w:jc w:val="center"/>
         <w:rPr>
+          <w:color w:val="1D1C1D"/>
           <w:sz w:val="12"/>
           <w:szCs w:val="12"/>
-          <w:color w:val="1D1C1D"/>
         </w:rPr>
       </w:pPr>
     </w:p>
@@ -109,12 +109,16 @@
         <w:rPr>
           <w:b/>
           <w:color w:val="1D1C1D"/>
+          <w:sz w:val="20"/>
+          <w:szCs w:val="20"/>
         </w:rPr>
       </w:pPr>
       <w:r>
         <w:rPr>
           <w:b/>
           <w:color w:val="1D1C1D"/>
+          <w:sz w:val="20"/>
+          <w:szCs w:val="20"/>
         </w:rPr>
         <w:t>EDUCATION</w:t>
       </w:r>
@@ -125,6 +129,8 @@
         <w:ind w:right="180"/>
         <w:rPr>
           <w:color w:val="1D1C1D"/>
+          <w:sz w:val="20"/>
+          <w:szCs w:val="20"/>
         </w:rPr>
       </w:pPr>
       <w:r>
@@ -132,13 +138,26 @@
           <w:b/>
           <w:bCs/>
           <w:color w:val="1D1C1D"/>
+          <w:sz w:val="20"/>
+          <w:szCs w:val="20"/>
         </w:rPr>
         <w:t>Kazakh-British Technical University (KBTU)</w:t>
+      </w:r>
+      <w:r>
+        <w:rPr>
+          <w:b/>
+          <w:bCs/>
+          <w:color w:val="1D1C1D"/>
+          <w:sz w:val="20"/>
+          <w:szCs w:val="20"/>
+        </w:rPr>
         <w:br/>
       </w:r>
       <w:r>
         <w:rPr>
           <w:color w:val="1D1C1D"/>
+          <w:sz w:val="20"/>
+          <w:szCs w:val="20"/>
         </w:rPr>
         <w:t>B.Sc. in Automation and Control | GPA: 3.58 | Aug 2023 – July 2027 (Expected)</w:t>
       </w:r>
@@ -154,6 +173,8 @@
         <w:ind w:right="180"/>
         <w:rPr>
           <w:color w:val="1D1C1D"/>
+          <w:sz w:val="20"/>
+          <w:szCs w:val="20"/>
         </w:rPr>
       </w:pPr>
       <w:r>
@@ -161,12 +182,16 @@
           <w:b/>
           <w:bCs/>
           <w:color w:val="1D1C1D"/>
+          <w:sz w:val="20"/>
+          <w:szCs w:val="20"/>
         </w:rPr>
         <w:t xml:space="preserve">Relevant Coursework: </w:t>
       </w:r>
       <w:r>
         <w:rPr>
           <w:color w:val="1D1C1D"/>
+          <w:sz w:val="20"/>
+          <w:szCs w:val="20"/>
         </w:rPr>
         <w:t>Linear Algebra for Engineers, Differential Equations, Calculus of Complex Variables</w:t>
       </w:r>
@@ -182,6 +207,8 @@
         <w:ind w:right="180"/>
         <w:rPr>
           <w:color w:val="1D1C1D"/>
+          <w:sz w:val="20"/>
+          <w:szCs w:val="20"/>
         </w:rPr>
       </w:pPr>
       <w:r>
@@ -189,12 +216,16 @@
           <w:b/>
           <w:bCs/>
           <w:color w:val="1D1C1D"/>
+          <w:sz w:val="20"/>
+          <w:szCs w:val="20"/>
         </w:rPr>
         <w:t>Military Department:</w:t>
       </w:r>
       <w:r>
         <w:rPr>
           <w:color w:val="1D1C1D"/>
+          <w:sz w:val="20"/>
+          <w:szCs w:val="20"/>
         </w:rPr>
         <w:t xml:space="preserve"> Sergeant of the Reserve (Completed June 2025).</w:t>
       </w:r>
@@ -205,13 +236,69 @@
         <w:ind w:right="180"/>
         <w:rPr>
           <w:b/>
-          <w:color w:val="1D1C1D"/>
+          <w:bCs/>
+          <w:color w:val="1D1C1D"/>
+          <w:sz w:val="20"/>
+          <w:szCs w:val="20"/>
         </w:rPr>
       </w:pPr>
       <w:r>
         <w:rPr>
           <w:b/>
-          <w:color w:val="1D1C1D"/>
+          <w:bCs/>
+          <w:color w:val="1D1C1D"/>
+          <w:sz w:val="20"/>
+          <w:szCs w:val="20"/>
+        </w:rPr>
+        <w:t>LANGUAGE PROFICIENCY</w:t>
+      </w:r>
+    </w:p>
+    <w:p>
+      <w:pPr>
+        <w:spacing w:before="180" w:after="180" w:line="240" w:lineRule="auto"/>
+        <w:ind w:right="180"/>
+        <w:rPr>
+          <w:color w:val="1D1C1D"/>
+          <w:sz w:val="20"/>
+          <w:szCs w:val="20"/>
+        </w:rPr>
+      </w:pPr>
+      <w:r>
+        <w:rPr>
+          <w:b/>
+          <w:bCs/>
+          <w:color w:val="1D1C1D"/>
+          <w:sz w:val="20"/>
+          <w:szCs w:val="20"/>
+        </w:rPr>
+        <w:t xml:space="preserve">IELTS Academic: </w:t>
+      </w:r>
+      <w:r>
+        <w:rPr>
+          <w:color w:val="1D1C1D"/>
+          <w:sz w:val="20"/>
+          <w:szCs w:val="20"/>
+        </w:rPr>
+        <w:t xml:space="preserve">8.0 | Issued Sep 2026 </w:t>
+      </w:r>
+    </w:p>
+    <w:p>
+      <w:pPr>
+        <w:spacing w:before="180" w:after="180" w:line="240" w:lineRule="auto"/>
+        <w:ind w:right="180"/>
+        <w:rPr>
+          <w:b/>
+          <w:color w:val="1D1C1D"/>
+          <w:sz w:val="20"/>
+          <w:szCs w:val="20"/>
+        </w:rPr>
+      </w:pPr>
+      <w:r>
+        <w:rPr>
+          <w:b/>
+          <w:color w:val="1D1C1D"/>
+          <w:sz w:val="20"/>
+          <w:szCs w:val="20"/>
         </w:rPr>
         <w:t>PUBLICATIONS AND PREPRINTS</w:t>
       </w:r>
@@ -228,6 +315,8 @@
         <w:rPr>
           <w:bCs/>
           <w:color w:val="1D1C1D"/>
+          <w:sz w:val="20"/>
+          <w:szCs w:val="20"/>
         </w:rPr>
       </w:pPr>
       <w:r>
@@ -235,6 +324,8 @@
           <w:b/>
           <w:bCs/>
           <w:color w:val="1D1C1D"/>
+          <w:sz w:val="20"/>
+          <w:szCs w:val="20"/>
         </w:rPr>
         <w:t xml:space="preserve">A. Salkimbayev. </w:t>
       </w:r>
@@ -242,6 +333,8 @@
         <w:rPr>
           <w:bCs/>
           <w:color w:val="1D1C1D"/>
+          <w:sz w:val="20"/>
+          <w:szCs w:val="20"/>
         </w:rPr>
         <w:t xml:space="preserve">“Certifiable Approximation of Model Predictive Control Laws: A Shape-Constrained Polynomial Read-Out.” </w:t>
       </w:r>
@@ -251,6 +344,8 @@
           <w:i/>
           <w:iCs/>
           <w:color w:val="1D1C1D"/>
+          <w:sz w:val="20"/>
+          <w:szCs w:val="20"/>
         </w:rPr>
         <w:t>Major Revision, Journal of Process Control.</w:t>
       </w:r>
@@ -267,6 +362,8 @@
         <w:rPr>
           <w:bCs/>
           <w:color w:val="1D1C1D"/>
+          <w:sz w:val="20"/>
+          <w:szCs w:val="20"/>
         </w:rPr>
       </w:pPr>
       <w:r>
@@ -274,6 +371,8 @@
           <w:b/>
           <w:bCs/>
           <w:color w:val="1D1C1D"/>
+          <w:sz w:val="20"/>
+          <w:szCs w:val="20"/>
         </w:rPr>
         <w:t xml:space="preserve">A. Salkimbayev, K.S. Haider. </w:t>
       </w:r>
@@ -281,6 +380,8 @@
         <w:rPr>
           <w:bCs/>
           <w:color w:val="1D1C1D"/>
+          <w:sz w:val="20"/>
+          <w:szCs w:val="20"/>
         </w:rPr>
         <w:t xml:space="preserve">“Robust Adaptive Kolmogorov–Arnold Neural Control.” </w:t>
       </w:r>
@@ -290,8 +391,10 @@
           <w:i/>
           <w:iCs/>
           <w:color w:val="1D1C1D"/>
-        </w:rPr>
-        <w:t xml:space="preserve">Under Review, International Journal of Adaptive Control and Signal Processing.</w:t>
+          <w:sz w:val="20"/>
+          <w:szCs w:val="20"/>
+        </w:rPr>
+        <w:t>Under Review, International Journal of Adaptive Control and Signal Processing.</w:t>
       </w:r>
     </w:p>
     <w:p>
@@ -306,6 +409,8 @@
         <w:rPr>
           <w:bCs/>
           <w:color w:val="1D1C1D"/>
+          <w:sz w:val="20"/>
+          <w:szCs w:val="20"/>
         </w:rPr>
       </w:pPr>
       <w:r>
@@ -313,6 +418,8 @@
           <w:b/>
           <w:bCs/>
           <w:color w:val="1D1C1D"/>
+          <w:sz w:val="20"/>
+          <w:szCs w:val="20"/>
         </w:rPr>
         <w:t xml:space="preserve">A. Salkimbayev. </w:t>
       </w:r>
@@ -320,6 +427,8 @@
         <w:rPr>
           <w:bCs/>
           <w:color w:val="1D1C1D"/>
+          <w:sz w:val="20"/>
+          <w:szCs w:val="20"/>
         </w:rPr>
         <w:t xml:space="preserve">“Leray–Hopf Weak Solutions of the 2D Navier–Stokes Equations on the Torus: An Expository Construction.” </w:t>
       </w:r>
@@ -329,8 +438,10 @@
           <w:i/>
           <w:iCs/>
           <w:color w:val="1D1C1D"/>
-        </w:rPr>
-        <w:t xml:space="preserve">Expository article; preprint, 34 pp.</w:t>
+          <w:sz w:val="20"/>
+          <w:szCs w:val="20"/>
+        </w:rPr>
+        <w:t>Expository article; preprint, 34 pp.</w:t>
       </w:r>
     </w:p>
     <w:p>
@@ -345,6 +456,8 @@
         <w:rPr>
           <w:bCs/>
           <w:color w:val="1D1C1D"/>
+          <w:sz w:val="20"/>
+          <w:szCs w:val="20"/>
         </w:rPr>
       </w:pPr>
       <w:r>
@@ -352,6 +465,8 @@
           <w:b/>
           <w:bCs/>
           <w:color w:val="1D1C1D"/>
+          <w:sz w:val="20"/>
+          <w:szCs w:val="20"/>
         </w:rPr>
         <w:t xml:space="preserve">A. Salkimbayev. </w:t>
       </w:r>
@@ -359,6 +474,8 @@
         <w:rPr>
           <w:bCs/>
           <w:color w:val="1D1C1D"/>
+          <w:sz w:val="20"/>
+          <w:szCs w:val="20"/>
         </w:rPr>
         <w:t xml:space="preserve">“Rigidity of the Euler–Arnold Form under Energy-Preserving Deformation.” </w:t>
       </w:r>
@@ -368,8 +485,10 @@
           <w:i/>
           <w:iCs/>
           <w:color w:val="1D1C1D"/>
-        </w:rPr>
-        <w:t xml:space="preserve">Paper I of eight; preprint, September 2026.</w:t>
+          <w:sz w:val="20"/>
+          <w:szCs w:val="20"/>
+        </w:rPr>
+        <w:t>Paper I of eight; preprint, September 2026.</w:t>
       </w:r>
     </w:p>
     <w:p>
@@ -384,6 +503,8 @@
         <w:rPr>
           <w:bCs/>
           <w:color w:val="1D1C1D"/>
+          <w:sz w:val="20"/>
+          <w:szCs w:val="20"/>
         </w:rPr>
       </w:pPr>
       <w:r>
@@ -391,6 +512,8 @@
           <w:b/>
           <w:bCs/>
           <w:color w:val="1D1C1D"/>
+          <w:sz w:val="20"/>
+          <w:szCs w:val="20"/>
         </w:rPr>
         <w:t xml:space="preserve">A. Salkimbayev. </w:t>
       </w:r>
@@ -398,6 +521,8 @@
         <w:rPr>
           <w:bCs/>
           <w:color w:val="1D1C1D"/>
+          <w:sz w:val="20"/>
+          <w:szCs w:val="20"/>
         </w:rPr>
         <w:t xml:space="preserve">“The Isotropic Directional Obstruction for Cascade Operators.” </w:t>
       </w:r>
@@ -407,8 +532,10 @@
           <w:i/>
           <w:iCs/>
           <w:color w:val="1D1C1D"/>
-        </w:rPr>
-        <w:t xml:space="preserve">Paper II of eight; preprint, September 2026.</w:t>
+          <w:sz w:val="20"/>
+          <w:szCs w:val="20"/>
+        </w:rPr>
+        <w:t>Paper II of eight; preprint, September 2026.</w:t>
       </w:r>
     </w:p>
     <w:p>
@@ -423,6 +550,8 @@
         <w:rPr>
           <w:bCs/>
           <w:color w:val="1D1C1D"/>
+          <w:sz w:val="20"/>
+          <w:szCs w:val="20"/>
         </w:rPr>
       </w:pPr>
       <w:r>
@@ -430,6 +559,8 @@
           <w:b/>
           <w:bCs/>
           <w:color w:val="1D1C1D"/>
+          <w:sz w:val="20"/>
+          <w:szCs w:val="20"/>
         </w:rPr>
         <w:t xml:space="preserve">A. Salkimbayev. </w:t>
       </w:r>
@@ -437,6 +568,8 @@
         <w:rPr>
           <w:bCs/>
           <w:color w:val="1D1C1D"/>
+          <w:sz w:val="20"/>
+          <w:szCs w:val="20"/>
         </w:rPr>
         <w:t xml:space="preserve">“Cross-Triad Rigidity for Cascade Operators.” </w:t>
       </w:r>
@@ -446,8 +579,10 @@
           <w:i/>
           <w:iCs/>
           <w:color w:val="1D1C1D"/>
-        </w:rPr>
-        <w:t xml:space="preserve">Paper III of eight; preprint, September 2026.</w:t>
+          <w:sz w:val="20"/>
+          <w:szCs w:val="20"/>
+        </w:rPr>
+        <w:t>Paper III of eight; preprint, September 2026.</w:t>
       </w:r>
     </w:p>
     <w:p>
@@ -462,6 +597,8 @@
         <w:rPr>
           <w:bCs/>
           <w:color w:val="1D1C1D"/>
+          <w:sz w:val="20"/>
+          <w:szCs w:val="20"/>
         </w:rPr>
       </w:pPr>
       <w:r>
@@ -469,6 +606,8 @@
           <w:b/>
           <w:bCs/>
           <w:color w:val="1D1C1D"/>
+          <w:sz w:val="20"/>
+          <w:szCs w:val="20"/>
         </w:rPr>
         <w:t xml:space="preserve">A. Salkimbayev. </w:t>
       </w:r>
@@ -476,6 +615,8 @@
         <w:rPr>
           <w:bCs/>
           <w:color w:val="1D1C1D"/>
+          <w:sz w:val="20"/>
+          <w:szCs w:val="20"/>
         </w:rPr>
         <w:t xml:space="preserve">“Momentum Helicity Separates Cascade Operators from Euler–Arnold Operators.” </w:t>
       </w:r>
@@ -485,8 +626,10 @@
           <w:i/>
           <w:iCs/>
           <w:color w:val="1D1C1D"/>
-        </w:rPr>
-        <w:t xml:space="preserve">Paper IV of eight; preprint, September 2026.</w:t>
+          <w:sz w:val="20"/>
+          <w:szCs w:val="20"/>
+        </w:rPr>
+        <w:t>Paper IV of eight; preprint, September 2026.</w:t>
       </w:r>
     </w:p>
     <w:p>
@@ -501,6 +644,8 @@
         <w:rPr>
           <w:bCs/>
           <w:color w:val="1D1C1D"/>
+          <w:sz w:val="20"/>
+          <w:szCs w:val="20"/>
         </w:rPr>
       </w:pPr>
       <w:r>
@@ -508,6 +653,8 @@
           <w:b/>
           <w:bCs/>
           <w:color w:val="1D1C1D"/>
+          <w:sz w:val="20"/>
+          <w:szCs w:val="20"/>
         </w:rPr>
         <w:t xml:space="preserve">A. Salkimbayev. </w:t>
       </w:r>
@@ -515,6 +662,8 @@
         <w:rPr>
           <w:bCs/>
           <w:color w:val="1D1C1D"/>
+          <w:sz w:val="20"/>
+          <w:szCs w:val="20"/>
         </w:rPr>
         <w:t xml:space="preserve">“A Beale–Kato–Majda Criterion for Right-Invariant Hˢ Metrics on SDiff(T³).” </w:t>
       </w:r>
@@ -524,8 +673,10 @@
           <w:i/>
           <w:iCs/>
           <w:color w:val="1D1C1D"/>
-        </w:rPr>
-        <w:t xml:space="preserve">Paper V of eight; preprint, September 2026.</w:t>
+          <w:sz w:val="20"/>
+          <w:szCs w:val="20"/>
+        </w:rPr>
+        <w:t>Paper V of eight; preprint, September 2026.</w:t>
       </w:r>
     </w:p>
     <w:p>
@@ -540,6 +691,8 @@
         <w:rPr>
           <w:bCs/>
           <w:color w:val="1D1C1D"/>
+          <w:sz w:val="20"/>
+          <w:szCs w:val="20"/>
         </w:rPr>
       </w:pPr>
       <w:r>
@@ -547,6 +700,8 @@
           <w:b/>
           <w:bCs/>
           <w:color w:val="1D1C1D"/>
+          <w:sz w:val="20"/>
+          <w:szCs w:val="20"/>
         </w:rPr>
         <w:t xml:space="preserve">A. Salkimbayev. </w:t>
       </w:r>
@@ -554,6 +709,8 @@
         <w:rPr>
           <w:bCs/>
           <w:color w:val="1D1C1D"/>
+          <w:sz w:val="20"/>
+          <w:szCs w:val="20"/>
         </w:rPr>
         <w:t xml:space="preserve">“Two-and-a-Half-Dimensional Flows of the Hˢ Euler–Arnold Equations: A Self-Gravitating Boussinesq System.” </w:t>
       </w:r>
@@ -563,8 +720,10 @@
           <w:i/>
           <w:iCs/>
           <w:color w:val="1D1C1D"/>
-        </w:rPr>
-        <w:t xml:space="preserve">Paper VI of eight; preprint, September 2026.</w:t>
+          <w:sz w:val="20"/>
+          <w:szCs w:val="20"/>
+        </w:rPr>
+        <w:t>Paper VI of eight; preprint, September 2026.</w:t>
       </w:r>
     </w:p>
     <w:p>
@@ -579,6 +738,8 @@
         <w:rPr>
           <w:bCs/>
           <w:color w:val="1D1C1D"/>
+          <w:sz w:val="20"/>
+          <w:szCs w:val="20"/>
         </w:rPr>
       </w:pPr>
       <w:r>
@@ -586,6 +747,8 @@
           <w:b/>
           <w:bCs/>
           <w:color w:val="1D1C1D"/>
+          <w:sz w:val="20"/>
+          <w:szCs w:val="20"/>
         </w:rPr>
         <w:t xml:space="preserve">A. Salkimbayev. </w:t>
       </w:r>
@@ -593,6 +756,8 @@
         <w:rPr>
           <w:bCs/>
           <w:color w:val="1D1C1D"/>
+          <w:sz w:val="20"/>
+          <w:szCs w:val="20"/>
         </w:rPr>
         <w:t xml:space="preserve">“Axisymmetric Flows with Swirl of the Hˢ Euler–Arnold Equations: A Reduction, Two Thresholds, and a Missing Wall.” </w:t>
       </w:r>
@@ -602,8 +767,10 @@
           <w:i/>
           <w:iCs/>
           <w:color w:val="1D1C1D"/>
-        </w:rPr>
-        <w:t xml:space="preserve">Paper VII of eight; preprint, September 2026.</w:t>
+          <w:sz w:val="20"/>
+          <w:szCs w:val="20"/>
+        </w:rPr>
+        <w:t>Paper VII of eight; preprint, September 2026.</w:t>
       </w:r>
     </w:p>
     <w:p>
@@ -618,6 +785,8 @@
         <w:rPr>
           <w:bCs/>
           <w:color w:val="1D1C1D"/>
+          <w:sz w:val="20"/>
+          <w:szCs w:val="20"/>
         </w:rPr>
       </w:pPr>
       <w:r>
@@ -625,6 +794,8 @@
           <w:b/>
           <w:bCs/>
           <w:color w:val="1D1C1D"/>
+          <w:sz w:val="20"/>
+          <w:szCs w:val="20"/>
         </w:rPr>
         <w:t xml:space="preserve">A. Salkimbayev. </w:t>
       </w:r>
@@ -632,6 +803,8 @@
         <w:rPr>
           <w:bCs/>
           <w:color w:val="1D1C1D"/>
+          <w:sz w:val="20"/>
+          <w:szCs w:val="20"/>
         </w:rPr>
         <w:t xml:space="preserve">“A One-Dimensional Wall Model for the Hˢ Euler–Arnold Equations: Blowup Below s = 1/2, Regularity Above.” </w:t>
       </w:r>
@@ -641,8 +814,10 @@
           <w:i/>
           <w:iCs/>
           <w:color w:val="1D1C1D"/>
-        </w:rPr>
-        <w:t xml:space="preserve">Paper VIII of eight; preprint, September 2026.</w:t>
+          <w:sz w:val="20"/>
+          <w:szCs w:val="20"/>
+        </w:rPr>
+        <w:t>Paper VIII of eight; preprint, September 2026.</w:t>
       </w:r>
     </w:p>
     <w:p>
@@ -657,6 +832,8 @@
         <w:rPr>
           <w:bCs/>
           <w:color w:val="1D1C1D"/>
+          <w:sz w:val="20"/>
+          <w:szCs w:val="20"/>
         </w:rPr>
       </w:pPr>
       <w:r>
@@ -665,8 +842,10 @@
           <w:i/>
           <w:iCs/>
           <w:color w:val="1D1C1D"/>
-        </w:rPr>
-        <w:t xml:space="preserve">All eight of the above were produced with substantial AI assistance under my direction; I am responsible for the contents. Not yet independently reviewed.</w:t>
+          <w:sz w:val="20"/>
+          <w:szCs w:val="20"/>
+        </w:rPr>
+        <w:t>All eight of the above were produced with substantial AI assistance under my direction; I am responsible for the contents. Not yet independently reviewed.</w:t>
       </w:r>
     </w:p>
     <w:p>
@@ -681,6 +860,8 @@
         <w:rPr>
           <w:bCs/>
           <w:color w:val="1D1C1D"/>
+          <w:sz w:val="20"/>
+          <w:szCs w:val="20"/>
         </w:rPr>
       </w:pPr>
       <w:r>
@@ -688,6 +869,8 @@
           <w:b/>
           <w:bCs/>
           <w:color w:val="1D1C1D"/>
+          <w:sz w:val="20"/>
+          <w:szCs w:val="20"/>
         </w:rPr>
         <w:t xml:space="preserve">A. Salkimbayev. </w:t>
       </w:r>
@@ -695,6 +878,8 @@
         <w:rPr>
           <w:bCs/>
           <w:color w:val="1D1C1D"/>
+          <w:sz w:val="20"/>
+          <w:szCs w:val="20"/>
         </w:rPr>
         <w:t xml:space="preserve">“Eight Conditions on the Missing Estimate for the Three-Dimensional Navier–Stokes Equations.” </w:t>
       </w:r>
@@ -704,8 +889,10 @@
           <w:i/>
           <w:iCs/>
           <w:color w:val="1D1C1D"/>
-        </w:rPr>
-        <w:t xml:space="preserve">Note; preprint, September 2026.</w:t>
+          <w:sz w:val="20"/>
+          <w:szCs w:val="20"/>
+        </w:rPr>
+        <w:t>Note; preprint, September 2026.</w:t>
       </w:r>
     </w:p>
     <w:p>
@@ -720,6 +907,8 @@
         <w:rPr>
           <w:bCs/>
           <w:color w:val="1D1C1D"/>
+          <w:sz w:val="20"/>
+          <w:szCs w:val="20"/>
         </w:rPr>
       </w:pPr>
       <w:r>
@@ -727,6 +916,8 @@
           <w:b/>
           <w:bCs/>
           <w:color w:val="1D1C1D"/>
+          <w:sz w:val="20"/>
+          <w:szCs w:val="20"/>
         </w:rPr>
         <w:t xml:space="preserve">A. Salkimbayev. </w:t>
       </w:r>
@@ -734,6 +925,8 @@
         <w:rPr>
           <w:bCs/>
           <w:color w:val="1D1C1D"/>
+          <w:sz w:val="20"/>
+          <w:szCs w:val="20"/>
         </w:rPr>
         <w:t xml:space="preserve">“Transport and the Supercriticality Gap in 3D Navier–Stokes, I.” </w:t>
       </w:r>
@@ -743,8 +936,10 @@
           <w:i/>
           <w:iCs/>
           <w:color w:val="1D1C1D"/>
-        </w:rPr>
-        <w:t xml:space="preserve">Part I of four; preprint, September 2026.</w:t>
+          <w:sz w:val="20"/>
+          <w:szCs w:val="20"/>
+        </w:rPr>
+        <w:t>Part I of four; preprint, September 2026.</w:t>
       </w:r>
     </w:p>
     <w:p>
@@ -759,6 +954,8 @@
         <w:rPr>
           <w:bCs/>
           <w:color w:val="1D1C1D"/>
+          <w:sz w:val="20"/>
+          <w:szCs w:val="20"/>
         </w:rPr>
       </w:pPr>
       <w:r>
@@ -766,6 +963,8 @@
           <w:b/>
           <w:bCs/>
           <w:color w:val="1D1C1D"/>
+          <w:sz w:val="20"/>
+          <w:szCs w:val="20"/>
         </w:rPr>
         <w:t xml:space="preserve">A. Salkimbayev. </w:t>
       </w:r>
@@ -773,6 +972,8 @@
         <w:rPr>
           <w:bCs/>
           <w:color w:val="1D1C1D"/>
+          <w:sz w:val="20"/>
+          <w:szCs w:val="20"/>
         </w:rPr>
         <w:t xml:space="preserve">“Transport and the Supercriticality Gap in 3D Navier–Stokes, II: The Flow Map.” </w:t>
       </w:r>
@@ -782,8 +983,10 @@
           <w:i/>
           <w:iCs/>
           <w:color w:val="1D1C1D"/>
-        </w:rPr>
-        <w:t xml:space="preserve">Part II of four; preprint, September 2026.</w:t>
+          <w:sz w:val="20"/>
+          <w:szCs w:val="20"/>
+        </w:rPr>
+        <w:t>Part II of four; preprint, September 2026.</w:t>
       </w:r>
     </w:p>
     <w:p>
@@ -798,6 +1001,8 @@
         <w:rPr>
           <w:bCs/>
           <w:color w:val="1D1C1D"/>
+          <w:sz w:val="20"/>
+          <w:szCs w:val="20"/>
         </w:rPr>
       </w:pPr>
       <w:r>
@@ -805,6 +1010,8 @@
           <w:b/>
           <w:bCs/>
           <w:color w:val="1D1C1D"/>
+          <w:sz w:val="20"/>
+          <w:szCs w:val="20"/>
         </w:rPr>
         <w:t xml:space="preserve">A. Salkimbayev. </w:t>
       </w:r>
@@ -812,6 +1019,8 @@
         <w:rPr>
           <w:bCs/>
           <w:color w:val="1D1C1D"/>
+          <w:sz w:val="20"/>
+          <w:szCs w:val="20"/>
         </w:rPr>
         <w:t xml:space="preserve">“Transport and the Supercriticality Gap in 3D Navier–Stokes, III: The Ledger.” </w:t>
       </w:r>
@@ -821,8 +1030,10 @@
           <w:i/>
           <w:iCs/>
           <w:color w:val="1D1C1D"/>
-        </w:rPr>
-        <w:t xml:space="preserve">Part III of four; preprint, September 2026.</w:t>
+          <w:sz w:val="20"/>
+          <w:szCs w:val="20"/>
+        </w:rPr>
+        <w:t>Part III of four; preprint, September 2026.</w:t>
       </w:r>
     </w:p>
     <w:p>
@@ -837,6 +1048,8 @@
         <w:rPr>
           <w:bCs/>
           <w:color w:val="1D1C1D"/>
+          <w:sz w:val="20"/>
+          <w:szCs w:val="20"/>
         </w:rPr>
       </w:pPr>
       <w:r>
@@ -844,6 +1057,8 @@
           <w:b/>
           <w:bCs/>
           <w:color w:val="1D1C1D"/>
+          <w:sz w:val="20"/>
+          <w:szCs w:val="20"/>
         </w:rPr>
         <w:t xml:space="preserve">A. Salkimbayev. </w:t>
       </w:r>
@@ -851,6 +1066,8 @@
         <w:rPr>
           <w:bCs/>
           <w:color w:val="1D1C1D"/>
+          <w:sz w:val="20"/>
+          <w:szCs w:val="20"/>
         </w:rPr>
         <w:t xml:space="preserve">“Transport and the Supercriticality Gap in 3D Navier–Stokes, IV: Events.” </w:t>
       </w:r>
@@ -860,8 +1077,10 @@
           <w:i/>
           <w:iCs/>
           <w:color w:val="1D1C1D"/>
-        </w:rPr>
-        <w:t xml:space="preserve">Part IV of four; preprint, September 2026.</w:t>
+          <w:sz w:val="20"/>
+          <w:szCs w:val="20"/>
+        </w:rPr>
+        <w:t>Part IV of four; preprint, September 2026.</w:t>
       </w:r>
     </w:p>
     <w:p>
@@ -876,6 +1095,8 @@
         <w:rPr>
           <w:bCs/>
           <w:color w:val="1D1C1D"/>
+          <w:sz w:val="20"/>
+          <w:szCs w:val="20"/>
         </w:rPr>
       </w:pPr>
       <w:r>
@@ -883,6 +1104,8 @@
           <w:b/>
           <w:bCs/>
           <w:color w:val="1D1C1D"/>
+          <w:sz w:val="20"/>
+          <w:szCs w:val="20"/>
         </w:rPr>
         <w:t xml:space="preserve">A. Salkimbayev. </w:t>
       </w:r>
@@ -890,6 +1113,8 @@
         <w:rPr>
           <w:bCs/>
           <w:color w:val="1D1C1D"/>
+          <w:sz w:val="20"/>
+          <w:szCs w:val="20"/>
         </w:rPr>
         <w:t xml:space="preserve">“What Must Be Conserved: Thirteen Conditions on the Missing Quantity for the Three-Dimensional Navier–Stokes Equations.” </w:t>
       </w:r>
@@ -899,8 +1124,10 @@
           <w:i/>
           <w:iCs/>
           <w:color w:val="1D1C1D"/>
-        </w:rPr>
-        <w:t xml:space="preserve">Note; preprint, September 2026.</w:t>
+          <w:sz w:val="20"/>
+          <w:szCs w:val="20"/>
+        </w:rPr>
+        <w:t>Note; preprint, September 2026.</w:t>
       </w:r>
     </w:p>
     <w:p>
@@ -915,6 +1142,8 @@
         <w:rPr>
           <w:bCs/>
           <w:color w:val="1D1C1D"/>
+          <w:sz w:val="20"/>
+          <w:szCs w:val="20"/>
         </w:rPr>
       </w:pPr>
       <w:r>
@@ -923,35 +1152,42 @@
           <w:i/>
           <w:iCs/>
           <w:color w:val="1D1C1D"/>
-        </w:rPr>
-        <w:t xml:space="preserve">The six entries from “Eight Conditions” on are a second program, on transport in 3D Navier–Stokes; none resolves the regularity problem. Also produced with substantial AI assistance under my direction; not yet independently reviewed.</w:t>
-      </w:r>
-    </w:p>
-    <w:p>
-      <w:pPr>
-        <w:spacing w:line="240" w:lineRule="auto"/>
-        <w:ind w:right="180"/>
-        <w:rPr>
-          <w:sz w:val="12"/>
-          <w:szCs w:val="12"/>
+          <w:sz w:val="20"/>
+          <w:szCs w:val="20"/>
+        </w:rPr>
+        <w:t>The six entries from “Eight Conditions” on are a second program, on transport in 3D Navier–Stokes; none resolves the regularity problem. Also produced with substantial AI assistance under my direction; not yet independently reviewed.</w:t>
+      </w:r>
+    </w:p>
+    <w:p>
+      <w:pPr>
+        <w:spacing w:line="240" w:lineRule="auto"/>
+        <w:ind w:right="180"/>
+        <w:rPr>
           <w:b/>
           <w:color w:val="1D1C1D"/>
-        </w:rPr>
-      </w:pPr>
-    </w:p>
-    <w:p>
-      <w:pPr>
-        <w:spacing w:line="240" w:lineRule="auto"/>
-        <w:ind w:right="180"/>
-        <w:rPr>
-          <w:color w:val="1D1C1D"/>
+          <w:sz w:val="10"/>
+          <w:szCs w:val="10"/>
+        </w:rPr>
+      </w:pPr>
+    </w:p>
+    <w:p>
+      <w:pPr>
+        <w:spacing w:line="240" w:lineRule="auto"/>
+        <w:ind w:right="180"/>
+        <w:rPr>
+          <w:color w:val="1D1C1D"/>
+          <w:sz w:val="20"/>
+          <w:szCs w:val="20"/>
         </w:rPr>
       </w:pPr>
       <w:r>
         <w:rPr>
           <w:b/>
           <w:color w:val="1D1C1D"/>
-        </w:rPr>
+          <w:sz w:val="20"/>
+          <w:szCs w:val="20"/>
+        </w:rPr>
+        <w:lastRenderedPageBreak/>
         <w:t>RESEARCH EXPERIENCE</w:t>
       </w:r>
     </w:p>
@@ -963,6 +1199,8 @@
           <w:b/>
           <w:bCs/>
           <w:color w:val="1D1C1D"/>
+          <w:sz w:val="20"/>
+          <w:szCs w:val="20"/>
         </w:rPr>
       </w:pPr>
       <w:r>
@@ -970,6 +1208,8 @@
           <w:b/>
           <w:bCs/>
           <w:color w:val="1D1C1D"/>
+          <w:sz w:val="20"/>
+          <w:szCs w:val="20"/>
         </w:rPr>
         <w:t>Independent Undergraduate Researcher | Kazakh-British Technical University</w:t>
       </w:r>
@@ -979,11 +1219,11 @@
         <w:spacing w:line="240" w:lineRule="auto"/>
         <w:ind w:right="180"/>
         <w:rPr>
-          <w:sz w:val="12"/>
-          <w:szCs w:val="12"/>
           <w:b/>
           <w:bCs/>
           <w:color w:val="1D1C1D"/>
+          <w:sz w:val="10"/>
+          <w:szCs w:val="10"/>
           <w:lang w:val="en-US"/>
         </w:rPr>
       </w:pPr>
@@ -994,6 +1234,8 @@
         <w:ind w:right="180"/>
         <w:rPr>
           <w:color w:val="1D1C1D"/>
+          <w:sz w:val="20"/>
+          <w:szCs w:val="20"/>
           <w:lang w:val="en-US"/>
         </w:rPr>
       </w:pPr>
@@ -1002,6 +1244,8 @@
           <w:i/>
           <w:iCs/>
           <w:color w:val="1D1C1D"/>
+          <w:sz w:val="20"/>
+          <w:szCs w:val="20"/>
           <w:lang w:val="en-US"/>
         </w:rPr>
         <w:t xml:space="preserve">Functional-Analytic Control Architecture &amp; PDEs </w:t>
@@ -1009,6 +1253,8 @@
       <w:r>
         <w:rPr>
           <w:color w:val="1D1C1D"/>
+          <w:sz w:val="20"/>
+          <w:szCs w:val="20"/>
           <w:lang w:val="en-US"/>
         </w:rPr>
         <w:t>(Current)</w:t>
@@ -1025,14 +1271,18 @@
         <w:ind w:right="180"/>
         <w:rPr>
           <w:color w:val="1D1C1D"/>
+          <w:sz w:val="20"/>
+          <w:szCs w:val="20"/>
           <w:lang w:val="en-US"/>
         </w:rPr>
       </w:pPr>
       <w:r>
         <w:rPr>
           <w:color w:val="1D1C1D"/>
-        </w:rPr>
-        <w:t xml:space="preserve">Developing a novel functional-analytic control architecture drawing upon operator theory and methodologies from Brezis, Evans and Stein.</w:t>
+          <w:sz w:val="20"/>
+          <w:szCs w:val="20"/>
+        </w:rPr>
+        <w:t>Developing a novel functional-analytic control architecture drawing upon operator theory and methodologies from Brezis, Evans and Stein.</w:t>
       </w:r>
     </w:p>
     <w:p>
@@ -1046,12 +1296,16 @@
         <w:ind w:right="180"/>
         <w:rPr>
           <w:color w:val="1D1C1D"/>
+          <w:sz w:val="20"/>
+          <w:szCs w:val="20"/>
           <w:lang w:val="en-US"/>
         </w:rPr>
       </w:pPr>
       <w:r>
         <w:rPr>
           <w:color w:val="1D1C1D"/>
+          <w:sz w:val="20"/>
+          <w:szCs w:val="20"/>
         </w:rPr>
         <w:t>Translating control frameworks into rigorous mathematical formulations applicable to the study of partial differential equations and fluid dynamics.</w:t>
       </w:r>
@@ -1067,24 +1321,28 @@
         <w:ind w:right="180"/>
         <w:rPr>
           <w:color w:val="1D1C1D"/>
+          <w:sz w:val="20"/>
+          <w:szCs w:val="20"/>
           <w:lang w:val="en-US"/>
         </w:rPr>
       </w:pPr>
       <w:r>
         <w:rPr>
           <w:color w:val="1D1C1D"/>
-        </w:rPr>
-        <w:t xml:space="preserve">Wrote a 34-page expository construction of Leray–Hopf weak solutions to the 2D Navier–Stokes equations on the torus, proving uniqueness in two dimensions and locating precisely where the three-dimensional estimates fail to close.</w:t>
-      </w:r>
-    </w:p>
-    <w:p>
-      <w:pPr>
-        <w:spacing w:line="240" w:lineRule="auto"/>
-        <w:ind w:right="180"/>
-        <w:rPr>
-          <w:sz w:val="12"/>
-          <w:szCs w:val="12"/>
-          <w:color w:val="1D1C1D"/>
+          <w:sz w:val="20"/>
+          <w:szCs w:val="20"/>
+        </w:rPr>
+        <w:t>Wrote a 34-page expository construction of Leray–Hopf weak solutions to the 2D Navier–Stokes equations on the torus, proving uniqueness in two dimensions and locating precisely where the three-dimensional estimates fail to close.</w:t>
+      </w:r>
+    </w:p>
+    <w:p>
+      <w:pPr>
+        <w:spacing w:line="240" w:lineRule="auto"/>
+        <w:ind w:right="180"/>
+        <w:rPr>
+          <w:color w:val="1D1C1D"/>
+          <w:sz w:val="10"/>
+          <w:szCs w:val="10"/>
           <w:lang w:val="en-US"/>
         </w:rPr>
       </w:pPr>
@@ -1095,6 +1353,8 @@
         <w:ind w:right="180"/>
         <w:rPr>
           <w:color w:val="1D1C1D"/>
+          <w:sz w:val="20"/>
+          <w:szCs w:val="20"/>
         </w:rPr>
       </w:pPr>
       <w:r>
@@ -1102,12 +1362,16 @@
           <w:i/>
           <w:iCs/>
           <w:color w:val="1D1C1D"/>
+          <w:sz w:val="20"/>
+          <w:szCs w:val="20"/>
         </w:rPr>
         <w:t>Adaptive Control &amp; Nonlinear Dynamical Systems</w:t>
       </w:r>
       <w:r>
         <w:rPr>
           <w:color w:val="1D1C1D"/>
+          <w:sz w:val="20"/>
+          <w:szCs w:val="20"/>
         </w:rPr>
         <w:t xml:space="preserve"> (Jan 2026 – Jul 2026)</w:t>
       </w:r>
@@ -1123,12 +1387,16 @@
         <w:ind w:right="180"/>
         <w:rPr>
           <w:color w:val="1D1C1D"/>
+          <w:sz w:val="20"/>
+          <w:szCs w:val="20"/>
           <w:lang w:val="en-US"/>
         </w:rPr>
       </w:pPr>
       <w:r>
         <w:rPr>
           <w:color w:val="1D1C1D"/>
+          <w:sz w:val="20"/>
+          <w:szCs w:val="20"/>
         </w:rPr>
         <w:t>Developed a learning-based adaptive control architecture combining Recursive Least Squares with symbolic Kolmogorov–Arnold Networks (KANs).</w:t>
       </w:r>
@@ -1144,14 +1412,18 @@
         <w:ind w:right="180"/>
         <w:rPr>
           <w:color w:val="1D1C1D"/>
+          <w:sz w:val="20"/>
+          <w:szCs w:val="20"/>
           <w:lang w:val="en-US"/>
         </w:rPr>
       </w:pPr>
       <w:r>
         <w:rPr>
           <w:color w:val="1D1C1D"/>
-        </w:rPr>
-        <w:t xml:space="preserve">Derived rigorous Lyapunov stability guarantees (ISS / UUB) over the physically realizable operating envelope, with a certificate that requires no persistent excitation.</w:t>
+          <w:sz w:val="20"/>
+          <w:szCs w:val="20"/>
+        </w:rPr>
+        <w:t>Derived rigorous Lyapunov stability guarantees (ISS / UUB) over the physically realizable operating envelope, with a certificate that requires no persistent excitation.</w:t>
       </w:r>
     </w:p>
     <w:p>
@@ -1165,24 +1437,28 @@
         <w:ind w:right="180"/>
         <w:rPr>
           <w:color w:val="1D1C1D"/>
+          <w:sz w:val="20"/>
+          <w:szCs w:val="20"/>
           <w:lang w:val="en-US"/>
         </w:rPr>
       </w:pPr>
       <w:r>
         <w:rPr>
           <w:color w:val="1D1C1D"/>
-        </w:rPr>
-        <w:t xml:space="preserve">Evaluated the algorithm on a quadruple-tank benchmark via a 50-seed Monte-Carlo campaign in Python, demonstrating a branch-free per-step runtime bounded a priori and a 7% aggregate tracking improvement over LTV-MPC.</w:t>
-      </w:r>
-    </w:p>
-    <w:p>
-      <w:pPr>
-        <w:spacing w:line="240" w:lineRule="auto"/>
-        <w:ind w:right="180"/>
-        <w:rPr>
-          <w:sz w:val="12"/>
-          <w:szCs w:val="12"/>
-          <w:color w:val="1D1C1D"/>
+          <w:sz w:val="20"/>
+          <w:szCs w:val="20"/>
+        </w:rPr>
+        <w:t>Evaluated the algorithm on a quadruple-tank benchmark via a 50-seed Monte-Carlo campaign in Python, demonstrating a branch-free per-step runtime bounded a priori and a 7% aggregate tracking improvement over LTV-MPC.</w:t>
+      </w:r>
+    </w:p>
+    <w:p>
+      <w:pPr>
+        <w:spacing w:line="240" w:lineRule="auto"/>
+        <w:ind w:right="180"/>
+        <w:rPr>
+          <w:color w:val="1D1C1D"/>
+          <w:sz w:val="10"/>
+          <w:szCs w:val="10"/>
           <w:lang w:val="en-US"/>
         </w:rPr>
       </w:pPr>
@@ -1195,6 +1471,8 @@
           <w:i/>
           <w:iCs/>
           <w:color w:val="1D1C1D"/>
+          <w:sz w:val="20"/>
+          <w:szCs w:val="20"/>
         </w:rPr>
       </w:pPr>
       <w:r>
@@ -1202,15 +1480,23 @@
           <w:i/>
           <w:iCs/>
           <w:color w:val="1D1C1D"/>
+          <w:sz w:val="20"/>
+          <w:szCs w:val="20"/>
         </w:rPr>
         <w:t>Constant-Time Explicit Control Laws from MPC</w:t>
       </w:r>
       <w:r>
+        <w:rPr>
+          <w:sz w:val="20"/>
+          <w:szCs w:val="20"/>
+        </w:rPr>
         <w:t xml:space="preserve"> </w:t>
       </w:r>
       <w:r>
         <w:rPr>
           <w:color w:val="1D1C1D"/>
+          <w:sz w:val="20"/>
+          <w:szCs w:val="20"/>
         </w:rPr>
         <w:t>(Nov 2025 – Apr 2026)</w:t>
       </w:r>
@@ -1219,6 +1505,8 @@
           <w:i/>
           <w:iCs/>
           <w:color w:val="1D1C1D"/>
+          <w:sz w:val="20"/>
+          <w:szCs w:val="20"/>
         </w:rPr>
         <w:t xml:space="preserve"> </w:t>
       </w:r>
@@ -1234,12 +1522,16 @@
         <w:ind w:right="180"/>
         <w:rPr>
           <w:color w:val="1D1C1D"/>
+          <w:sz w:val="20"/>
+          <w:szCs w:val="20"/>
           <w:lang w:val="en-US"/>
         </w:rPr>
       </w:pPr>
       <w:r>
         <w:rPr>
           <w:color w:val="1D1C1D"/>
+          <w:sz w:val="20"/>
+          <w:szCs w:val="20"/>
         </w:rPr>
         <w:t>Designed a certifiable explicit replacement for Linear Time-Varying MPC on the quadruple-tank benchmark in its non-minimum-phase configuration: an analytic feedforward term, a detuned LQR core, and a learned correction behind a gate that vanishes quadratically at the setpoint, making zero steady-state offset and local exponential stability structural rather than dependent on fit quality.</w:t>
       </w:r>
@@ -1255,12 +1547,16 @@
         <w:ind w:right="180"/>
         <w:rPr>
           <w:color w:val="1D1C1D"/>
+          <w:sz w:val="20"/>
+          <w:szCs w:val="20"/>
           <w:lang w:val="en-US"/>
         </w:rPr>
       </w:pPr>
       <w:r>
         <w:rPr>
           <w:color w:val="1D1C1D"/>
+          <w:sz w:val="20"/>
+          <w:szCs w:val="20"/>
         </w:rPr>
         <w:t>Built a two-step symbolic read-out in which a Kolmogorov–Arnold Network (KAN) supplies only the monomial support and the coefficients are re-estimated by a convex quadratic program under affine negative-feedback constraints — eliminating a sign pathology present on up to 30% of the operating box for at most 0.2 percentage points of accuracy.</w:t>
       </w:r>
@@ -1276,12 +1572,16 @@
         <w:ind w:right="180"/>
         <w:rPr>
           <w:color w:val="1D1C1D"/>
+          <w:sz w:val="20"/>
+          <w:szCs w:val="20"/>
           <w:lang w:val="en-US"/>
         </w:rPr>
       </w:pPr>
       <w:r>
         <w:rPr>
           <w:color w:val="1D1C1D"/>
+          <w:sz w:val="20"/>
+          <w:szCs w:val="20"/>
         </w:rPr>
         <w:t>Established the constant-time claim structurally in software-in-the-loop — a fixed chain of 30–203 multiply-accumulate operations with no data-dependent branching, stable under ±20% parameter perturbation in 97–100% of Monte-Carlo trials — and reported the negative result that the KAN-selected support is statistically indistinguishable from orthogonal matching pursuit at a matched arithmetic budget.</w:t>
       </w:r>
@@ -1292,9 +1592,9 @@
         <w:spacing w:line="240" w:lineRule="auto"/>
         <w:ind w:right="180"/>
         <w:rPr>
-          <w:sz w:val="12"/>
-          <w:szCs w:val="12"/>
-          <w:color w:val="1D1C1D"/>
+          <w:color w:val="1D1C1D"/>
+          <w:sz w:val="10"/>
+          <w:szCs w:val="10"/>
         </w:rPr>
       </w:pPr>
     </w:p>
@@ -1306,6 +1606,8 @@
           <w:b/>
           <w:bCs/>
           <w:color w:val="1D1C1D"/>
+          <w:sz w:val="20"/>
+          <w:szCs w:val="20"/>
         </w:rPr>
       </w:pPr>
       <w:r>
@@ -1313,6 +1615,8 @@
           <w:b/>
           <w:bCs/>
           <w:color w:val="1D1C1D"/>
+          <w:sz w:val="20"/>
+          <w:szCs w:val="20"/>
         </w:rPr>
         <w:t>ADVANCED INDEPENDENT STUDY</w:t>
       </w:r>
@@ -1323,13 +1627,17 @@
         <w:ind w:right="180"/>
         <w:rPr>
           <w:color w:val="1D1C1D"/>
-        </w:rPr>
-      </w:pPr>
-      <w:r>
-        <w:rPr>
-          <w:color w:val="1D1C1D"/>
-        </w:rPr>
-        <w:t xml:space="preserve">Self-directed graduate sequence in analysis and PDE, directed toward the rigorous study of fluid dynamics:</w:t>
+          <w:sz w:val="20"/>
+          <w:szCs w:val="20"/>
+        </w:rPr>
+      </w:pPr>
+      <w:r>
+        <w:rPr>
+          <w:color w:val="1D1C1D"/>
+          <w:sz w:val="20"/>
+          <w:szCs w:val="20"/>
+        </w:rPr>
+        <w:t>Self-directed graduate sequence in analysis and PDE, directed toward the rigorous study of fluid dynamics:</w:t>
       </w:r>
     </w:p>
     <w:p>
@@ -1344,6 +1652,8 @@
         <w:rPr>
           <w:bCs/>
           <w:color w:val="1D1C1D"/>
+          <w:sz w:val="20"/>
+          <w:szCs w:val="20"/>
         </w:rPr>
       </w:pPr>
       <w:r>
@@ -1351,6 +1661,8 @@
           <w:b/>
           <w:bCs/>
           <w:color w:val="1D1C1D"/>
+          <w:sz w:val="20"/>
+          <w:szCs w:val="20"/>
         </w:rPr>
         <w:t xml:space="preserve">Completed: </w:t>
       </w:r>
@@ -1360,6 +1672,8 @@
           <w:i/>
           <w:iCs/>
           <w:color w:val="1D1C1D"/>
+          <w:sz w:val="20"/>
+          <w:szCs w:val="20"/>
         </w:rPr>
         <w:t xml:space="preserve">Introduction to Real Analysis </w:t>
       </w:r>
@@ -1367,6 +1681,8 @@
         <w:rPr>
           <w:bCs/>
           <w:color w:val="1D1C1D"/>
+          <w:sz w:val="20"/>
+          <w:szCs w:val="20"/>
         </w:rPr>
         <w:t xml:space="preserve">(William F. Trench); </w:t>
       </w:r>
@@ -1376,6 +1692,8 @@
           <w:i/>
           <w:iCs/>
           <w:color w:val="1D1C1D"/>
+          <w:sz w:val="20"/>
+          <w:szCs w:val="20"/>
         </w:rPr>
         <w:t xml:space="preserve">Functional Analysis, Sobolev Spaces and Partial Differential Equations </w:t>
       </w:r>
@@ -1383,6 +1701,8 @@
         <w:rPr>
           <w:bCs/>
           <w:color w:val="1D1C1D"/>
+          <w:sz w:val="20"/>
+          <w:szCs w:val="20"/>
         </w:rPr>
         <w:t xml:space="preserve">(Haim Brezis), Chs. 1–9 — including semigroup theory (Hille–Yosida) and the variational formulation of elliptic boundary-value problems; </w:t>
       </w:r>
@@ -1392,6 +1712,8 @@
           <w:i/>
           <w:iCs/>
           <w:color w:val="1D1C1D"/>
+          <w:sz w:val="20"/>
+          <w:szCs w:val="20"/>
         </w:rPr>
         <w:t xml:space="preserve">Partial Differential Equations </w:t>
       </w:r>
@@ -1399,8 +1721,10 @@
         <w:rPr>
           <w:bCs/>
           <w:color w:val="1D1C1D"/>
-        </w:rPr>
-        <w:t xml:space="preserve">(Lawrence C. Evans), Chs. 5–6 — Sobolev spaces and second-order elliptic theory.</w:t>
+          <w:sz w:val="20"/>
+          <w:szCs w:val="20"/>
+        </w:rPr>
+        <w:t>(Lawrence C. Evans), Chs. 5–6 — Sobolev spaces and second-order elliptic theory.</w:t>
       </w:r>
     </w:p>
     <w:p>
@@ -1415,6 +1739,8 @@
         <w:rPr>
           <w:bCs/>
           <w:color w:val="1D1C1D"/>
+          <w:sz w:val="20"/>
+          <w:szCs w:val="20"/>
         </w:rPr>
       </w:pPr>
       <w:r>
@@ -1422,6 +1748,8 @@
           <w:b/>
           <w:bCs/>
           <w:color w:val="1D1C1D"/>
+          <w:sz w:val="20"/>
+          <w:szCs w:val="20"/>
         </w:rPr>
         <w:t xml:space="preserve">In progress: </w:t>
       </w:r>
@@ -1431,6 +1759,8 @@
           <w:i/>
           <w:iCs/>
           <w:color w:val="1D1C1D"/>
+          <w:sz w:val="20"/>
+          <w:szCs w:val="20"/>
         </w:rPr>
         <w:t xml:space="preserve">Real Analysis: Measure Theory, Integration, and Hilbert Spaces </w:t>
       </w:r>
@@ -1438,8 +1768,10 @@
         <w:rPr>
           <w:bCs/>
           <w:color w:val="1D1C1D"/>
-        </w:rPr>
-        <w:t xml:space="preserve">(Elias M. Stein &amp; Rami Shakarchi), Chs. 1–3.</w:t>
+          <w:sz w:val="20"/>
+          <w:szCs w:val="20"/>
+        </w:rPr>
+        <w:t>(Elias M. Stein &amp; Rami Shakarchi), Chs. 1–3.</w:t>
       </w:r>
     </w:p>
     <w:p>
@@ -1454,6 +1786,8 @@
         <w:rPr>
           <w:bCs/>
           <w:color w:val="1D1C1D"/>
+          <w:sz w:val="20"/>
+          <w:szCs w:val="20"/>
         </w:rPr>
       </w:pPr>
       <w:r>
@@ -1461,6 +1795,8 @@
           <w:b/>
           <w:bCs/>
           <w:color w:val="1D1C1D"/>
+          <w:sz w:val="20"/>
+          <w:szCs w:val="20"/>
         </w:rPr>
         <w:t xml:space="preserve">Planned (Fall 2026): </w:t>
       </w:r>
@@ -1470,6 +1806,8 @@
           <w:i/>
           <w:iCs/>
           <w:color w:val="1D1C1D"/>
+          <w:sz w:val="20"/>
+          <w:szCs w:val="20"/>
         </w:rPr>
         <w:t xml:space="preserve">Measure Theory and Fine Properties of Functions </w:t>
       </w:r>
@@ -1477,6 +1815,8 @@
         <w:rPr>
           <w:bCs/>
           <w:color w:val="1D1C1D"/>
+          <w:sz w:val="20"/>
+          <w:szCs w:val="20"/>
         </w:rPr>
         <w:t xml:space="preserve">(Lawrence C. Evans &amp; Ronald F. Gariepy); </w:t>
       </w:r>
@@ -1486,6 +1826,8 @@
           <w:i/>
           <w:iCs/>
           <w:color w:val="1D1C1D"/>
+          <w:sz w:val="20"/>
+          <w:szCs w:val="20"/>
         </w:rPr>
         <w:t xml:space="preserve">Singular Integrals and Differentiability Properties of Functions </w:t>
       </w:r>
@@ -1493,40 +1835,55 @@
         <w:rPr>
           <w:bCs/>
           <w:color w:val="1D1C1D"/>
-        </w:rPr>
-        <w:t xml:space="preserve">(Elias M. Stein).</w:t>
-      </w:r>
-    </w:p>
-    <w:p>
-      <w:pPr>
-        <w:spacing w:line="240" w:lineRule="auto"/>
-        <w:ind w:right="180"/>
-        <w:rPr>
+          <w:sz w:val="20"/>
+          <w:szCs w:val="20"/>
+        </w:rPr>
+        <w:t>(Elias M. Stein).</w:t>
+      </w:r>
+    </w:p>
+    <w:p>
+      <w:pPr>
+        <w:spacing w:line="240" w:lineRule="auto"/>
+        <w:ind w:right="180"/>
+        <w:rPr>
+          <w:b/>
+          <w:bCs/>
+          <w:color w:val="1D1C1D"/>
           <w:sz w:val="12"/>
           <w:szCs w:val="12"/>
+        </w:rPr>
+      </w:pPr>
+    </w:p>
+    <w:p>
+      <w:pPr>
+        <w:spacing w:line="240" w:lineRule="auto"/>
+        <w:ind w:right="180"/>
+        <w:rPr>
           <w:b/>
           <w:bCs/>
           <w:color w:val="1D1C1D"/>
-        </w:rPr>
-      </w:pPr>
-    </w:p>
-    <w:p>
-      <w:pPr>
-        <w:spacing w:line="240" w:lineRule="auto"/>
-        <w:ind w:right="180"/>
+          <w:sz w:val="20"/>
+          <w:szCs w:val="20"/>
+        </w:rPr>
+      </w:pPr>
+      <w:r>
         <w:rPr>
           <w:b/>
           <w:bCs/>
           <w:color w:val="1D1C1D"/>
-        </w:rPr>
-      </w:pPr>
+          <w:sz w:val="20"/>
+          <w:szCs w:val="20"/>
+        </w:rPr>
+        <w:t>TECHNICAL &amp; COMPUTATIONAL SKILLS</w:t>
+      </w:r>
       <w:r>
         <w:rPr>
           <w:b/>
           <w:bCs/>
           <w:color w:val="1D1C1D"/>
-        </w:rPr>
-        <w:t>TECHNICAL &amp; COMPUTATIONAL SKILLS</w:t>
+          <w:sz w:val="20"/>
+          <w:szCs w:val="20"/>
+        </w:rPr>
         <w:br/>
       </w:r>
     </w:p>
@@ -1536,6 +1893,8 @@
         <w:ind w:right="180"/>
         <w:rPr>
           <w:color w:val="1D1C1D"/>
+          <w:sz w:val="20"/>
+          <w:szCs w:val="20"/>
         </w:rPr>
       </w:pPr>
       <w:r>
@@ -1543,74 +1902,121 @@
           <w:b/>
           <w:bCs/>
           <w:color w:val="1D1C1D"/>
+          <w:sz w:val="20"/>
+          <w:szCs w:val="20"/>
         </w:rPr>
         <w:t xml:space="preserve">Mathematics &amp; Control Systems: </w:t>
       </w:r>
       <w:r>
         <w:rPr>
           <w:color w:val="1D1C1D"/>
-        </w:rPr>
-        <w:t xml:space="preserve">Operator theory, partial differential equations, semigroup theory, Lyapunov stability analysis, adaptive control, nonlinear control systems</w:t>
-      </w:r>
-    </w:p>
-    <w:p>
-      <w:pPr>
-        <w:spacing w:line="240" w:lineRule="auto"/>
-        <w:ind w:right="180"/>
-        <w:rPr>
+          <w:sz w:val="20"/>
+          <w:szCs w:val="20"/>
+        </w:rPr>
+        <w:t>Operator theory, partial differential equations, semigroup theory, Lyapunov stability analysis, adaptive control, nonlinear control systems</w:t>
+      </w:r>
+    </w:p>
+    <w:p>
+      <w:pPr>
+        <w:spacing w:line="240" w:lineRule="auto"/>
+        <w:ind w:right="180"/>
+        <w:rPr>
+          <w:color w:val="1D1C1D"/>
+          <w:sz w:val="10"/>
+          <w:szCs w:val="10"/>
+        </w:rPr>
+      </w:pPr>
+    </w:p>
+    <w:p>
+      <w:pPr>
+        <w:spacing w:line="240" w:lineRule="auto"/>
+        <w:ind w:right="180"/>
+        <w:rPr>
+          <w:color w:val="1D1C1D"/>
+          <w:sz w:val="20"/>
+          <w:szCs w:val="20"/>
+        </w:rPr>
+      </w:pPr>
+      <w:r>
+        <w:rPr>
+          <w:b/>
+          <w:bCs/>
+          <w:color w:val="1D1C1D"/>
+          <w:sz w:val="20"/>
+          <w:szCs w:val="20"/>
+        </w:rPr>
+        <w:t>Scientific Machine Learning:</w:t>
+      </w:r>
+      <w:r>
+        <w:rPr>
+          <w:color w:val="1D1C1D"/>
+          <w:sz w:val="20"/>
+          <w:szCs w:val="20"/>
+        </w:rPr>
+        <w:t xml:space="preserve"> Kolmogorov–Arnold Networks, system identification, embedded SciML.</w:t>
+      </w:r>
+      <w:r>
+        <w:rPr>
+          <w:color w:val="1D1C1D"/>
+          <w:sz w:val="20"/>
+          <w:szCs w:val="20"/>
+        </w:rPr>
+        <w:br/>
+      </w:r>
+      <w:r>
+        <w:rPr>
+          <w:color w:val="1D1C1D"/>
+          <w:sz w:val="20"/>
+          <w:szCs w:val="20"/>
+        </w:rPr>
+        <w:br/>
+      </w:r>
+      <w:r>
+        <w:rPr>
+          <w:b/>
+          <w:bCs/>
+          <w:color w:val="1D1C1D"/>
+          <w:sz w:val="20"/>
+          <w:szCs w:val="20"/>
+        </w:rPr>
+        <w:t>Programming &amp; Hardware:</w:t>
+      </w:r>
+      <w:r>
+        <w:rPr>
+          <w:color w:val="1D1C1D"/>
+          <w:sz w:val="20"/>
+          <w:szCs w:val="20"/>
+        </w:rPr>
+        <w:t xml:space="preserve"> Python (NumPy, SciPy, matplotlib, pandas, PyTorch), C/C++, STM32 CubeIDE, LaTeX (VSCode).</w:t>
+      </w:r>
+    </w:p>
+    <w:p>
+      <w:pPr>
+        <w:spacing w:line="240" w:lineRule="auto"/>
+        <w:ind w:right="180"/>
+        <w:rPr>
+          <w:color w:val="1D1C1D"/>
           <w:sz w:val="12"/>
           <w:szCs w:val="12"/>
-          <w:color w:val="1D1C1D"/>
-        </w:rPr>
-      </w:pPr>
-    </w:p>
-    <w:p>
-      <w:pPr>
-        <w:spacing w:line="240" w:lineRule="auto"/>
-        <w:ind w:right="180"/>
-        <w:rPr>
-          <w:color w:val="1D1C1D"/>
-        </w:rPr>
-      </w:pPr>
-      <w:r>
-        <w:rPr>
-          <w:b/>
-          <w:bCs/>
-          <w:color w:val="1D1C1D"/>
-        </w:rPr>
-        <w:t>Scientific Machine Learning:</w:t>
-      </w:r>
-      <w:r>
-        <w:rPr>
-          <w:color w:val="1D1C1D"/>
-        </w:rPr>
-        <w:t xml:space="preserve"> </w:t>
-        <w:t xml:space="preserve">Kolmogorov–Arnold Networks, system identification, embedded SciML.</w:t>
-        <w:br/>
-        <w:br/>
-      </w:r>
-      <w:r>
-        <w:rPr>
-          <w:b/>
-          <w:bCs/>
-          <w:color w:val="1D1C1D"/>
-        </w:rPr>
-        <w:t>Programming &amp; Hardware:</w:t>
-      </w:r>
-      <w:r>
-        <w:rPr>
-          <w:color w:val="1D1C1D"/>
-        </w:rPr>
-        <w:t xml:space="preserve"> Python (NumPy, SciPy, matplotlib, pandas, PyTorch), C/C++, STM32 CubeIDE, LaTeX (VSCode).</w:t>
-      </w:r>
-    </w:p>
-    <w:p>
-      <w:pPr>
-        <w:spacing w:line="240" w:lineRule="auto"/>
-        <w:ind w:right="180"/>
-        <w:rPr>
+        </w:rPr>
+      </w:pPr>
+    </w:p>
+    <w:p>
+      <w:pPr>
+        <w:spacing w:line="240" w:lineRule="auto"/>
+        <w:ind w:right="180"/>
+        <w:rPr>
+          <w:color w:val="1D1C1D"/>
           <w:sz w:val="12"/>
           <w:szCs w:val="12"/>
+        </w:rPr>
+      </w:pPr>
+    </w:p>
+    <w:p>
+      <w:pPr>
+        <w:spacing w:line="240" w:lineRule="auto"/>
+        <w:ind w:right="180"/>
+        <w:rPr>
           <w:color w:val="1D1C1D"/>
         </w:rPr>
       </w:pPr>
@@ -4632,6 +5038,15 @@
 </file>
 
 <file path=customXml/item1.xml><?xml version="1.0" encoding="utf-8"?>
+<?mso-contentType ?>
+<FormTemplates xmlns="http://schemas.microsoft.com/sharepoint/v3/contenttype/forms">
+  <Display>DocumentLibraryForm</Display>
+  <Edit>DocumentLibraryForm</Edit>
+  <New>DocumentLibraryForm</New>
+</FormTemplates>
+</file>
+
+<file path=customXml/item2.xml><?xml version="1.0" encoding="utf-8"?>
 <ct:contentTypeSchema xmlns:ct="http://schemas.microsoft.com/office/2006/metadata/contentType" xmlns:ma="http://schemas.microsoft.com/office/2006/metadata/properties/metaAttributes" ct:_="" ma:_="" ma:contentTypeName="Документ" ma:contentTypeID="0x010100AE5F713ED8B14D4396D16265B509EE73" ma:contentTypeVersion="15" ma:contentTypeDescription="Создание документа." ma:contentTypeScope="" ma:versionID="ebaac3ae5b2a3fe3fc62a90dd8d6517b">
   <xsd:schema xmlns:xsd="http://www.w3.org/2001/XMLSchema" xmlns:xs="http://www.w3.org/2001/XMLSchema" xmlns:p="http://schemas.microsoft.com/office/2006/metadata/properties" xmlns:ns3="8fcac951-c519-4ac6-bd89-e5352741c09f" xmlns:ns4="37eeeb3c-0613-4c76-a3e6-0d484bb27f43" targetNamespace="http://schemas.microsoft.com/office/2006/metadata/properties" ma:root="true" ma:fieldsID="9dbf867a4c7bdaf5c5c7e7b2a7efff8e" ns3:_="" ns4:_="">
     <xsd:import namespace="8fcac951-c519-4ac6-bd89-e5352741c09f"/>
@@ -4864,15 +5279,6 @@
 </ct:contentTypeSchema>
 </file>
 
-<file path=customXml/item2.xml><?xml version="1.0" encoding="utf-8"?>
-<?mso-contentType ?>
-<FormTemplates xmlns="http://schemas.microsoft.com/sharepoint/v3/contenttype/forms">
-  <Display>DocumentLibraryForm</Display>
-  <Edit>DocumentLibraryForm</Edit>
-  <New>DocumentLibraryForm</New>
-</FormTemplates>
-</file>
-
 <file path=customXml/item3.xml><?xml version="1.0" encoding="utf-8"?>
 <p:properties xmlns:p="http://schemas.microsoft.com/office/2006/metadata/properties" xmlns:xsi="http://www.w3.org/2001/XMLSchema-instance" xmlns:pc="http://schemas.microsoft.com/office/infopath/2007/PartnerControls">
   <documentManagement>
@@ -4882,6 +5288,14 @@
 </file>
 
 <file path=customXml/itemProps1.xml><?xml version="1.0" encoding="utf-8"?>
+<ds:datastoreItem xmlns:ds="http://schemas.openxmlformats.org/officeDocument/2006/customXml" ds:itemID="{35AB145F-34C7-4CCF-B13C-232EB761262A}">
+  <ds:schemaRefs>
+    <ds:schemaRef ds:uri="http://schemas.microsoft.com/sharepoint/v3/contenttype/forms"/>
+  </ds:schemaRefs>
+</ds:datastoreItem>
+</file>
+
+<file path=customXml/itemProps2.xml><?xml version="1.0" encoding="utf-8"?>
 <ds:datastoreItem xmlns:ds="http://schemas.openxmlformats.org/officeDocument/2006/customXml" ds:itemID="{388CDBFD-9E0E-4798-B673-1AFED82230F0}">
   <ds:schemaRefs>
     <ds:schemaRef ds:uri="http://schemas.microsoft.com/office/2006/metadata/contentType"/>
@@ -4900,27 +5314,12 @@
 </ds:datastoreItem>
 </file>
 
-<file path=customXml/itemProps2.xml><?xml version="1.0" encoding="utf-8"?>
-<ds:datastoreItem xmlns:ds="http://schemas.openxmlformats.org/officeDocument/2006/customXml" ds:itemID="{35AB145F-34C7-4CCF-B13C-232EB761262A}">
-  <ds:schemaRefs>
-    <ds:schemaRef ds:uri="http://schemas.microsoft.com/sharepoint/v3/contenttype/forms"/>
-  </ds:schemaRefs>
-</ds:datastoreItem>
-</file>
-
 <file path=customXml/itemProps3.xml><?xml version="1.0" encoding="utf-8"?>
 <ds:datastoreItem xmlns:ds="http://schemas.openxmlformats.org/officeDocument/2006/customXml" ds:itemID="{8C706109-B5A6-413F-A229-FB146D360099}">
   <ds:schemaRefs>
-    <ds:schemaRef ds:uri="37eeeb3c-0613-4c76-a3e6-0d484bb27f43"/>
-    <ds:schemaRef ds:uri="http://www.w3.org/XML/1998/namespace"/>
-    <ds:schemaRef ds:uri="http://schemas.openxmlformats.org/package/2006/metadata/core-properties"/>
-    <ds:schemaRef ds:uri="http://schemas.microsoft.com/office/2006/documentManagement/types"/>
-    <ds:schemaRef ds:uri="http://purl.org/dc/elements/1.1/"/>
+    <ds:schemaRef ds:uri="http://schemas.microsoft.com/office/2006/metadata/properties"/>
     <ds:schemaRef ds:uri="http://schemas.microsoft.com/office/infopath/2007/PartnerControls"/>
-    <ds:schemaRef ds:uri="http://schemas.microsoft.com/office/2006/metadata/properties"/>
     <ds:schemaRef ds:uri="8fcac951-c519-4ac6-bd89-e5352741c09f"/>
-    <ds:schemaRef ds:uri="http://purl.org/dc/dcmitype/"/>
-    <ds:schemaRef ds:uri="http://purl.org/dc/terms/"/>
   </ds:schemaRefs>
 </ds:datastoreItem>
 </file>
--- a/CV_for_MSc.docx
+++ b/CV_for_MSc.docx
@@ -142,15 +142,6 @@
           <w:szCs w:val="20"/>
         </w:rPr>
         <w:t>Kazakh-British Technical University (KBTU)</w:t>
-      </w:r>
-      <w:r>
-        <w:rPr>
-          <w:b/>
-          <w:bCs/>
-          <w:color w:val="1D1C1D"/>
-          <w:sz w:val="20"/>
-          <w:szCs w:val="20"/>
-        </w:rPr>
         <w:br/>
       </w:r>
       <w:r>
@@ -1332,7 +1323,7 @@
           <w:sz w:val="20"/>
           <w:szCs w:val="20"/>
         </w:rPr>
-        <w:t>Wrote a 34-page expository construction of Leray–Hopf weak solutions to the 2D Navier–Stokes equations on the torus, proving uniqueness in two dimensions and locating precisely where the three-dimensional estimates fail to close.</w:t>
+        <w:t>Wrote a 34-page expository construction of Leray–Hopf weak solutions to the 2D Navier–Stokes equations on the torus, proving uniqueness in two dimensions and showing where its three-dimensional strong-solution estimate stops.</w:t>
       </w:r>
     </w:p>
     <w:p>
@@ -1875,15 +1866,6 @@
           <w:szCs w:val="20"/>
         </w:rPr>
         <w:t>TECHNICAL &amp; COMPUTATIONAL SKILLS</w:t>
-      </w:r>
-      <w:r>
-        <w:rPr>
-          <w:b/>
-          <w:bCs/>
-          <w:color w:val="1D1C1D"/>
-          <w:sz w:val="20"/>
-          <w:szCs w:val="20"/>
-        </w:rPr>
         <w:br/>
       </w:r>
     </w:p>
@@ -1954,21 +1936,7 @@
           <w:szCs w:val="20"/>
         </w:rPr>
         <w:t xml:space="preserve"> Kolmogorov–Arnold Networks, system identification, embedded SciML.</w:t>
-      </w:r>
-      <w:r>
-        <w:rPr>
-          <w:color w:val="1D1C1D"/>
-          <w:sz w:val="20"/>
-          <w:szCs w:val="20"/>
-        </w:rPr>
         <w:br/>
-      </w:r>
-      <w:r>
-        <w:rPr>
-          <w:color w:val="1D1C1D"/>
-          <w:sz w:val="20"/>
-          <w:szCs w:val="20"/>
-        </w:rPr>
         <w:br/>
       </w:r>
       <w:r>

--- a/CV_for_MSc.docx
+++ b/CV_for_MSc.docx
@@ -97,8 +97,6 @@
         <w:jc w:val="center"/>
         <w:rPr>
           <w:color w:val="1D1C1D"/>
-          <w:sz w:val="12"/>
-          <w:szCs w:val="12"/>
         </w:rPr>
       </w:pPr>
     </w:p>
@@ -109,16 +107,12 @@
         <w:rPr>
           <w:b/>
           <w:color w:val="1D1C1D"/>
-          <w:sz w:val="20"/>
-          <w:szCs w:val="20"/>
         </w:rPr>
       </w:pPr>
       <w:r>
         <w:rPr>
           <w:b/>
           <w:color w:val="1D1C1D"/>
-          <w:sz w:val="20"/>
-          <w:szCs w:val="20"/>
         </w:rPr>
         <w:t>EDUCATION</w:t>
       </w:r>
@@ -129,8 +123,6 @@
         <w:ind w:right="180"/>
         <w:rPr>
           <w:color w:val="1D1C1D"/>
-          <w:sz w:val="20"/>
-          <w:szCs w:val="20"/>
         </w:rPr>
       </w:pPr>
       <w:r>
@@ -138,8 +130,6 @@
           <w:b/>
           <w:bCs/>
           <w:color w:val="1D1C1D"/>
-          <w:sz w:val="20"/>
-          <w:szCs w:val="20"/>
         </w:rPr>
         <w:t>Kazakh-British Technical University (KBTU)</w:t>
         <w:br/>
@@ -147,8 +137,6 @@
       <w:r>
         <w:rPr>
           <w:color w:val="1D1C1D"/>
-          <w:sz w:val="20"/>
-          <w:szCs w:val="20"/>
         </w:rPr>
         <w:t>B.Sc. in Automation and Control | GPA: 3.58 | Aug 2023 – July 2027 (Expected)</w:t>
       </w:r>
@@ -164,8 +152,6 @@
         <w:ind w:right="180"/>
         <w:rPr>
           <w:color w:val="1D1C1D"/>
-          <w:sz w:val="20"/>
-          <w:szCs w:val="20"/>
         </w:rPr>
       </w:pPr>
       <w:r>
@@ -173,16 +159,12 @@
           <w:b/>
           <w:bCs/>
           <w:color w:val="1D1C1D"/>
-          <w:sz w:val="20"/>
-          <w:szCs w:val="20"/>
         </w:rPr>
         <w:t xml:space="preserve">Relevant Coursework: </w:t>
       </w:r>
       <w:r>
         <w:rPr>
           <w:color w:val="1D1C1D"/>
-          <w:sz w:val="20"/>
-          <w:szCs w:val="20"/>
         </w:rPr>
         <w:t>Linear Algebra for Engineers, Differential Equations, Calculus of Complex Variables</w:t>
       </w:r>
@@ -198,8 +180,6 @@
         <w:ind w:right="180"/>
         <w:rPr>
           <w:color w:val="1D1C1D"/>
-          <w:sz w:val="20"/>
-          <w:szCs w:val="20"/>
         </w:rPr>
       </w:pPr>
       <w:r>
@@ -207,16 +187,12 @@
           <w:b/>
           <w:bCs/>
           <w:color w:val="1D1C1D"/>
-          <w:sz w:val="20"/>
-          <w:szCs w:val="20"/>
         </w:rPr>
         <w:t>Military Department:</w:t>
       </w:r>
       <w:r>
         <w:rPr>
           <w:color w:val="1D1C1D"/>
-          <w:sz w:val="20"/>
-          <w:szCs w:val="20"/>
         </w:rPr>
         <w:t xml:space="preserve"> Sergeant of the Reserve (Completed June 2025).</w:t>
       </w:r>
@@ -227,69 +203,13 @@
         <w:ind w:right="180"/>
         <w:rPr>
           <w:b/>
-          <w:bCs/>
-          <w:color w:val="1D1C1D"/>
-          <w:sz w:val="20"/>
-          <w:szCs w:val="20"/>
+          <w:color w:val="1D1C1D"/>
         </w:rPr>
       </w:pPr>
       <w:r>
         <w:rPr>
           <w:b/>
-          <w:bCs/>
-          <w:color w:val="1D1C1D"/>
-          <w:sz w:val="20"/>
-          <w:szCs w:val="20"/>
-        </w:rPr>
-        <w:t>LANGUAGE PROFICIENCY</w:t>
-      </w:r>
-    </w:p>
-    <w:p>
-      <w:pPr>
-        <w:spacing w:before="180" w:after="180" w:line="240" w:lineRule="auto"/>
-        <w:ind w:right="180"/>
-        <w:rPr>
-          <w:color w:val="1D1C1D"/>
-          <w:sz w:val="20"/>
-          <w:szCs w:val="20"/>
-        </w:rPr>
-      </w:pPr>
-      <w:r>
-        <w:rPr>
-          <w:b/>
-          <w:bCs/>
-          <w:color w:val="1D1C1D"/>
-          <w:sz w:val="20"/>
-          <w:szCs w:val="20"/>
-        </w:rPr>
-        <w:t xml:space="preserve">IELTS Academic: </w:t>
-      </w:r>
-      <w:r>
-        <w:rPr>
-          <w:color w:val="1D1C1D"/>
-          <w:sz w:val="20"/>
-          <w:szCs w:val="20"/>
-        </w:rPr>
-        <w:t xml:space="preserve">8.0 | Issued Sep 2026 </w:t>
-      </w:r>
-    </w:p>
-    <w:p>
-      <w:pPr>
-        <w:spacing w:before="180" w:after="180" w:line="240" w:lineRule="auto"/>
-        <w:ind w:right="180"/>
-        <w:rPr>
-          <w:b/>
-          <w:color w:val="1D1C1D"/>
-          <w:sz w:val="20"/>
-          <w:szCs w:val="20"/>
-        </w:rPr>
-      </w:pPr>
-      <w:r>
-        <w:rPr>
-          <w:b/>
-          <w:color w:val="1D1C1D"/>
-          <w:sz w:val="20"/>
-          <w:szCs w:val="20"/>
+          <w:color w:val="1D1C1D"/>
         </w:rPr>
         <w:t>PUBLICATIONS AND PREPRINTS</w:t>
       </w:r>
@@ -306,8 +226,6 @@
         <w:rPr>
           <w:bCs/>
           <w:color w:val="1D1C1D"/>
-          <w:sz w:val="20"/>
-          <w:szCs w:val="20"/>
         </w:rPr>
       </w:pPr>
       <w:r>
@@ -315,8 +233,6 @@
           <w:b/>
           <w:bCs/>
           <w:color w:val="1D1C1D"/>
-          <w:sz w:val="20"/>
-          <w:szCs w:val="20"/>
         </w:rPr>
         <w:t xml:space="preserve">A. Salkimbayev. </w:t>
       </w:r>
@@ -324,8 +240,6 @@
         <w:rPr>
           <w:bCs/>
           <w:color w:val="1D1C1D"/>
-          <w:sz w:val="20"/>
-          <w:szCs w:val="20"/>
         </w:rPr>
         <w:t xml:space="preserve">“Certifiable Approximation of Model Predictive Control Laws: A Shape-Constrained Polynomial Read-Out.” </w:t>
       </w:r>
@@ -335,8 +249,6 @@
           <w:i/>
           <w:iCs/>
           <w:color w:val="1D1C1D"/>
-          <w:sz w:val="20"/>
-          <w:szCs w:val="20"/>
         </w:rPr>
         <w:t>Major Revision, Journal of Process Control.</w:t>
       </w:r>
@@ -353,8 +265,6 @@
         <w:rPr>
           <w:bCs/>
           <w:color w:val="1D1C1D"/>
-          <w:sz w:val="20"/>
-          <w:szCs w:val="20"/>
         </w:rPr>
       </w:pPr>
       <w:r>
@@ -362,8 +272,6 @@
           <w:b/>
           <w:bCs/>
           <w:color w:val="1D1C1D"/>
-          <w:sz w:val="20"/>
-          <w:szCs w:val="20"/>
         </w:rPr>
         <w:t xml:space="preserve">A. Salkimbayev, K.S. Haider. </w:t>
       </w:r>
@@ -371,8 +279,6 @@
         <w:rPr>
           <w:bCs/>
           <w:color w:val="1D1C1D"/>
-          <w:sz w:val="20"/>
-          <w:szCs w:val="20"/>
         </w:rPr>
         <w:t xml:space="preserve">“Robust Adaptive Kolmogorov–Arnold Neural Control.” </w:t>
       </w:r>
@@ -382,10 +288,8 @@
           <w:i/>
           <w:iCs/>
           <w:color w:val="1D1C1D"/>
-          <w:sz w:val="20"/>
-          <w:szCs w:val="20"/>
-        </w:rPr>
-        <w:t>Under Review, International Journal of Adaptive Control and Signal Processing.</w:t>
+        </w:rPr>
+        <w:t xml:space="preserve">Under Review, International Journal of Adaptive Control and Signal Processing.</w:t>
       </w:r>
     </w:p>
     <w:p>
@@ -400,8 +304,6 @@
         <w:rPr>
           <w:bCs/>
           <w:color w:val="1D1C1D"/>
-          <w:sz w:val="20"/>
-          <w:szCs w:val="20"/>
         </w:rPr>
       </w:pPr>
       <w:r>
@@ -409,8 +311,6 @@
           <w:b/>
           <w:bCs/>
           <w:color w:val="1D1C1D"/>
-          <w:sz w:val="20"/>
-          <w:szCs w:val="20"/>
         </w:rPr>
         <w:t xml:space="preserve">A. Salkimbayev. </w:t>
       </w:r>
@@ -418,8 +318,6 @@
         <w:rPr>
           <w:bCs/>
           <w:color w:val="1D1C1D"/>
-          <w:sz w:val="20"/>
-          <w:szCs w:val="20"/>
         </w:rPr>
         <w:t xml:space="preserve">“Leray–Hopf Weak Solutions of the 2D Navier–Stokes Equations on the Torus: An Expository Construction.” </w:t>
       </w:r>
@@ -429,10 +327,8 @@
           <w:i/>
           <w:iCs/>
           <w:color w:val="1D1C1D"/>
-          <w:sz w:val="20"/>
-          <w:szCs w:val="20"/>
-        </w:rPr>
-        <w:t>Expository article; preprint, 34 pp.</w:t>
+        </w:rPr>
+        <w:t xml:space="preserve">Expository article; preprint, 34 pp.</w:t>
       </w:r>
     </w:p>
     <w:p>
@@ -447,8 +343,6 @@
         <w:rPr>
           <w:bCs/>
           <w:color w:val="1D1C1D"/>
-          <w:sz w:val="20"/>
-          <w:szCs w:val="20"/>
         </w:rPr>
       </w:pPr>
       <w:r>
@@ -456,19 +350,15 @@
           <w:b/>
           <w:bCs/>
           <w:color w:val="1D1C1D"/>
-          <w:sz w:val="20"/>
-          <w:szCs w:val="20"/>
-        </w:rPr>
-        <w:t xml:space="preserve">A. Salkimbayev. </w:t>
-      </w:r>
-      <w:r>
-        <w:rPr>
-          <w:bCs/>
-          <w:color w:val="1D1C1D"/>
-          <w:sz w:val="20"/>
-          <w:szCs w:val="20"/>
-        </w:rPr>
-        <w:t xml:space="preserve">“Rigidity of the Euler–Arnold Form under Energy-Preserving Deformation.” </w:t>
+        </w:rPr>
+        <w:t xml:space="preserve">Further preprints. </w:t>
+      </w:r>
+      <w:r>
+        <w:rPr>
+          <w:bCs/>
+          <w:color w:val="1D1C1D"/>
+        </w:rPr>
+        <w:t xml:space="preserve">Three programs, twenty papers in all, September–October 2026: “The Euler–Arnold Program”; “Transport and the Supercriticality Gap in 3D Navier–Stokes”; “Strained Vortex Tubes and the Covering of Collapse in 3D Navier–Stokes.” </w:t>
       </w:r>
       <w:r>
         <w:rPr>
@@ -476,776 +366,88 @@
           <w:i/>
           <w:iCs/>
           <w:color w:val="1D1C1D"/>
-          <w:sz w:val="20"/>
-          <w:szCs w:val="20"/>
-        </w:rPr>
-        <w:t>Paper I of eight; preprint, September 2026.</w:t>
-      </w:r>
-    </w:p>
-    <w:p>
-      <w:pPr>
-        <w:pStyle w:val="ListParagraph"/>
-        <w:numPr>
-          <w:ilvl w:val="0"/>
-          <w:numId w:val="9"/>
-        </w:numPr>
+        </w:rPr>
+        <w:t xml:space="preserve">Produced with substantial AI assistance under my direction; not yet independently reviewed. Listed with links at hecatetdm.tech/cv.</w:t>
+      </w:r>
+    </w:p>
+    <w:p>
+      <w:pPr>
         <w:spacing w:line="240" w:lineRule="auto"/>
         <w:ind w:right="180"/>
         <w:rPr>
-          <w:bCs/>
-          <w:color w:val="1D1C1D"/>
-          <w:sz w:val="20"/>
-          <w:szCs w:val="20"/>
-        </w:rPr>
-      </w:pPr>
-      <w:r>
-        <w:rPr>
           <w:b/>
-          <w:bCs/>
-          <w:color w:val="1D1C1D"/>
-          <w:sz w:val="20"/>
-          <w:szCs w:val="20"/>
-        </w:rPr>
-        <w:t xml:space="preserve">A. Salkimbayev. </w:t>
-      </w:r>
-      <w:r>
-        <w:rPr>
-          <w:bCs/>
-          <w:color w:val="1D1C1D"/>
-          <w:sz w:val="20"/>
-          <w:szCs w:val="20"/>
-        </w:rPr>
-        <w:t xml:space="preserve">“The Isotropic Directional Obstruction for Cascade Operators.” </w:t>
-      </w:r>
-      <w:r>
-        <w:rPr>
-          <w:bCs/>
+          <w:color w:val="1D1C1D"/>
+        </w:rPr>
+      </w:pPr>
+    </w:p>
+    <w:p>
+      <w:pPr>
+        <w:spacing w:line="240" w:lineRule="auto"/>
+        <w:ind w:right="180"/>
+        <w:rPr>
+          <w:color w:val="1D1C1D"/>
+        </w:rPr>
+      </w:pPr>
+      <w:r>
+        <w:rPr>
+          <w:b/>
+          <w:color w:val="1D1C1D"/>
+        </w:rPr>
+        <w:t>RESEARCH EXPERIENCE</w:t>
+      </w:r>
+    </w:p>
+    <w:p>
+      <w:pPr>
+        <w:spacing w:line="240" w:lineRule="auto"/>
+        <w:ind w:right="180"/>
+        <w:rPr>
+          <w:b/>
+          <w:bCs/>
+          <w:color w:val="1D1C1D"/>
+        </w:rPr>
+      </w:pPr>
+      <w:r>
+        <w:rPr>
+          <w:b/>
+          <w:bCs/>
+          <w:color w:val="1D1C1D"/>
+        </w:rPr>
+        <w:t>Independent Undergraduate Researcher | Kazakh-British Technical University</w:t>
+      </w:r>
+    </w:p>
+    <w:p>
+      <w:pPr>
+        <w:spacing w:line="240" w:lineRule="auto"/>
+        <w:ind w:right="180"/>
+        <w:rPr>
+          <w:b/>
+          <w:bCs/>
+          <w:color w:val="1D1C1D"/>
+          <w:lang w:val="en-US"/>
+        </w:rPr>
+      </w:pPr>
+    </w:p>
+    <w:p>
+      <w:pPr>
+        <w:spacing w:line="240" w:lineRule="auto"/>
+        <w:ind w:right="180"/>
+        <w:rPr>
+          <w:color w:val="1D1C1D"/>
+          <w:lang w:val="en-US"/>
+        </w:rPr>
+      </w:pPr>
+      <w:r>
+        <w:rPr>
           <w:i/>
           <w:iCs/>
           <w:color w:val="1D1C1D"/>
-          <w:sz w:val="20"/>
-          <w:szCs w:val="20"/>
-        </w:rPr>
-        <w:t>Paper II of eight; preprint, September 2026.</w:t>
-      </w:r>
-    </w:p>
-    <w:p>
-      <w:pPr>
-        <w:pStyle w:val="ListParagraph"/>
-        <w:numPr>
-          <w:ilvl w:val="0"/>
-          <w:numId w:val="9"/>
-        </w:numPr>
-        <w:spacing w:line="240" w:lineRule="auto"/>
-        <w:ind w:right="180"/>
-        <w:rPr>
-          <w:bCs/>
-          <w:color w:val="1D1C1D"/>
-          <w:sz w:val="20"/>
-          <w:szCs w:val="20"/>
-        </w:rPr>
-      </w:pPr>
-      <w:r>
-        <w:rPr>
-          <w:b/>
-          <w:bCs/>
-          <w:color w:val="1D1C1D"/>
-          <w:sz w:val="20"/>
-          <w:szCs w:val="20"/>
-        </w:rPr>
-        <w:t xml:space="preserve">A. Salkimbayev. </w:t>
-      </w:r>
-      <w:r>
-        <w:rPr>
-          <w:bCs/>
-          <w:color w:val="1D1C1D"/>
-          <w:sz w:val="20"/>
-          <w:szCs w:val="20"/>
-        </w:rPr>
-        <w:t xml:space="preserve">“Cross-Triad Rigidity for Cascade Operators.” </w:t>
-      </w:r>
-      <w:r>
-        <w:rPr>
-          <w:bCs/>
-          <w:i/>
-          <w:iCs/>
-          <w:color w:val="1D1C1D"/>
-          <w:sz w:val="20"/>
-          <w:szCs w:val="20"/>
-        </w:rPr>
-        <w:t>Paper III of eight; preprint, September 2026.</w:t>
-      </w:r>
-    </w:p>
-    <w:p>
-      <w:pPr>
-        <w:pStyle w:val="ListParagraph"/>
-        <w:numPr>
-          <w:ilvl w:val="0"/>
-          <w:numId w:val="9"/>
-        </w:numPr>
-        <w:spacing w:line="240" w:lineRule="auto"/>
-        <w:ind w:right="180"/>
-        <w:rPr>
-          <w:bCs/>
-          <w:color w:val="1D1C1D"/>
-          <w:sz w:val="20"/>
-          <w:szCs w:val="20"/>
-        </w:rPr>
-      </w:pPr>
-      <w:r>
-        <w:rPr>
-          <w:b/>
-          <w:bCs/>
-          <w:color w:val="1D1C1D"/>
-          <w:sz w:val="20"/>
-          <w:szCs w:val="20"/>
-        </w:rPr>
-        <w:t xml:space="preserve">A. Salkimbayev. </w:t>
-      </w:r>
-      <w:r>
-        <w:rPr>
-          <w:bCs/>
-          <w:color w:val="1D1C1D"/>
-          <w:sz w:val="20"/>
-          <w:szCs w:val="20"/>
-        </w:rPr>
-        <w:t xml:space="preserve">“Momentum Helicity Separates Cascade Operators from Euler–Arnold Operators.” </w:t>
-      </w:r>
-      <w:r>
-        <w:rPr>
-          <w:bCs/>
-          <w:i/>
-          <w:iCs/>
-          <w:color w:val="1D1C1D"/>
-          <w:sz w:val="20"/>
-          <w:szCs w:val="20"/>
-        </w:rPr>
-        <w:t>Paper IV of eight; preprint, September 2026.</w:t>
-      </w:r>
-    </w:p>
-    <w:p>
-      <w:pPr>
-        <w:pStyle w:val="ListParagraph"/>
-        <w:numPr>
-          <w:ilvl w:val="0"/>
-          <w:numId w:val="9"/>
-        </w:numPr>
-        <w:spacing w:line="240" w:lineRule="auto"/>
-        <w:ind w:right="180"/>
-        <w:rPr>
-          <w:bCs/>
-          <w:color w:val="1D1C1D"/>
-          <w:sz w:val="20"/>
-          <w:szCs w:val="20"/>
-        </w:rPr>
-      </w:pPr>
-      <w:r>
-        <w:rPr>
-          <w:b/>
-          <w:bCs/>
-          <w:color w:val="1D1C1D"/>
-          <w:sz w:val="20"/>
-          <w:szCs w:val="20"/>
-        </w:rPr>
-        <w:t xml:space="preserve">A. Salkimbayev. </w:t>
-      </w:r>
-      <w:r>
-        <w:rPr>
-          <w:bCs/>
-          <w:color w:val="1D1C1D"/>
-          <w:sz w:val="20"/>
-          <w:szCs w:val="20"/>
-        </w:rPr>
-        <w:t xml:space="preserve">“A Beale–Kato–Majda Criterion for Right-Invariant Hˢ Metrics on SDiff(T³).” </w:t>
-      </w:r>
-      <w:r>
-        <w:rPr>
-          <w:bCs/>
-          <w:i/>
-          <w:iCs/>
-          <w:color w:val="1D1C1D"/>
-          <w:sz w:val="20"/>
-          <w:szCs w:val="20"/>
-        </w:rPr>
-        <w:t>Paper V of eight; preprint, September 2026.</w:t>
-      </w:r>
-    </w:p>
-    <w:p>
-      <w:pPr>
-        <w:pStyle w:val="ListParagraph"/>
-        <w:numPr>
-          <w:ilvl w:val="0"/>
-          <w:numId w:val="9"/>
-        </w:numPr>
-        <w:spacing w:line="240" w:lineRule="auto"/>
-        <w:ind w:right="180"/>
-        <w:rPr>
-          <w:bCs/>
-          <w:color w:val="1D1C1D"/>
-          <w:sz w:val="20"/>
-          <w:szCs w:val="20"/>
-        </w:rPr>
-      </w:pPr>
-      <w:r>
-        <w:rPr>
-          <w:b/>
-          <w:bCs/>
-          <w:color w:val="1D1C1D"/>
-          <w:sz w:val="20"/>
-          <w:szCs w:val="20"/>
-        </w:rPr>
-        <w:t xml:space="preserve">A. Salkimbayev. </w:t>
-      </w:r>
-      <w:r>
-        <w:rPr>
-          <w:bCs/>
-          <w:color w:val="1D1C1D"/>
-          <w:sz w:val="20"/>
-          <w:szCs w:val="20"/>
-        </w:rPr>
-        <w:t xml:space="preserve">“Two-and-a-Half-Dimensional Flows of the Hˢ Euler–Arnold Equations: A Self-Gravitating Boussinesq System.” </w:t>
-      </w:r>
-      <w:r>
-        <w:rPr>
-          <w:bCs/>
-          <w:i/>
-          <w:iCs/>
-          <w:color w:val="1D1C1D"/>
-          <w:sz w:val="20"/>
-          <w:szCs w:val="20"/>
-        </w:rPr>
-        <w:t>Paper VI of eight; preprint, September 2026.</w:t>
-      </w:r>
-    </w:p>
-    <w:p>
-      <w:pPr>
-        <w:pStyle w:val="ListParagraph"/>
-        <w:numPr>
-          <w:ilvl w:val="0"/>
-          <w:numId w:val="9"/>
-        </w:numPr>
-        <w:spacing w:line="240" w:lineRule="auto"/>
-        <w:ind w:right="180"/>
-        <w:rPr>
-          <w:bCs/>
-          <w:color w:val="1D1C1D"/>
-          <w:sz w:val="20"/>
-          <w:szCs w:val="20"/>
-        </w:rPr>
-      </w:pPr>
-      <w:r>
-        <w:rPr>
-          <w:b/>
-          <w:bCs/>
-          <w:color w:val="1D1C1D"/>
-          <w:sz w:val="20"/>
-          <w:szCs w:val="20"/>
-        </w:rPr>
-        <w:t xml:space="preserve">A. Salkimbayev. </w:t>
-      </w:r>
-      <w:r>
-        <w:rPr>
-          <w:bCs/>
-          <w:color w:val="1D1C1D"/>
-          <w:sz w:val="20"/>
-          <w:szCs w:val="20"/>
-        </w:rPr>
-        <w:t xml:space="preserve">“Axisymmetric Flows with Swirl of the Hˢ Euler–Arnold Equations: A Reduction, Two Thresholds, and a Missing Wall.” </w:t>
-      </w:r>
-      <w:r>
-        <w:rPr>
-          <w:bCs/>
-          <w:i/>
-          <w:iCs/>
-          <w:color w:val="1D1C1D"/>
-          <w:sz w:val="20"/>
-          <w:szCs w:val="20"/>
-        </w:rPr>
-        <w:t>Paper VII of eight; preprint, September 2026.</w:t>
-      </w:r>
-    </w:p>
-    <w:p>
-      <w:pPr>
-        <w:pStyle w:val="ListParagraph"/>
-        <w:numPr>
-          <w:ilvl w:val="0"/>
-          <w:numId w:val="9"/>
-        </w:numPr>
-        <w:spacing w:line="240" w:lineRule="auto"/>
-        <w:ind w:right="180"/>
-        <w:rPr>
-          <w:bCs/>
-          <w:color w:val="1D1C1D"/>
-          <w:sz w:val="20"/>
-          <w:szCs w:val="20"/>
-        </w:rPr>
-      </w:pPr>
-      <w:r>
-        <w:rPr>
-          <w:b/>
-          <w:bCs/>
-          <w:color w:val="1D1C1D"/>
-          <w:sz w:val="20"/>
-          <w:szCs w:val="20"/>
-        </w:rPr>
-        <w:t xml:space="preserve">A. Salkimbayev. </w:t>
-      </w:r>
-      <w:r>
-        <w:rPr>
-          <w:bCs/>
-          <w:color w:val="1D1C1D"/>
-          <w:sz w:val="20"/>
-          <w:szCs w:val="20"/>
-        </w:rPr>
-        <w:t xml:space="preserve">“A One-Dimensional Wall Model for the Hˢ Euler–Arnold Equations: Blowup Below s = 1/2, Regularity Above.” </w:t>
-      </w:r>
-      <w:r>
-        <w:rPr>
-          <w:bCs/>
-          <w:i/>
-          <w:iCs/>
-          <w:color w:val="1D1C1D"/>
-          <w:sz w:val="20"/>
-          <w:szCs w:val="20"/>
-        </w:rPr>
-        <w:t>Paper VIII of eight; preprint, September 2026.</w:t>
-      </w:r>
-    </w:p>
-    <w:p>
-      <w:pPr>
-        <w:pStyle w:val="ListParagraph"/>
-        <w:numPr>
-          <w:ilvl w:val="0"/>
-          <w:numId w:val="9"/>
-        </w:numPr>
-        <w:spacing w:line="240" w:lineRule="auto"/>
-        <w:ind w:right="180"/>
-        <w:rPr>
-          <w:bCs/>
-          <w:color w:val="1D1C1D"/>
-          <w:sz w:val="20"/>
-          <w:szCs w:val="20"/>
-        </w:rPr>
-      </w:pPr>
-      <w:r>
-        <w:rPr>
-          <w:bCs/>
-          <w:i/>
-          <w:iCs/>
-          <w:color w:val="1D1C1D"/>
-          <w:sz w:val="20"/>
-          <w:szCs w:val="20"/>
-        </w:rPr>
-        <w:t>All eight of the above were produced with substantial AI assistance under my direction; I am responsible for the contents. Not yet independently reviewed.</w:t>
-      </w:r>
-    </w:p>
-    <w:p>
-      <w:pPr>
-        <w:pStyle w:val="ListParagraph"/>
-        <w:numPr>
-          <w:ilvl w:val="0"/>
-          <w:numId w:val="9"/>
-        </w:numPr>
-        <w:spacing w:line="240" w:lineRule="auto"/>
-        <w:ind w:right="180"/>
-        <w:rPr>
-          <w:bCs/>
-          <w:color w:val="1D1C1D"/>
-          <w:sz w:val="20"/>
-          <w:szCs w:val="20"/>
-        </w:rPr>
-      </w:pPr>
-      <w:r>
-        <w:rPr>
-          <w:b/>
-          <w:bCs/>
-          <w:color w:val="1D1C1D"/>
-          <w:sz w:val="20"/>
-          <w:szCs w:val="20"/>
-        </w:rPr>
-        <w:t xml:space="preserve">A. Salkimbayev. </w:t>
-      </w:r>
-      <w:r>
-        <w:rPr>
-          <w:bCs/>
-          <w:color w:val="1D1C1D"/>
-          <w:sz w:val="20"/>
-          <w:szCs w:val="20"/>
-        </w:rPr>
-        <w:t xml:space="preserve">“Eight Conditions on the Missing Estimate for the Three-Dimensional Navier–Stokes Equations.” </w:t>
-      </w:r>
-      <w:r>
-        <w:rPr>
-          <w:bCs/>
-          <w:i/>
-          <w:iCs/>
-          <w:color w:val="1D1C1D"/>
-          <w:sz w:val="20"/>
-          <w:szCs w:val="20"/>
-        </w:rPr>
-        <w:t>Note; preprint, September 2026.</w:t>
-      </w:r>
-    </w:p>
-    <w:p>
-      <w:pPr>
-        <w:pStyle w:val="ListParagraph"/>
-        <w:numPr>
-          <w:ilvl w:val="0"/>
-          <w:numId w:val="9"/>
-        </w:numPr>
-        <w:spacing w:line="240" w:lineRule="auto"/>
-        <w:ind w:right="180"/>
-        <w:rPr>
-          <w:bCs/>
-          <w:color w:val="1D1C1D"/>
-          <w:sz w:val="20"/>
-          <w:szCs w:val="20"/>
-        </w:rPr>
-      </w:pPr>
-      <w:r>
-        <w:rPr>
-          <w:b/>
-          <w:bCs/>
-          <w:color w:val="1D1C1D"/>
-          <w:sz w:val="20"/>
-          <w:szCs w:val="20"/>
-        </w:rPr>
-        <w:t xml:space="preserve">A. Salkimbayev. </w:t>
-      </w:r>
-      <w:r>
-        <w:rPr>
-          <w:bCs/>
-          <w:color w:val="1D1C1D"/>
-          <w:sz w:val="20"/>
-          <w:szCs w:val="20"/>
-        </w:rPr>
-        <w:t xml:space="preserve">“Transport and the Supercriticality Gap in 3D Navier–Stokes, I.” </w:t>
-      </w:r>
-      <w:r>
-        <w:rPr>
-          <w:bCs/>
-          <w:i/>
-          <w:iCs/>
-          <w:color w:val="1D1C1D"/>
-          <w:sz w:val="20"/>
-          <w:szCs w:val="20"/>
-        </w:rPr>
-        <w:t>Part I of four; preprint, September 2026.</w:t>
-      </w:r>
-    </w:p>
-    <w:p>
-      <w:pPr>
-        <w:pStyle w:val="ListParagraph"/>
-        <w:numPr>
-          <w:ilvl w:val="0"/>
-          <w:numId w:val="9"/>
-        </w:numPr>
-        <w:spacing w:line="240" w:lineRule="auto"/>
-        <w:ind w:right="180"/>
-        <w:rPr>
-          <w:bCs/>
-          <w:color w:val="1D1C1D"/>
-          <w:sz w:val="20"/>
-          <w:szCs w:val="20"/>
-        </w:rPr>
-      </w:pPr>
-      <w:r>
-        <w:rPr>
-          <w:b/>
-          <w:bCs/>
-          <w:color w:val="1D1C1D"/>
-          <w:sz w:val="20"/>
-          <w:szCs w:val="20"/>
-        </w:rPr>
-        <w:t xml:space="preserve">A. Salkimbayev. </w:t>
-      </w:r>
-      <w:r>
-        <w:rPr>
-          <w:bCs/>
-          <w:color w:val="1D1C1D"/>
-          <w:sz w:val="20"/>
-          <w:szCs w:val="20"/>
-        </w:rPr>
-        <w:t xml:space="preserve">“Transport and the Supercriticality Gap in 3D Navier–Stokes, II: The Flow Map.” </w:t>
-      </w:r>
-      <w:r>
-        <w:rPr>
-          <w:bCs/>
-          <w:i/>
-          <w:iCs/>
-          <w:color w:val="1D1C1D"/>
-          <w:sz w:val="20"/>
-          <w:szCs w:val="20"/>
-        </w:rPr>
-        <w:t>Part II of four; preprint, September 2026.</w:t>
-      </w:r>
-    </w:p>
-    <w:p>
-      <w:pPr>
-        <w:pStyle w:val="ListParagraph"/>
-        <w:numPr>
-          <w:ilvl w:val="0"/>
-          <w:numId w:val="9"/>
-        </w:numPr>
-        <w:spacing w:line="240" w:lineRule="auto"/>
-        <w:ind w:right="180"/>
-        <w:rPr>
-          <w:bCs/>
-          <w:color w:val="1D1C1D"/>
-          <w:sz w:val="20"/>
-          <w:szCs w:val="20"/>
-        </w:rPr>
-      </w:pPr>
-      <w:r>
-        <w:rPr>
-          <w:b/>
-          <w:bCs/>
-          <w:color w:val="1D1C1D"/>
-          <w:sz w:val="20"/>
-          <w:szCs w:val="20"/>
-        </w:rPr>
-        <w:t xml:space="preserve">A. Salkimbayev. </w:t>
-      </w:r>
-      <w:r>
-        <w:rPr>
-          <w:bCs/>
-          <w:color w:val="1D1C1D"/>
-          <w:sz w:val="20"/>
-          <w:szCs w:val="20"/>
-        </w:rPr>
-        <w:t xml:space="preserve">“Transport and the Supercriticality Gap in 3D Navier–Stokes, III: The Ledger.” </w:t>
-      </w:r>
-      <w:r>
-        <w:rPr>
-          <w:bCs/>
-          <w:i/>
-          <w:iCs/>
-          <w:color w:val="1D1C1D"/>
-          <w:sz w:val="20"/>
-          <w:szCs w:val="20"/>
-        </w:rPr>
-        <w:t>Part III of four; preprint, September 2026.</w:t>
-      </w:r>
-    </w:p>
-    <w:p>
-      <w:pPr>
-        <w:pStyle w:val="ListParagraph"/>
-        <w:numPr>
-          <w:ilvl w:val="0"/>
-          <w:numId w:val="9"/>
-        </w:numPr>
-        <w:spacing w:line="240" w:lineRule="auto"/>
-        <w:ind w:right="180"/>
-        <w:rPr>
-          <w:bCs/>
-          <w:color w:val="1D1C1D"/>
-          <w:sz w:val="20"/>
-          <w:szCs w:val="20"/>
-        </w:rPr>
-      </w:pPr>
-      <w:r>
-        <w:rPr>
-          <w:b/>
-          <w:bCs/>
-          <w:color w:val="1D1C1D"/>
-          <w:sz w:val="20"/>
-          <w:szCs w:val="20"/>
-        </w:rPr>
-        <w:t xml:space="preserve">A. Salkimbayev. </w:t>
-      </w:r>
-      <w:r>
-        <w:rPr>
-          <w:bCs/>
-          <w:color w:val="1D1C1D"/>
-          <w:sz w:val="20"/>
-          <w:szCs w:val="20"/>
-        </w:rPr>
-        <w:t xml:space="preserve">“Transport and the Supercriticality Gap in 3D Navier–Stokes, IV: Events.” </w:t>
-      </w:r>
-      <w:r>
-        <w:rPr>
-          <w:bCs/>
-          <w:i/>
-          <w:iCs/>
-          <w:color w:val="1D1C1D"/>
-          <w:sz w:val="20"/>
-          <w:szCs w:val="20"/>
-        </w:rPr>
-        <w:t>Part IV of four; preprint, September 2026.</w:t>
-      </w:r>
-    </w:p>
-    <w:p>
-      <w:pPr>
-        <w:pStyle w:val="ListParagraph"/>
-        <w:numPr>
-          <w:ilvl w:val="0"/>
-          <w:numId w:val="9"/>
-        </w:numPr>
-        <w:spacing w:line="240" w:lineRule="auto"/>
-        <w:ind w:right="180"/>
-        <w:rPr>
-          <w:bCs/>
-          <w:color w:val="1D1C1D"/>
-          <w:sz w:val="20"/>
-          <w:szCs w:val="20"/>
-        </w:rPr>
-      </w:pPr>
-      <w:r>
-        <w:rPr>
-          <w:b/>
-          <w:bCs/>
-          <w:color w:val="1D1C1D"/>
-          <w:sz w:val="20"/>
-          <w:szCs w:val="20"/>
-        </w:rPr>
-        <w:t xml:space="preserve">A. Salkimbayev. </w:t>
-      </w:r>
-      <w:r>
-        <w:rPr>
-          <w:bCs/>
-          <w:color w:val="1D1C1D"/>
-          <w:sz w:val="20"/>
-          <w:szCs w:val="20"/>
-        </w:rPr>
-        <w:t xml:space="preserve">“What Must Be Conserved: Thirteen Conditions on the Missing Quantity for the Three-Dimensional Navier–Stokes Equations.” </w:t>
-      </w:r>
-      <w:r>
-        <w:rPr>
-          <w:bCs/>
-          <w:i/>
-          <w:iCs/>
-          <w:color w:val="1D1C1D"/>
-          <w:sz w:val="20"/>
-          <w:szCs w:val="20"/>
-        </w:rPr>
-        <w:t>Note; preprint, September 2026.</w:t>
-      </w:r>
-    </w:p>
-    <w:p>
-      <w:pPr>
-        <w:pStyle w:val="ListParagraph"/>
-        <w:numPr>
-          <w:ilvl w:val="0"/>
-          <w:numId w:val="9"/>
-        </w:numPr>
-        <w:spacing w:line="240" w:lineRule="auto"/>
-        <w:ind w:right="180"/>
-        <w:rPr>
-          <w:bCs/>
-          <w:color w:val="1D1C1D"/>
-          <w:sz w:val="20"/>
-          <w:szCs w:val="20"/>
-        </w:rPr>
-      </w:pPr>
-      <w:r>
-        <w:rPr>
-          <w:bCs/>
-          <w:i/>
-          <w:iCs/>
-          <w:color w:val="1D1C1D"/>
-          <w:sz w:val="20"/>
-          <w:szCs w:val="20"/>
-        </w:rPr>
-        <w:t>The six entries from “Eight Conditions” on are a second program, on transport in 3D Navier–Stokes; none resolves the regularity problem. Also produced with substantial AI assistance under my direction; not yet independently reviewed.</w:t>
-      </w:r>
-    </w:p>
-    <w:p>
-      <w:pPr>
-        <w:spacing w:line="240" w:lineRule="auto"/>
-        <w:ind w:right="180"/>
-        <w:rPr>
-          <w:b/>
-          <w:color w:val="1D1C1D"/>
-          <w:sz w:val="10"/>
-          <w:szCs w:val="10"/>
-        </w:rPr>
-      </w:pPr>
-    </w:p>
-    <w:p>
-      <w:pPr>
-        <w:spacing w:line="240" w:lineRule="auto"/>
-        <w:ind w:right="180"/>
-        <w:rPr>
-          <w:color w:val="1D1C1D"/>
-          <w:sz w:val="20"/>
-          <w:szCs w:val="20"/>
-        </w:rPr>
-      </w:pPr>
-      <w:r>
-        <w:rPr>
-          <w:b/>
-          <w:color w:val="1D1C1D"/>
-          <w:sz w:val="20"/>
-          <w:szCs w:val="20"/>
-        </w:rPr>
-        <w:lastRenderedPageBreak/>
-        <w:t>RESEARCH EXPERIENCE</w:t>
-      </w:r>
-    </w:p>
-    <w:p>
-      <w:pPr>
-        <w:spacing w:line="240" w:lineRule="auto"/>
-        <w:ind w:right="180"/>
-        <w:rPr>
-          <w:b/>
-          <w:bCs/>
-          <w:color w:val="1D1C1D"/>
-          <w:sz w:val="20"/>
-          <w:szCs w:val="20"/>
-        </w:rPr>
-      </w:pPr>
-      <w:r>
-        <w:rPr>
-          <w:b/>
-          <w:bCs/>
-          <w:color w:val="1D1C1D"/>
-          <w:sz w:val="20"/>
-          <w:szCs w:val="20"/>
-        </w:rPr>
-        <w:t>Independent Undergraduate Researcher | Kazakh-British Technical University</w:t>
-      </w:r>
-    </w:p>
-    <w:p>
-      <w:pPr>
-        <w:spacing w:line="240" w:lineRule="auto"/>
-        <w:ind w:right="180"/>
-        <w:rPr>
-          <w:b/>
-          <w:bCs/>
-          <w:color w:val="1D1C1D"/>
-          <w:sz w:val="10"/>
-          <w:szCs w:val="10"/>
           <w:lang w:val="en-US"/>
         </w:rPr>
-      </w:pPr>
-    </w:p>
-    <w:p>
-      <w:pPr>
-        <w:spacing w:line="240" w:lineRule="auto"/>
-        <w:ind w:right="180"/>
-        <w:rPr>
-          <w:color w:val="1D1C1D"/>
-          <w:sz w:val="20"/>
-          <w:szCs w:val="20"/>
-          <w:lang w:val="en-US"/>
-        </w:rPr>
-      </w:pPr>
-      <w:r>
-        <w:rPr>
-          <w:i/>
-          <w:iCs/>
-          <w:color w:val="1D1C1D"/>
-          <w:sz w:val="20"/>
-          <w:szCs w:val="20"/>
-          <w:lang w:val="en-US"/>
-        </w:rPr>
         <w:t xml:space="preserve">Functional-Analytic Control Architecture &amp; PDEs </w:t>
       </w:r>
       <w:r>
         <w:rPr>
           <w:color w:val="1D1C1D"/>
-          <w:sz w:val="20"/>
-          <w:szCs w:val="20"/>
           <w:lang w:val="en-US"/>
         </w:rPr>
         <w:t>(Current)</w:t>
@@ -1262,18 +464,14 @@
         <w:ind w:right="180"/>
         <w:rPr>
           <w:color w:val="1D1C1D"/>
-          <w:sz w:val="20"/>
-          <w:szCs w:val="20"/>
           <w:lang w:val="en-US"/>
         </w:rPr>
       </w:pPr>
       <w:r>
         <w:rPr>
           <w:color w:val="1D1C1D"/>
-          <w:sz w:val="20"/>
-          <w:szCs w:val="20"/>
-        </w:rPr>
-        <w:t>Developing a novel functional-analytic control architecture drawing upon operator theory and methodologies from Brezis, Evans and Stein.</w:t>
+        </w:rPr>
+        <w:t xml:space="preserve">Developing a novel functional-analytic control architecture drawing upon operator theory and methodologies from Brezis, Evans and Stein.</w:t>
       </w:r>
     </w:p>
     <w:p>
@@ -1287,16 +485,12 @@
         <w:ind w:right="180"/>
         <w:rPr>
           <w:color w:val="1D1C1D"/>
-          <w:sz w:val="20"/>
-          <w:szCs w:val="20"/>
           <w:lang w:val="en-US"/>
         </w:rPr>
       </w:pPr>
       <w:r>
         <w:rPr>
           <w:color w:val="1D1C1D"/>
-          <w:sz w:val="20"/>
-          <w:szCs w:val="20"/>
         </w:rPr>
         <w:t>Translating control frameworks into rigorous mathematical formulations applicable to the study of partial differential equations and fluid dynamics.</w:t>
       </w:r>
@@ -1312,18 +506,14 @@
         <w:ind w:right="180"/>
         <w:rPr>
           <w:color w:val="1D1C1D"/>
-          <w:sz w:val="20"/>
-          <w:szCs w:val="20"/>
           <w:lang w:val="en-US"/>
         </w:rPr>
       </w:pPr>
       <w:r>
         <w:rPr>
           <w:color w:val="1D1C1D"/>
-          <w:sz w:val="20"/>
-          <w:szCs w:val="20"/>
-        </w:rPr>
-        <w:t>Wrote a 34-page expository construction of Leray–Hopf weak solutions to the 2D Navier–Stokes equations on the torus, proving uniqueness in two dimensions and showing where its three-dimensional strong-solution estimate stops.</w:t>
+        </w:rPr>
+        <w:t xml:space="preserve">Wrote a 34-page expository construction of Leray–Hopf weak solutions to the 2D Navier–Stokes equations on the torus, proving uniqueness in two dimensions and showing where its three-dimensional strong-solution estimate stops.</w:t>
       </w:r>
     </w:p>
     <w:p>
@@ -1332,8 +522,6 @@
         <w:ind w:right="180"/>
         <w:rPr>
           <w:color w:val="1D1C1D"/>
-          <w:sz w:val="10"/>
-          <w:szCs w:val="10"/>
           <w:lang w:val="en-US"/>
         </w:rPr>
       </w:pPr>
@@ -1344,8 +532,6 @@
         <w:ind w:right="180"/>
         <w:rPr>
           <w:color w:val="1D1C1D"/>
-          <w:sz w:val="20"/>
-          <w:szCs w:val="20"/>
         </w:rPr>
       </w:pPr>
       <w:r>
@@ -1353,16 +539,12 @@
           <w:i/>
           <w:iCs/>
           <w:color w:val="1D1C1D"/>
-          <w:sz w:val="20"/>
-          <w:szCs w:val="20"/>
         </w:rPr>
         <w:t>Adaptive Control &amp; Nonlinear Dynamical Systems</w:t>
       </w:r>
       <w:r>
         <w:rPr>
           <w:color w:val="1D1C1D"/>
-          <w:sz w:val="20"/>
-          <w:szCs w:val="20"/>
         </w:rPr>
         <w:t xml:space="preserve"> (Jan 2026 – Jul 2026)</w:t>
       </w:r>
@@ -1378,16 +560,12 @@
         <w:ind w:right="180"/>
         <w:rPr>
           <w:color w:val="1D1C1D"/>
-          <w:sz w:val="20"/>
-          <w:szCs w:val="20"/>
           <w:lang w:val="en-US"/>
         </w:rPr>
       </w:pPr>
       <w:r>
         <w:rPr>
           <w:color w:val="1D1C1D"/>
-          <w:sz w:val="20"/>
-          <w:szCs w:val="20"/>
         </w:rPr>
         <w:t>Developed a learning-based adaptive control architecture combining Recursive Least Squares with symbolic Kolmogorov–Arnold Networks (KANs).</w:t>
       </w:r>
@@ -1403,18 +581,14 @@
         <w:ind w:right="180"/>
         <w:rPr>
           <w:color w:val="1D1C1D"/>
-          <w:sz w:val="20"/>
-          <w:szCs w:val="20"/>
           <w:lang w:val="en-US"/>
         </w:rPr>
       </w:pPr>
       <w:r>
         <w:rPr>
           <w:color w:val="1D1C1D"/>
-          <w:sz w:val="20"/>
-          <w:szCs w:val="20"/>
-        </w:rPr>
-        <w:t>Derived rigorous Lyapunov stability guarantees (ISS / UUB) over the physically realizable operating envelope, with a certificate that requires no persistent excitation.</w:t>
+        </w:rPr>
+        <w:t xml:space="preserve">Derived rigorous Lyapunov stability guarantees (ISS / UUB) over the physically realizable operating envelope, with a certificate that requires no persistent excitation.</w:t>
       </w:r>
     </w:p>
     <w:p>
@@ -1428,18 +602,14 @@
         <w:ind w:right="180"/>
         <w:rPr>
           <w:color w:val="1D1C1D"/>
-          <w:sz w:val="20"/>
-          <w:szCs w:val="20"/>
           <w:lang w:val="en-US"/>
         </w:rPr>
       </w:pPr>
       <w:r>
         <w:rPr>
           <w:color w:val="1D1C1D"/>
-          <w:sz w:val="20"/>
-          <w:szCs w:val="20"/>
-        </w:rPr>
-        <w:t>Evaluated the algorithm on a quadruple-tank benchmark via a 50-seed Monte-Carlo campaign in Python, demonstrating a branch-free per-step runtime bounded a priori and a 7% aggregate tracking improvement over LTV-MPC.</w:t>
+        </w:rPr>
+        <w:t xml:space="preserve">Evaluated the algorithm on a quadruple-tank benchmark via a 50-seed Monte-Carlo campaign in Python, demonstrating a branch-free per-step runtime bounded a priori and a 7% aggregate tracking improvement over LTV-MPC.</w:t>
       </w:r>
     </w:p>
     <w:p>
@@ -1448,8 +618,6 @@
         <w:ind w:right="180"/>
         <w:rPr>
           <w:color w:val="1D1C1D"/>
-          <w:sz w:val="10"/>
-          <w:szCs w:val="10"/>
           <w:lang w:val="en-US"/>
         </w:rPr>
       </w:pPr>
@@ -1462,8 +630,6 @@
           <w:i/>
           <w:iCs/>
           <w:color w:val="1D1C1D"/>
-          <w:sz w:val="20"/>
-          <w:szCs w:val="20"/>
         </w:rPr>
       </w:pPr>
       <w:r>
@@ -1471,23 +637,15 @@
           <w:i/>
           <w:iCs/>
           <w:color w:val="1D1C1D"/>
-          <w:sz w:val="20"/>
-          <w:szCs w:val="20"/>
         </w:rPr>
         <w:t>Constant-Time Explicit Control Laws from MPC</w:t>
       </w:r>
       <w:r>
-        <w:rPr>
-          <w:sz w:val="20"/>
-          <w:szCs w:val="20"/>
-        </w:rPr>
         <w:t xml:space="preserve"> </w:t>
       </w:r>
       <w:r>
         <w:rPr>
           <w:color w:val="1D1C1D"/>
-          <w:sz w:val="20"/>
-          <w:szCs w:val="20"/>
         </w:rPr>
         <w:t>(Nov 2025 – Apr 2026)</w:t>
       </w:r>
@@ -1496,8 +654,6 @@
           <w:i/>
           <w:iCs/>
           <w:color w:val="1D1C1D"/>
-          <w:sz w:val="20"/>
-          <w:szCs w:val="20"/>
         </w:rPr>
         <w:t xml:space="preserve"> </w:t>
       </w:r>
@@ -1513,16 +669,12 @@
         <w:ind w:right="180"/>
         <w:rPr>
           <w:color w:val="1D1C1D"/>
-          <w:sz w:val="20"/>
-          <w:szCs w:val="20"/>
           <w:lang w:val="en-US"/>
         </w:rPr>
       </w:pPr>
       <w:r>
         <w:rPr>
           <w:color w:val="1D1C1D"/>
-          <w:sz w:val="20"/>
-          <w:szCs w:val="20"/>
         </w:rPr>
         <w:t>Designed a certifiable explicit replacement for Linear Time-Varying MPC on the quadruple-tank benchmark in its non-minimum-phase configuration: an analytic feedforward term, a detuned LQR core, and a learned correction behind a gate that vanishes quadratically at the setpoint, making zero steady-state offset and local exponential stability structural rather than dependent on fit quality.</w:t>
       </w:r>
@@ -1538,16 +690,12 @@
         <w:ind w:right="180"/>
         <w:rPr>
           <w:color w:val="1D1C1D"/>
-          <w:sz w:val="20"/>
-          <w:szCs w:val="20"/>
           <w:lang w:val="en-US"/>
         </w:rPr>
       </w:pPr>
       <w:r>
         <w:rPr>
           <w:color w:val="1D1C1D"/>
-          <w:sz w:val="20"/>
-          <w:szCs w:val="20"/>
         </w:rPr>
         <w:t>Built a two-step symbolic read-out in which a Kolmogorov–Arnold Network (KAN) supplies only the monomial support and the coefficients are re-estimated by a convex quadratic program under affine negative-feedback constraints — eliminating a sign pathology present on up to 30% of the operating box for at most 0.2 percentage points of accuracy.</w:t>
       </w:r>
@@ -1563,16 +711,12 @@
         <w:ind w:right="180"/>
         <w:rPr>
           <w:color w:val="1D1C1D"/>
-          <w:sz w:val="20"/>
-          <w:szCs w:val="20"/>
           <w:lang w:val="en-US"/>
         </w:rPr>
       </w:pPr>
       <w:r>
         <w:rPr>
           <w:color w:val="1D1C1D"/>
-          <w:sz w:val="20"/>
-          <w:szCs w:val="20"/>
         </w:rPr>
         <w:t>Established the constant-time claim structurally in software-in-the-loop — a fixed chain of 30–203 multiply-accumulate operations with no data-dependent branching, stable under ±20% parameter perturbation in 97–100% of Monte-Carlo trials — and reported the negative result that the KAN-selected support is statistically indistinguishable from orthogonal matching pursuit at a matched arithmetic budget.</w:t>
       </w:r>
@@ -1584,8 +728,6 @@
         <w:ind w:right="180"/>
         <w:rPr>
           <w:color w:val="1D1C1D"/>
-          <w:sz w:val="10"/>
-          <w:szCs w:val="10"/>
         </w:rPr>
       </w:pPr>
     </w:p>
@@ -1597,8 +739,6 @@
           <w:b/>
           <w:bCs/>
           <w:color w:val="1D1C1D"/>
-          <w:sz w:val="20"/>
-          <w:szCs w:val="20"/>
         </w:rPr>
       </w:pPr>
       <w:r>
@@ -1606,8 +746,6 @@
           <w:b/>
           <w:bCs/>
           <w:color w:val="1D1C1D"/>
-          <w:sz w:val="20"/>
-          <w:szCs w:val="20"/>
         </w:rPr>
         <w:t>ADVANCED INDEPENDENT STUDY</w:t>
       </w:r>
@@ -1618,17 +756,13 @@
         <w:ind w:right="180"/>
         <w:rPr>
           <w:color w:val="1D1C1D"/>
-          <w:sz w:val="20"/>
-          <w:szCs w:val="20"/>
-        </w:rPr>
-      </w:pPr>
-      <w:r>
-        <w:rPr>
-          <w:color w:val="1D1C1D"/>
-          <w:sz w:val="20"/>
-          <w:szCs w:val="20"/>
-        </w:rPr>
-        <w:t>Self-directed graduate sequence in analysis and PDE, directed toward the rigorous study of fluid dynamics:</w:t>
+        </w:rPr>
+      </w:pPr>
+      <w:r>
+        <w:rPr>
+          <w:color w:val="1D1C1D"/>
+        </w:rPr>
+        <w:t xml:space="preserve">Self-directed graduate sequence in analysis and PDE, directed toward the rigorous study of fluid dynamics:</w:t>
       </w:r>
     </w:p>
     <w:p>
@@ -1643,8 +777,6 @@
         <w:rPr>
           <w:bCs/>
           <w:color w:val="1D1C1D"/>
-          <w:sz w:val="20"/>
-          <w:szCs w:val="20"/>
         </w:rPr>
       </w:pPr>
       <w:r>
@@ -1652,8 +784,6 @@
           <w:b/>
           <w:bCs/>
           <w:color w:val="1D1C1D"/>
-          <w:sz w:val="20"/>
-          <w:szCs w:val="20"/>
         </w:rPr>
         <w:t xml:space="preserve">Completed: </w:t>
       </w:r>
@@ -1663,8 +793,6 @@
           <w:i/>
           <w:iCs/>
           <w:color w:val="1D1C1D"/>
-          <w:sz w:val="20"/>
-          <w:szCs w:val="20"/>
         </w:rPr>
         <w:t xml:space="preserve">Introduction to Real Analysis </w:t>
       </w:r>
@@ -1672,8 +800,6 @@
         <w:rPr>
           <w:bCs/>
           <w:color w:val="1D1C1D"/>
-          <w:sz w:val="20"/>
-          <w:szCs w:val="20"/>
         </w:rPr>
         <w:t xml:space="preserve">(William F. Trench); </w:t>
       </w:r>
@@ -1683,8 +809,6 @@
           <w:i/>
           <w:iCs/>
           <w:color w:val="1D1C1D"/>
-          <w:sz w:val="20"/>
-          <w:szCs w:val="20"/>
         </w:rPr>
         <w:t xml:space="preserve">Functional Analysis, Sobolev Spaces and Partial Differential Equations </w:t>
       </w:r>
@@ -1692,8 +816,6 @@
         <w:rPr>
           <w:bCs/>
           <w:color w:val="1D1C1D"/>
-          <w:sz w:val="20"/>
-          <w:szCs w:val="20"/>
         </w:rPr>
         <w:t xml:space="preserve">(Haim Brezis), Chs. 1–9 — including semigroup theory (Hille–Yosida) and the variational formulation of elliptic boundary-value problems; </w:t>
       </w:r>
@@ -1703,8 +825,6 @@
           <w:i/>
           <w:iCs/>
           <w:color w:val="1D1C1D"/>
-          <w:sz w:val="20"/>
-          <w:szCs w:val="20"/>
         </w:rPr>
         <w:t xml:space="preserve">Partial Differential Equations </w:t>
       </w:r>
@@ -1712,10 +832,8 @@
         <w:rPr>
           <w:bCs/>
           <w:color w:val="1D1C1D"/>
-          <w:sz w:val="20"/>
-          <w:szCs w:val="20"/>
-        </w:rPr>
-        <w:t>(Lawrence C. Evans), Chs. 5–6 — Sobolev spaces and second-order elliptic theory.</w:t>
+        </w:rPr>
+        <w:t xml:space="preserve">(Lawrence C. Evans), Chs. 5–6 — Sobolev spaces and second-order elliptic theory.</w:t>
       </w:r>
     </w:p>
     <w:p>
@@ -1730,8 +848,6 @@
         <w:rPr>
           <w:bCs/>
           <w:color w:val="1D1C1D"/>
-          <w:sz w:val="20"/>
-          <w:szCs w:val="20"/>
         </w:rPr>
       </w:pPr>
       <w:r>
@@ -1739,8 +855,6 @@
           <w:b/>
           <w:bCs/>
           <w:color w:val="1D1C1D"/>
-          <w:sz w:val="20"/>
-          <w:szCs w:val="20"/>
         </w:rPr>
         <w:t xml:space="preserve">In progress: </w:t>
       </w:r>
@@ -1750,8 +864,6 @@
           <w:i/>
           <w:iCs/>
           <w:color w:val="1D1C1D"/>
-          <w:sz w:val="20"/>
-          <w:szCs w:val="20"/>
         </w:rPr>
         <w:t xml:space="preserve">Real Analysis: Measure Theory, Integration, and Hilbert Spaces </w:t>
       </w:r>
@@ -1759,10 +871,8 @@
         <w:rPr>
           <w:bCs/>
           <w:color w:val="1D1C1D"/>
-          <w:sz w:val="20"/>
-          <w:szCs w:val="20"/>
-        </w:rPr>
-        <w:t>(Elias M. Stein &amp; Rami Shakarchi), Chs. 1–3.</w:t>
+        </w:rPr>
+        <w:t xml:space="preserve">(Elias M. Stein &amp; Rami Shakarchi), Chs. 1–3.</w:t>
       </w:r>
     </w:p>
     <w:p>
@@ -1777,8 +887,6 @@
         <w:rPr>
           <w:bCs/>
           <w:color w:val="1D1C1D"/>
-          <w:sz w:val="20"/>
-          <w:szCs w:val="20"/>
         </w:rPr>
       </w:pPr>
       <w:r>
@@ -1786,8 +894,6 @@
           <w:b/>
           <w:bCs/>
           <w:color w:val="1D1C1D"/>
-          <w:sz w:val="20"/>
-          <w:szCs w:val="20"/>
         </w:rPr>
         <w:t xml:space="preserve">Planned (Fall 2026): </w:t>
       </w:r>
@@ -1797,8 +903,6 @@
           <w:i/>
           <w:iCs/>
           <w:color w:val="1D1C1D"/>
-          <w:sz w:val="20"/>
-          <w:szCs w:val="20"/>
         </w:rPr>
         <w:t xml:space="preserve">Measure Theory and Fine Properties of Functions </w:t>
       </w:r>
@@ -1806,8 +910,6 @@
         <w:rPr>
           <w:bCs/>
           <w:color w:val="1D1C1D"/>
-          <w:sz w:val="20"/>
-          <w:szCs w:val="20"/>
         </w:rPr>
         <w:t xml:space="preserve">(Lawrence C. Evans &amp; Ronald F. Gariepy); </w:t>
       </w:r>
@@ -1817,8 +919,6 @@
           <w:i/>
           <w:iCs/>
           <w:color w:val="1D1C1D"/>
-          <w:sz w:val="20"/>
-          <w:szCs w:val="20"/>
         </w:rPr>
         <w:t xml:space="preserve">Singular Integrals and Differentiability Properties of Functions </w:t>
       </w:r>
@@ -1826,10 +926,8 @@
         <w:rPr>
           <w:bCs/>
           <w:color w:val="1D1C1D"/>
-          <w:sz w:val="20"/>
-          <w:szCs w:val="20"/>
-        </w:rPr>
-        <w:t>(Elias M. Stein).</w:t>
+        </w:rPr>
+        <w:t xml:space="preserve">(Elias M. Stein).</w:t>
       </w:r>
     </w:p>
     <w:p>
@@ -1840,8 +938,6 @@
           <w:b/>
           <w:bCs/>
           <w:color w:val="1D1C1D"/>
-          <w:sz w:val="12"/>
-          <w:szCs w:val="12"/>
         </w:rPr>
       </w:pPr>
     </w:p>
@@ -1853,8 +949,6 @@
           <w:b/>
           <w:bCs/>
           <w:color w:val="1D1C1D"/>
-          <w:sz w:val="20"/>
-          <w:szCs w:val="20"/>
         </w:rPr>
       </w:pPr>
       <w:r>
@@ -1862,8 +956,6 @@
           <w:b/>
           <w:bCs/>
           <w:color w:val="1D1C1D"/>
-          <w:sz w:val="20"/>
-          <w:szCs w:val="20"/>
         </w:rPr>
         <w:t>TECHNICAL &amp; COMPUTATIONAL SKILLS</w:t>
         <w:br/>
@@ -1875,8 +967,6 @@
         <w:ind w:right="180"/>
         <w:rPr>
           <w:color w:val="1D1C1D"/>
-          <w:sz w:val="20"/>
-          <w:szCs w:val="20"/>
         </w:rPr>
       </w:pPr>
       <w:r>
@@ -1884,18 +974,15 @@
           <w:b/>
           <w:bCs/>
           <w:color w:val="1D1C1D"/>
-          <w:sz w:val="20"/>
-          <w:szCs w:val="20"/>
         </w:rPr>
         <w:t xml:space="preserve">Mathematics &amp; Control Systems: </w:t>
-      </w:r>
-      <w:r>
-        <w:rPr>
-          <w:color w:val="1D1C1D"/>
-          <w:sz w:val="20"/>
-          <w:szCs w:val="20"/>
-        </w:rPr>
-        <w:t>Operator theory, partial differential equations, semigroup theory, Lyapunov stability analysis, adaptive control, nonlinear control systems</w:t>
+        <w:br/>
+      </w:r>
+      <w:r>
+        <w:rPr>
+          <w:color w:val="1D1C1D"/>
+        </w:rPr>
+        <w:t xml:space="preserve">Operator theory, partial differential equations, semigroup theory, Lyapunov stability analysis, adaptive control, nonlinear control systems</w:t>
       </w:r>
     </w:p>
     <w:p>
@@ -1904,8 +991,6 @@
         <w:ind w:right="180"/>
         <w:rPr>
           <w:color w:val="1D1C1D"/>
-          <w:sz w:val="10"/>
-          <w:szCs w:val="10"/>
         </w:rPr>
       </w:pPr>
     </w:p>
@@ -1915,8 +1000,6 @@
         <w:ind w:right="180"/>
         <w:rPr>
           <w:color w:val="1D1C1D"/>
-          <w:sz w:val="20"/>
-          <w:szCs w:val="20"/>
         </w:rPr>
       </w:pPr>
       <w:r>
@@ -1924,18 +1007,16 @@
           <w:b/>
           <w:bCs/>
           <w:color w:val="1D1C1D"/>
-          <w:sz w:val="20"/>
-          <w:szCs w:val="20"/>
         </w:rPr>
         <w:t>Scientific Machine Learning:</w:t>
       </w:r>
       <w:r>
         <w:rPr>
           <w:color w:val="1D1C1D"/>
-          <w:sz w:val="20"/>
-          <w:szCs w:val="20"/>
-        </w:rPr>
-        <w:t xml:space="preserve"> Kolmogorov–Arnold Networks, system identification, embedded SciML.</w:t>
+        </w:rPr>
+        <w:t xml:space="preserve"> </w:t>
+        <w:br/>
+        <w:t xml:space="preserve">Kolmogorov–Arnold Networks, system identification, embedded SciML.</w:t>
         <w:br/>
         <w:br/>
       </w:r>
@@ -1944,16 +1025,12 @@
           <w:b/>
           <w:bCs/>
           <w:color w:val="1D1C1D"/>
-          <w:sz w:val="20"/>
-          <w:szCs w:val="20"/>
         </w:rPr>
         <w:t>Programming &amp; Hardware:</w:t>
       </w:r>
       <w:r>
         <w:rPr>
           <w:color w:val="1D1C1D"/>
-          <w:sz w:val="20"/>
-          <w:szCs w:val="20"/>
         </w:rPr>
         <w:t xml:space="preserve"> Python (NumPy, SciPy, matplotlib, pandas, PyTorch), C/C++, STM32 CubeIDE, LaTeX (VSCode).</w:t>
       </w:r>
@@ -1964,19 +1041,6 @@
         <w:ind w:right="180"/>
         <w:rPr>
           <w:color w:val="1D1C1D"/>
-          <w:sz w:val="12"/>
-          <w:szCs w:val="12"/>
-        </w:rPr>
-      </w:pPr>
-    </w:p>
-    <w:p>
-      <w:pPr>
-        <w:spacing w:line="240" w:lineRule="auto"/>
-        <w:ind w:right="180"/>
-        <w:rPr>
-          <w:color w:val="1D1C1D"/>
-          <w:sz w:val="12"/>
-          <w:szCs w:val="12"/>
         </w:rPr>
       </w:pPr>
     </w:p>
@@ -1997,7 +1061,7 @@
       <w:headerReference w:type="first" r:id="rId14"/>
       <w:footerReference w:type="first" r:id="rId15"/>
       <w:pgSz w:w="12240" w:h="15840"/>
-      <w:pgMar w:top="864" w:right="864" w:bottom="864" w:left="864" w:header="720" w:footer="720" w:gutter="0"/>
+      <w:pgMar w:top="1008" w:right="1008" w:bottom="1008" w:left="1008" w:header="720" w:footer="720" w:gutter="0"/>
       <w:pgNumType w:start="1"/>
       <w:cols w:space="720"/>
     </w:sectPr>
@@ -4127,8 +3191,8 @@
     <w:rPr>
       <w:rFonts w:ascii="Arial" w:eastAsia="Arial" w:hAnsi="Arial" w:cs="Arial"/>
       <w:kern w:val="0"/>
-      <w:sz w:val="21"/>
-      <w:szCs w:val="21"/>
+      <w:sz w:val="22"/>
+      <w:szCs w:val="22"/>
       <w:lang w:val="en"/>
       <w14:ligatures w14:val="none"/>
     </w:rPr>
@@ -5006,15 +4070,6 @@
 </file>
 
 <file path=customXml/item1.xml><?xml version="1.0" encoding="utf-8"?>
-<?mso-contentType ?>
-<FormTemplates xmlns="http://schemas.microsoft.com/sharepoint/v3/contenttype/forms">
-  <Display>DocumentLibraryForm</Display>
-  <Edit>DocumentLibraryForm</Edit>
-  <New>DocumentLibraryForm</New>
-</FormTemplates>
-</file>
-
-<file path=customXml/item2.xml><?xml version="1.0" encoding="utf-8"?>
 <ct:contentTypeSchema xmlns:ct="http://schemas.microsoft.com/office/2006/metadata/contentType" xmlns:ma="http://schemas.microsoft.com/office/2006/metadata/properties/metaAttributes" ct:_="" ma:_="" ma:contentTypeName="Документ" ma:contentTypeID="0x010100AE5F713ED8B14D4396D16265B509EE73" ma:contentTypeVersion="15" ma:contentTypeDescription="Создание документа." ma:contentTypeScope="" ma:versionID="ebaac3ae5b2a3fe3fc62a90dd8d6517b">
   <xsd:schema xmlns:xsd="http://www.w3.org/2001/XMLSchema" xmlns:xs="http://www.w3.org/2001/XMLSchema" xmlns:p="http://schemas.microsoft.com/office/2006/metadata/properties" xmlns:ns3="8fcac951-c519-4ac6-bd89-e5352741c09f" xmlns:ns4="37eeeb3c-0613-4c76-a3e6-0d484bb27f43" targetNamespace="http://schemas.microsoft.com/office/2006/metadata/properties" ma:root="true" ma:fieldsID="9dbf867a4c7bdaf5c5c7e7b2a7efff8e" ns3:_="" ns4:_="">
     <xsd:import namespace="8fcac951-c519-4ac6-bd89-e5352741c09f"/>
@@ -5247,6 +4302,15 @@
 </ct:contentTypeSchema>
 </file>
 
+<file path=customXml/item2.xml><?xml version="1.0" encoding="utf-8"?>
+<?mso-contentType ?>
+<FormTemplates xmlns="http://schemas.microsoft.com/sharepoint/v3/contenttype/forms">
+  <Display>DocumentLibraryForm</Display>
+  <Edit>DocumentLibraryForm</Edit>
+  <New>DocumentLibraryForm</New>
+</FormTemplates>
+</file>
+
 <file path=customXml/item3.xml><?xml version="1.0" encoding="utf-8"?>
 <p:properties xmlns:p="http://schemas.microsoft.com/office/2006/metadata/properties" xmlns:xsi="http://www.w3.org/2001/XMLSchema-instance" xmlns:pc="http://schemas.microsoft.com/office/infopath/2007/PartnerControls">
   <documentManagement>
@@ -5256,14 +4320,6 @@
 </file>
 
 <file path=customXml/itemProps1.xml><?xml version="1.0" encoding="utf-8"?>
-<ds:datastoreItem xmlns:ds="http://schemas.openxmlformats.org/officeDocument/2006/customXml" ds:itemID="{35AB145F-34C7-4CCF-B13C-232EB761262A}">
-  <ds:schemaRefs>
-    <ds:schemaRef ds:uri="http://schemas.microsoft.com/sharepoint/v3/contenttype/forms"/>
-  </ds:schemaRefs>
-</ds:datastoreItem>
-</file>
-
-<file path=customXml/itemProps2.xml><?xml version="1.0" encoding="utf-8"?>
 <ds:datastoreItem xmlns:ds="http://schemas.openxmlformats.org/officeDocument/2006/customXml" ds:itemID="{388CDBFD-9E0E-4798-B673-1AFED82230F0}">
   <ds:schemaRefs>
     <ds:schemaRef ds:uri="http://schemas.microsoft.com/office/2006/metadata/contentType"/>
@@ -5282,12 +4338,27 @@
 </ds:datastoreItem>
 </file>
 
+<file path=customXml/itemProps2.xml><?xml version="1.0" encoding="utf-8"?>
+<ds:datastoreItem xmlns:ds="http://schemas.openxmlformats.org/officeDocument/2006/customXml" ds:itemID="{35AB145F-34C7-4CCF-B13C-232EB761262A}">
+  <ds:schemaRefs>
+    <ds:schemaRef ds:uri="http://schemas.microsoft.com/sharepoint/v3/contenttype/forms"/>
+  </ds:schemaRefs>
+</ds:datastoreItem>
+</file>
+
 <file path=customXml/itemProps3.xml><?xml version="1.0" encoding="utf-8"?>
 <ds:datastoreItem xmlns:ds="http://schemas.openxmlformats.org/officeDocument/2006/customXml" ds:itemID="{8C706109-B5A6-413F-A229-FB146D360099}">
   <ds:schemaRefs>
+    <ds:schemaRef ds:uri="37eeeb3c-0613-4c76-a3e6-0d484bb27f43"/>
+    <ds:schemaRef ds:uri="http://www.w3.org/XML/1998/namespace"/>
+    <ds:schemaRef ds:uri="http://schemas.openxmlformats.org/package/2006/metadata/core-properties"/>
+    <ds:schemaRef ds:uri="http://schemas.microsoft.com/office/2006/documentManagement/types"/>
+    <ds:schemaRef ds:uri="http://purl.org/dc/elements/1.1/"/>
+    <ds:schemaRef ds:uri="http://schemas.microsoft.com/office/infopath/2007/PartnerControls"/>
     <ds:schemaRef ds:uri="http://schemas.microsoft.com/office/2006/metadata/properties"/>
-    <ds:schemaRef ds:uri="http://schemas.microsoft.com/office/infopath/2007/PartnerControls"/>
     <ds:schemaRef ds:uri="8fcac951-c519-4ac6-bd89-e5352741c09f"/>
+    <ds:schemaRef ds:uri="http://purl.org/dc/dcmitype/"/>
+    <ds:schemaRef ds:uri="http://purl.org/dc/terms/"/>
   </ds:schemaRefs>
 </ds:datastoreItem>
 </file>
--- a/CV_for_MSc.docx
+++ b/CV_for_MSc.docx
@@ -132,6 +132,13 @@
           <w:color w:val="1D1C1D"/>
         </w:rPr>
         <w:t>Kazakh-British Technical University (KBTU)</w:t>
+      </w:r>
+      <w:r>
+        <w:rPr>
+          <w:b/>
+          <w:bCs/>
+          <w:color w:val="1D1C1D"/>
+        </w:rPr>
         <w:br/>
       </w:r>
       <w:r>
@@ -289,7 +296,16 @@
           <w:iCs/>
           <w:color w:val="1D1C1D"/>
         </w:rPr>
-        <w:t xml:space="preserve">Under Review, International Journal of Adaptive Control and Signal Processing.</w:t>
+        <w:t>Major Revision, International Journal</w:t>
+      </w:r>
+      <w:r>
+        <w:rPr>
+          <w:bCs/>
+          <w:i/>
+          <w:iCs/>
+          <w:color w:val="1D1C1D"/>
+        </w:rPr>
+        <w:t xml:space="preserve"> of Adaptive Control and Signal Processing.</w:t>
       </w:r>
     </w:p>
     <w:p>
@@ -328,7 +344,7 @@
           <w:iCs/>
           <w:color w:val="1D1C1D"/>
         </w:rPr>
-        <w:t xml:space="preserve">Expository article; preprint, 34 pp.</w:t>
+        <w:t>Expository article; preprint, 34 pp.</w:t>
       </w:r>
     </w:p>
     <w:p>
@@ -367,7 +383,7 @@
           <w:iCs/>
           <w:color w:val="1D1C1D"/>
         </w:rPr>
-        <w:t xml:space="preserve">Produced with substantial AI assistance under my direction; not yet independently reviewed. Listed with links at hecatetdm.tech/cv.</w:t>
+        <w:t>Produced with substantial AI assistance under my direction; not yet independently reviewed. Listed with links at hecatetdm.tech/cv.</w:t>
       </w:r>
     </w:p>
     <w:p>
@@ -471,7 +487,7 @@
         <w:rPr>
           <w:color w:val="1D1C1D"/>
         </w:rPr>
-        <w:t xml:space="preserve">Developing a novel functional-analytic control architecture drawing upon operator theory and methodologies from Brezis, Evans and Stein.</w:t>
+        <w:t>Developing a novel functional-analytic control architecture drawing upon operator theory and methodologies from Brezis, Evans and Stein.</w:t>
       </w:r>
     </w:p>
     <w:p>
@@ -513,7 +529,7 @@
         <w:rPr>
           <w:color w:val="1D1C1D"/>
         </w:rPr>
-        <w:t xml:space="preserve">Wrote a 34-page expository construction of Leray–Hopf weak solutions to the 2D Navier–Stokes equations on the torus, proving uniqueness in two dimensions and showing where its three-dimensional strong-solution estimate stops.</w:t>
+        <w:t>Wrote a 34-page expository construction of Leray–Hopf weak solutions to the 2D Navier–Stokes equations on the torus, proving uniqueness in two dimensions and showing where its three-dimensional strong-solution estimate stops.</w:t>
       </w:r>
     </w:p>
     <w:p>
@@ -588,7 +604,7 @@
         <w:rPr>
           <w:color w:val="1D1C1D"/>
         </w:rPr>
-        <w:t xml:space="preserve">Derived rigorous Lyapunov stability guarantees (ISS / UUB) over the physically realizable operating envelope, with a certificate that requires no persistent excitation.</w:t>
+        <w:t>Derived rigorous Lyapunov stability guarantees (ISS / UUB) over the physically realizable operating envelope, with a certificate that requires no persistent excitation.</w:t>
       </w:r>
     </w:p>
     <w:p>
@@ -609,7 +625,7 @@
         <w:rPr>
           <w:color w:val="1D1C1D"/>
         </w:rPr>
-        <w:t xml:space="preserve">Evaluated the algorithm on a quadruple-tank benchmark via a 50-seed Monte-Carlo campaign in Python, demonstrating a branch-free per-step runtime bounded a priori and a 7% aggregate tracking improvement over LTV-MPC.</w:t>
+        <w:t>Evaluated the algorithm on a quadruple-tank benchmark via a 50-seed Monte-Carlo campaign in Python, demonstrating a branch-free per-step runtime bounded a priori and a 7% aggregate tracking improvement over LTV-MPC.</w:t>
       </w:r>
     </w:p>
     <w:p>
@@ -676,7 +692,14 @@
         <w:rPr>
           <w:color w:val="1D1C1D"/>
         </w:rPr>
-        <w:t>Designed a certifiable explicit replacement for Linear Time-Varying MPC on the quadruple-tank benchmark in its non-minimum-phase configuration: an analytic feedforward term, a detuned LQR core, and a learned correction behind a gate that vanishes quadratically at the setpoint, making zero steady-state offset and local exponential stability structural rather than dependent on fit quality.</w:t>
+        <w:t xml:space="preserve">Designed a certifiable explicit replacement for Linear Time-Varying MPC on the quadruple-tank benchmark in its non-minimum-phase configuration: an analytic feedforward term, a detuned </w:t>
+      </w:r>
+      <w:r>
+        <w:rPr>
+          <w:color w:val="1D1C1D"/>
+        </w:rPr>
+        <w:lastRenderedPageBreak/>
+        <w:t>LQR core, and a learned correction behind a gate that vanishes quadratically at the setpoint, making zero steady-state offset and local exponential stability structural rather than dependent on fit quality.</w:t>
       </w:r>
     </w:p>
     <w:p>
@@ -762,7 +785,7 @@
         <w:rPr>
           <w:color w:val="1D1C1D"/>
         </w:rPr>
-        <w:t xml:space="preserve">Self-directed graduate sequence in analysis and PDE, directed toward the rigorous study of fluid dynamics:</w:t>
+        <w:t>Self-directed graduate sequence in analysis and PDE, directed toward the rigorous study of fluid dynamics:</w:t>
       </w:r>
     </w:p>
     <w:p>
@@ -833,7 +856,7 @@
           <w:bCs/>
           <w:color w:val="1D1C1D"/>
         </w:rPr>
-        <w:t xml:space="preserve">(Lawrence C. Evans), Chs. 5–6 — Sobolev spaces and second-order elliptic theory.</w:t>
+        <w:t>(Lawrence C. Evans), Chs. 5–6 — Sobolev spaces and second-order elliptic theory.</w:t>
       </w:r>
     </w:p>
     <w:p>
@@ -872,7 +895,7 @@
           <w:bCs/>
           <w:color w:val="1D1C1D"/>
         </w:rPr>
-        <w:t xml:space="preserve">(Elias M. Stein &amp; Rami Shakarchi), Chs. 1–3.</w:t>
+        <w:t>(Elias M. Stein &amp; Rami Shakarchi), Chs. 1–3.</w:t>
       </w:r>
     </w:p>
     <w:p>
@@ -927,7 +950,7 @@
           <w:bCs/>
           <w:color w:val="1D1C1D"/>
         </w:rPr>
-        <w:t xml:space="preserve">(Elias M. Stein).</w:t>
+        <w:t>(Elias M. Stein).</w:t>
       </w:r>
     </w:p>
     <w:p>
@@ -958,6 +981,13 @@
           <w:color w:val="1D1C1D"/>
         </w:rPr>
         <w:t>TECHNICAL &amp; COMPUTATIONAL SKILLS</w:t>
+      </w:r>
+      <w:r>
+        <w:rPr>
+          <w:b/>
+          <w:bCs/>
+          <w:color w:val="1D1C1D"/>
+        </w:rPr>
         <w:br/>
       </w:r>
     </w:p>
@@ -976,13 +1006,20 @@
           <w:color w:val="1D1C1D"/>
         </w:rPr>
         <w:t xml:space="preserve">Mathematics &amp; Control Systems: </w:t>
+      </w:r>
+      <w:r>
+        <w:rPr>
+          <w:b/>
+          <w:bCs/>
+          <w:color w:val="1D1C1D"/>
+        </w:rPr>
         <w:br/>
       </w:r>
       <w:r>
         <w:rPr>
           <w:color w:val="1D1C1D"/>
         </w:rPr>
-        <w:t xml:space="preserve">Operator theory, partial differential equations, semigroup theory, Lyapunov stability analysis, adaptive control, nonlinear control systems</w:t>
+        <w:t>Operator theory, partial differential equations, semigroup theory, Lyapunov stability analysis, adaptive control, nonlinear control systems</w:t>
       </w:r>
     </w:p>
     <w:p>
@@ -1015,9 +1052,24 @@
           <w:color w:val="1D1C1D"/>
         </w:rPr>
         <w:t xml:space="preserve"> </w:t>
+      </w:r>
+      <w:r>
+        <w:rPr>
+          <w:color w:val="1D1C1D"/>
+        </w:rPr>
         <w:br/>
-        <w:t xml:space="preserve">Kolmogorov–Arnold Networks, system identification, embedded SciML.</w:t>
+        <w:t>Kolmogorov–Arnold Networks, system identification, embedded SciML.</w:t>
+      </w:r>
+      <w:r>
+        <w:rPr>
+          <w:color w:val="1D1C1D"/>
+        </w:rPr>
         <w:br/>
+      </w:r>
+      <w:r>
+        <w:rPr>
+          <w:color w:val="1D1C1D"/>
+        </w:rPr>
         <w:br/>
       </w:r>
       <w:r>
@@ -4070,6 +4122,15 @@
 </file>
 
 <file path=customXml/item1.xml><?xml version="1.0" encoding="utf-8"?>
+<?mso-contentType ?>
+<FormTemplates xmlns="http://schemas.microsoft.com/sharepoint/v3/contenttype/forms">
+  <Display>DocumentLibraryForm</Display>
+  <Edit>DocumentLibraryForm</Edit>
+  <New>DocumentLibraryForm</New>
+</FormTemplates>
+</file>
+
+<file path=customXml/item2.xml><?xml version="1.0" encoding="utf-8"?>
 <ct:contentTypeSchema xmlns:ct="http://schemas.microsoft.com/office/2006/metadata/contentType" xmlns:ma="http://schemas.microsoft.com/office/2006/metadata/properties/metaAttributes" ct:_="" ma:_="" ma:contentTypeName="Документ" ma:contentTypeID="0x010100AE5F713ED8B14D4396D16265B509EE73" ma:contentTypeVersion="15" ma:contentTypeDescription="Создание документа." ma:contentTypeScope="" ma:versionID="ebaac3ae5b2a3fe3fc62a90dd8d6517b">
   <xsd:schema xmlns:xsd="http://www.w3.org/2001/XMLSchema" xmlns:xs="http://www.w3.org/2001/XMLSchema" xmlns:p="http://schemas.microsoft.com/office/2006/metadata/properties" xmlns:ns3="8fcac951-c519-4ac6-bd89-e5352741c09f" xmlns:ns4="37eeeb3c-0613-4c76-a3e6-0d484bb27f43" targetNamespace="http://schemas.microsoft.com/office/2006/metadata/properties" ma:root="true" ma:fieldsID="9dbf867a4c7bdaf5c5c7e7b2a7efff8e" ns3:_="" ns4:_="">
     <xsd:import namespace="8fcac951-c519-4ac6-bd89-e5352741c09f"/>
@@ -4302,15 +4363,6 @@
 </ct:contentTypeSchema>
 </file>
 
-<file path=customXml/item2.xml><?xml version="1.0" encoding="utf-8"?>
-<?mso-contentType ?>
-<FormTemplates xmlns="http://schemas.microsoft.com/sharepoint/v3/contenttype/forms">
-  <Display>DocumentLibraryForm</Display>
-  <Edit>DocumentLibraryForm</Edit>
-  <New>DocumentLibraryForm</New>
-</FormTemplates>
-</file>
-
 <file path=customXml/item3.xml><?xml version="1.0" encoding="utf-8"?>
 <p:properties xmlns:p="http://schemas.microsoft.com/office/2006/metadata/properties" xmlns:xsi="http://www.w3.org/2001/XMLSchema-instance" xmlns:pc="http://schemas.microsoft.com/office/infopath/2007/PartnerControls">
   <documentManagement>
@@ -4320,6 +4372,14 @@
 </file>
 
 <file path=customXml/itemProps1.xml><?xml version="1.0" encoding="utf-8"?>
+<ds:datastoreItem xmlns:ds="http://schemas.openxmlformats.org/officeDocument/2006/customXml" ds:itemID="{35AB145F-34C7-4CCF-B13C-232EB761262A}">
+  <ds:schemaRefs>
+    <ds:schemaRef ds:uri="http://schemas.microsoft.com/sharepoint/v3/contenttype/forms"/>
+  </ds:schemaRefs>
+</ds:datastoreItem>
+</file>
+
+<file path=customXml/itemProps2.xml><?xml version="1.0" encoding="utf-8"?>
 <ds:datastoreItem xmlns:ds="http://schemas.openxmlformats.org/officeDocument/2006/customXml" ds:itemID="{388CDBFD-9E0E-4798-B673-1AFED82230F0}">
   <ds:schemaRefs>
     <ds:schemaRef ds:uri="http://schemas.microsoft.com/office/2006/metadata/contentType"/>
@@ -4334,14 +4394,6 @@
     <ds:schemaRef ds:uri="http://purl.org/dc/elements/1.1/"/>
     <ds:schemaRef ds:uri="http://purl.org/dc/terms/"/>
     <ds:schemaRef ds:uri="http://schemas.microsoft.com/internal/obd"/>
-  </ds:schemaRefs>
-</ds:datastoreItem>
-</file>
-
-<file path=customXml/itemProps2.xml><?xml version="1.0" encoding="utf-8"?>
-<ds:datastoreItem xmlns:ds="http://schemas.openxmlformats.org/officeDocument/2006/customXml" ds:itemID="{35AB145F-34C7-4CCF-B13C-232EB761262A}">
-  <ds:schemaRefs>
-    <ds:schemaRef ds:uri="http://schemas.microsoft.com/sharepoint/v3/contenttype/forms"/>
   </ds:schemaRefs>
 </ds:datastoreItem>
 </file>

--- a/CV_for_MSc.docx
+++ b/CV_for_MSc.docx
@@ -257,7 +257,16 @@
           <w:iCs/>
           <w:color w:val="1D1C1D"/>
         </w:rPr>
-        <w:t>Major Revision, Journal of Process Control.</w:t>
+        <w:t>Minor Revision, Journal of Process Control</w:t>
+      </w:r>
+      <w:r>
+        <w:rPr>
+          <w:bCs/>
+          <w:i/>
+          <w:iCs/>
+          <w:color w:val="1D1C1D"/>
+        </w:rPr>
+        <w:t>.</w:t>
       </w:r>
     </w:p>
     <w:p>
@@ -296,16 +305,7 @@
           <w:iCs/>
           <w:color w:val="1D1C1D"/>
         </w:rPr>
-        <w:t>Major Revision, International Journal</w:t>
-      </w:r>
-      <w:r>
-        <w:rPr>
-          <w:bCs/>
-          <w:i/>
-          <w:iCs/>
-          <w:color w:val="1D1C1D"/>
-        </w:rPr>
-        <w:t xml:space="preserve"> of Adaptive Control and Signal Processing.</w:t>
+        <w:t>Major Revision, International Journal of Adaptive Control and Signal Processing.</w:t>
       </w:r>
     </w:p>
     <w:p>
@@ -4122,15 +4122,6 @@
 </file>
 
 <file path=customXml/item1.xml><?xml version="1.0" encoding="utf-8"?>
-<?mso-contentType ?>
-<FormTemplates xmlns="http://schemas.microsoft.com/sharepoint/v3/contenttype/forms">
-  <Display>DocumentLibraryForm</Display>
-  <Edit>DocumentLibraryForm</Edit>
-  <New>DocumentLibraryForm</New>
-</FormTemplates>
-</file>
-
-<file path=customXml/item2.xml><?xml version="1.0" encoding="utf-8"?>
 <ct:contentTypeSchema xmlns:ct="http://schemas.microsoft.com/office/2006/metadata/contentType" xmlns:ma="http://schemas.microsoft.com/office/2006/metadata/properties/metaAttributes" ct:_="" ma:_="" ma:contentTypeName="Документ" ma:contentTypeID="0x010100AE5F713ED8B14D4396D16265B509EE73" ma:contentTypeVersion="15" ma:contentTypeDescription="Создание документа." ma:contentTypeScope="" ma:versionID="ebaac3ae5b2a3fe3fc62a90dd8d6517b">
   <xsd:schema xmlns:xsd="http://www.w3.org/2001/XMLSchema" xmlns:xs="http://www.w3.org/2001/XMLSchema" xmlns:p="http://schemas.microsoft.com/office/2006/metadata/properties" xmlns:ns3="8fcac951-c519-4ac6-bd89-e5352741c09f" xmlns:ns4="37eeeb3c-0613-4c76-a3e6-0d484bb27f43" targetNamespace="http://schemas.microsoft.com/office/2006/metadata/properties" ma:root="true" ma:fieldsID="9dbf867a4c7bdaf5c5c7e7b2a7efff8e" ns3:_="" ns4:_="">
     <xsd:import namespace="8fcac951-c519-4ac6-bd89-e5352741c09f"/>
@@ -4363,6 +4354,15 @@
 </ct:contentTypeSchema>
 </file>
 
+<file path=customXml/item2.xml><?xml version="1.0" encoding="utf-8"?>
+<?mso-contentType ?>
+<FormTemplates xmlns="http://schemas.microsoft.com/sharepoint/v3/contenttype/forms">
+  <Display>DocumentLibraryForm</Display>
+  <Edit>DocumentLibraryForm</Edit>
+  <New>DocumentLibraryForm</New>
+</FormTemplates>
+</file>
+
 <file path=customXml/item3.xml><?xml version="1.0" encoding="utf-8"?>
 <p:properties xmlns:p="http://schemas.microsoft.com/office/2006/metadata/properties" xmlns:xsi="http://www.w3.org/2001/XMLSchema-instance" xmlns:pc="http://schemas.microsoft.com/office/infopath/2007/PartnerControls">
   <documentManagement>
@@ -4372,14 +4372,6 @@
 </file>
 
 <file path=customXml/itemProps1.xml><?xml version="1.0" encoding="utf-8"?>
-<ds:datastoreItem xmlns:ds="http://schemas.openxmlformats.org/officeDocument/2006/customXml" ds:itemID="{35AB145F-34C7-4CCF-B13C-232EB761262A}">
-  <ds:schemaRefs>
-    <ds:schemaRef ds:uri="http://schemas.microsoft.com/sharepoint/v3/contenttype/forms"/>
-  </ds:schemaRefs>
-</ds:datastoreItem>
-</file>
-
-<file path=customXml/itemProps2.xml><?xml version="1.0" encoding="utf-8"?>
 <ds:datastoreItem xmlns:ds="http://schemas.openxmlformats.org/officeDocument/2006/customXml" ds:itemID="{388CDBFD-9E0E-4798-B673-1AFED82230F0}">
   <ds:schemaRefs>
     <ds:schemaRef ds:uri="http://schemas.microsoft.com/office/2006/metadata/contentType"/>
@@ -4394,6 +4386,14 @@
     <ds:schemaRef ds:uri="http://purl.org/dc/elements/1.1/"/>
     <ds:schemaRef ds:uri="http://purl.org/dc/terms/"/>
     <ds:schemaRef ds:uri="http://schemas.microsoft.com/internal/obd"/>
+  </ds:schemaRefs>
+</ds:datastoreItem>
+</file>
+
+<file path=customXml/itemProps2.xml><?xml version="1.0" encoding="utf-8"?>
+<ds:datastoreItem xmlns:ds="http://schemas.openxmlformats.org/officeDocument/2006/customXml" ds:itemID="{35AB145F-34C7-4CCF-B13C-232EB761262A}">
+  <ds:schemaRefs>
+    <ds:schemaRef ds:uri="http://schemas.microsoft.com/sharepoint/v3/contenttype/forms"/>
   </ds:schemaRefs>
 </ds:datastoreItem>
 </file>
